--- a/2_Funds_parser/README texts/2_Module_4b.docx
+++ b/2_Funds_parser/README texts/2_Module_4b.docx
@@ -14,416 +14,102 @@
           <w:b/>
           <w:bCs/>
         </w:rPr>
-        <w:t>What Module 4b does (in order)</w:t>
-      </w:r>
-    </w:p>
-    <w:p>
-      <w:r>
-        <w:t xml:space="preserve">From </w:t>
-      </w:r>
-      <w:hyperlink r:id="rId5" w:anchor="L72" w:tgtFrame="_blank" w:history="1">
-        <w:proofErr w:type="spellStart"/>
+        <w:t>Module 4b — Exact operation breakdown</w:t>
+      </w:r>
+    </w:p>
+    <w:p>
+      <w:pPr>
+        <w:rPr>
+          <w:b/>
+          <w:bCs/>
+        </w:rPr>
+      </w:pPr>
+      <w:r>
+        <w:rPr>
+          <w:b/>
+          <w:bCs/>
+        </w:rPr>
+        <w:t>One-sentence summary: Take Module 4a's survivor list, fetch/update each ticker's ~400-day daily price history, compute a 10-feature ratio matrix per ticker, match against 14 pattern archetypes, compute dual-horizon (3mo + 12mo) composite scores, rank by max composite, and write three outputs for human + machine consumption.</w:t>
+      </w:r>
+    </w:p>
+    <w:p>
+      <w:pPr>
+        <w:rPr>
+          <w:b/>
+          <w:bCs/>
+        </w:rPr>
+      </w:pPr>
+      <w:r>
+        <w:rPr>
+          <w:b/>
+          <w:bCs/>
+        </w:rPr>
+        <w:t>Entry point</w:t>
+      </w:r>
+    </w:p>
+    <w:p>
+      <w:pPr>
+        <w:rPr>
+          <w:b/>
+          <w:bCs/>
+        </w:rPr>
+      </w:pPr>
+      <w:hyperlink r:id="rId5" w:tgtFrame="_blank" w:history="1">
         <w:r>
           <w:rPr>
             <w:rStyle w:val="Hyperlink"/>
+            <w:b/>
+            <w:bCs/>
           </w:rPr>
-          <w:t>src</w:t>
+          <w:t>scripts/4_rank.py</w:t>
         </w:r>
-        <w:proofErr w:type="spellEnd"/>
+      </w:hyperlink>
+      <w:r>
+        <w:rPr>
+          <w:b/>
+          <w:bCs/>
+        </w:rPr>
+        <w:t xml:space="preserve"> → calls </w:t>
+      </w:r>
+      <w:hyperlink r:id="rId6" w:anchor="L72" w:tgtFrame="_blank" w:history="1">
         <w:r>
           <w:rPr>
             <w:rStyle w:val="Hyperlink"/>
+            <w:b/>
+            <w:bCs/>
           </w:rPr>
-          <w:t>/module_4/</w:t>
-        </w:r>
-        <w:proofErr w:type="spellStart"/>
-        <w:r>
-          <w:rPr>
-            <w:rStyle w:val="Hyperlink"/>
-          </w:rPr>
-          <w:t>ranking.py:rank_universe</w:t>
-        </w:r>
-        <w:proofErr w:type="spellEnd"/>
-      </w:hyperlink>
-      <w:r>
-        <w:t>:</w:t>
-      </w:r>
-    </w:p>
-    <w:p>
-      <w:pPr>
-        <w:numPr>
-          <w:ilvl w:val="0"/>
-          <w:numId w:val="1"/>
-        </w:numPr>
-      </w:pPr>
-      <w:r>
-        <w:t>Load survivors_2025Q4.parquet (1,443 tickers from 4a).</w:t>
-      </w:r>
-    </w:p>
-    <w:p>
-      <w:pPr>
-        <w:numPr>
-          <w:ilvl w:val="0"/>
-          <w:numId w:val="1"/>
-        </w:numPr>
-      </w:pPr>
-      <w:r>
-        <w:t>Load </w:t>
-      </w:r>
-      <w:proofErr w:type="spellStart"/>
-      <w:r>
-        <w:fldChar w:fldCharType="begin"/>
-      </w:r>
-      <w:r>
-        <w:instrText>HYPERLINK "vscode-webview://0rplvj44m6i8aipusm815bet8i5rekh0bavmt1ae2nsme4gdobot/2_Funds_parser/config/archetypes.yaml" \t "_blank"</w:instrText>
-      </w:r>
-      <w:r>
-        <w:fldChar w:fldCharType="separate"/>
-      </w:r>
-      <w:r>
-        <w:rPr>
-          <w:rStyle w:val="Hyperlink"/>
-        </w:rPr>
-        <w:t>archetypes.yaml</w:t>
-      </w:r>
-      <w:proofErr w:type="spellEnd"/>
-      <w:r>
-        <w:fldChar w:fldCharType="end"/>
-      </w:r>
-      <w:r>
-        <w:t> + </w:t>
-      </w:r>
-      <w:proofErr w:type="spellStart"/>
-      <w:r>
-        <w:fldChar w:fldCharType="begin"/>
-      </w:r>
-      <w:r>
-        <w:instrText>HYPERLINK "vscode-webview://0rplvj44m6i8aipusm815bet8i5rekh0bavmt1ae2nsme4gdobot/2_Funds_parser/config/ranking.yaml" \t "_blank"</w:instrText>
-      </w:r>
-      <w:r>
-        <w:fldChar w:fldCharType="separate"/>
-      </w:r>
-      <w:r>
-        <w:rPr>
-          <w:rStyle w:val="Hyperlink"/>
-        </w:rPr>
-        <w:t>ranking.yaml</w:t>
-      </w:r>
-      <w:proofErr w:type="spellEnd"/>
-      <w:r>
-        <w:fldChar w:fldCharType="end"/>
-      </w:r>
-      <w:r>
-        <w:t>. Init/open data/</w:t>
-      </w:r>
-      <w:proofErr w:type="spellStart"/>
-      <w:r>
-        <w:t>prices.db</w:t>
-      </w:r>
-      <w:proofErr w:type="spellEnd"/>
-      <w:r>
-        <w:t>.</w:t>
-      </w:r>
-    </w:p>
-    <w:p>
-      <w:pPr>
-        <w:numPr>
-          <w:ilvl w:val="0"/>
-          <w:numId w:val="1"/>
-        </w:numPr>
-      </w:pPr>
-      <w:r>
-        <w:rPr>
-          <w:b/>
-          <w:bCs/>
-        </w:rPr>
-        <w:t>Incremental price fetch.</w:t>
-      </w:r>
-      <w:r>
-        <w:t> For each ticker, look at </w:t>
-      </w:r>
-      <w:proofErr w:type="spellStart"/>
-      <w:r>
-        <w:t>price_fetch_log.last_fetched_at</w:t>
-      </w:r>
-      <w:proofErr w:type="spellEnd"/>
-      <w:r>
-        <w:t>:</w:t>
-      </w:r>
-    </w:p>
-    <w:p>
-      <w:pPr>
-        <w:numPr>
-          <w:ilvl w:val="1"/>
-          <w:numId w:val="1"/>
-        </w:numPr>
-      </w:pPr>
-      <w:r>
-        <w:t>same day → skip;</w:t>
-      </w:r>
-    </w:p>
-    <w:p>
-      <w:pPr>
-        <w:numPr>
-          <w:ilvl w:val="1"/>
-          <w:numId w:val="1"/>
-        </w:numPr>
-      </w:pPr>
-      <w:r>
-        <w:t>no row → </w:t>
-      </w:r>
-      <w:r>
-        <w:rPr>
-          <w:b/>
-          <w:bCs/>
-        </w:rPr>
-        <w:t>cold-start</w:t>
-      </w:r>
-      <w:r>
-        <w:t> fetch ~400 trading days;</w:t>
-      </w:r>
-    </w:p>
-    <w:p>
-      <w:pPr>
-        <w:numPr>
-          <w:ilvl w:val="1"/>
-          <w:numId w:val="1"/>
-        </w:numPr>
-      </w:pPr>
-      <w:r>
-        <w:t>delta → fetch from last_date+1 to today.</w:t>
-      </w:r>
-    </w:p>
-    <w:p>
-      <w:pPr>
-        <w:numPr>
-          <w:ilvl w:val="0"/>
-          <w:numId w:val="1"/>
-        </w:numPr>
-      </w:pPr>
-      <w:r>
-        <w:rPr>
-          <w:b/>
-          <w:bCs/>
-        </w:rPr>
-        <w:t>Compute the 10-feature ratio matrix</w:t>
-      </w:r>
-      <w:r>
-        <w:t> (</w:t>
-      </w:r>
-      <w:hyperlink r:id="rId6" w:anchor="L51" w:tgtFrame="_blank" w:history="1">
-        <w:r>
-          <w:rPr>
-            <w:rStyle w:val="Hyperlink"/>
-          </w:rPr>
-          <w:t>ratios.py:51</w:t>
+          <w:t>ranking.py:rank_universe()</w:t>
         </w:r>
       </w:hyperlink>
-      <w:r>
-        <w:t>) per ticker from the cached </w:t>
-      </w:r>
-      <w:proofErr w:type="spellStart"/>
-      <w:r>
-        <w:t>adjusted_close</w:t>
-      </w:r>
-      <w:proofErr w:type="spellEnd"/>
-      <w:r>
-        <w:t> series.</w:t>
-      </w:r>
-    </w:p>
-    <w:p>
-      <w:pPr>
-        <w:numPr>
-          <w:ilvl w:val="0"/>
-          <w:numId w:val="1"/>
-        </w:numPr>
-      </w:pPr>
-      <w:r>
-        <w:rPr>
-          <w:b/>
-          <w:bCs/>
-        </w:rPr>
-        <w:t>Apply </w:t>
-      </w:r>
-      <w:proofErr w:type="spellStart"/>
-      <w:r>
-        <w:rPr>
-          <w:b/>
-          <w:bCs/>
-        </w:rPr>
-        <w:t>require_min_history_weeks</w:t>
-      </w:r>
-      <w:proofErr w:type="spellEnd"/>
-      <w:r>
-        <w:t> → push young/short-history tickers to </w:t>
-      </w:r>
-      <w:proofErr w:type="spellStart"/>
-      <w:r>
-        <w:fldChar w:fldCharType="begin"/>
-      </w:r>
-      <w:r>
-        <w:instrText>HYPERLINK "vscode-webview://0rplvj44m6i8aipusm815bet8i5rekh0bavmt1ae2nsme4gdobot/2_Funds_parser/_intermediate_outputs/" \t "_blank"</w:instrText>
-      </w:r>
-      <w:r>
-        <w:fldChar w:fldCharType="separate"/>
-      </w:r>
-      <w:r>
-        <w:rPr>
-          <w:rStyle w:val="Hyperlink"/>
-        </w:rPr>
-        <w:t>young_ticker_excluded</w:t>
-      </w:r>
-      <w:proofErr w:type="spellEnd"/>
-      <w:r>
-        <w:rPr>
-          <w:rStyle w:val="Hyperlink"/>
-        </w:rPr>
-        <w:t>_{quarter}.parquet</w:t>
-      </w:r>
-      <w:r>
-        <w:fldChar w:fldCharType="end"/>
-      </w:r>
-      <w:r>
-        <w:t> instead of ranking them.</w:t>
-      </w:r>
-    </w:p>
-    <w:p>
-      <w:pPr>
-        <w:numPr>
-          <w:ilvl w:val="0"/>
-          <w:numId w:val="1"/>
-        </w:numPr>
-      </w:pPr>
-      <w:r>
-        <w:rPr>
-          <w:b/>
-          <w:bCs/>
-        </w:rPr>
-        <w:t>Match each ticker against every archetype</w:t>
-      </w:r>
-      <w:r>
-        <w:t> (</w:t>
-      </w:r>
-      <w:proofErr w:type="spellStart"/>
-      <w:r>
-        <w:fldChar w:fldCharType="begin"/>
-      </w:r>
-      <w:r>
-        <w:instrText>HYPERLINK "vscode-webview://0rplvj44m6i8aipusm815bet8i5rekh0bavmt1ae2nsme4gdobot/2_Funds_parser/src/module_4/archetypes.py" \l "L91" \t "_blank"</w:instrText>
-      </w:r>
-      <w:r>
-        <w:fldChar w:fldCharType="separate"/>
-      </w:r>
-      <w:r>
-        <w:rPr>
-          <w:rStyle w:val="Hyperlink"/>
-        </w:rPr>
-        <w:t>archetypes.py:match_archetypes</w:t>
-      </w:r>
-      <w:proofErr w:type="spellEnd"/>
-      <w:r>
-        <w:fldChar w:fldCharType="end"/>
-      </w:r>
-      <w:r>
-        <w:t>). Pick the qualifying archetype with the highest </w:t>
-      </w:r>
-      <w:proofErr w:type="spellStart"/>
-      <w:r>
-        <w:t>match_confidence</w:t>
-      </w:r>
-      <w:proofErr w:type="spellEnd"/>
-      <w:r>
-        <w:t>; ties broken by largest |</w:t>
-      </w:r>
-      <w:proofErr w:type="spellStart"/>
-      <w:r>
-        <w:t>archetype_score</w:t>
-      </w:r>
-      <w:proofErr w:type="spellEnd"/>
-      <w:r>
-        <w:t>|.</w:t>
-      </w:r>
-    </w:p>
-    <w:p>
-      <w:pPr>
-        <w:numPr>
-          <w:ilvl w:val="0"/>
-          <w:numId w:val="1"/>
-        </w:numPr>
-      </w:pPr>
-      <w:proofErr w:type="spellStart"/>
-      <w:r>
-        <w:t>composite_score</w:t>
-      </w:r>
-      <w:proofErr w:type="spellEnd"/>
-      <w:r>
-        <w:t xml:space="preserve"> = </w:t>
-      </w:r>
-      <w:proofErr w:type="spellStart"/>
-      <w:r>
-        <w:t>archetype_score</w:t>
-      </w:r>
-      <w:proofErr w:type="spellEnd"/>
-      <w:r>
-        <w:t xml:space="preserve"> × </w:t>
-      </w:r>
-      <w:proofErr w:type="spellStart"/>
-      <w:r>
-        <w:t>match_confidence</w:t>
-      </w:r>
-      <w:proofErr w:type="spellEnd"/>
-      <w:r>
-        <w:t>. Sort DESC. Tiebreaker: </w:t>
-      </w:r>
-      <w:proofErr w:type="spellStart"/>
-      <w:r>
-        <w:t>fund_count</w:t>
-      </w:r>
-      <w:proofErr w:type="spellEnd"/>
-      <w:r>
-        <w:t> DESC, then ticker ASC. Assign 1-indexed rank.</w:t>
-      </w:r>
-    </w:p>
-    <w:p>
-      <w:pPr>
-        <w:numPr>
-          <w:ilvl w:val="0"/>
-          <w:numId w:val="1"/>
-        </w:numPr>
-      </w:pPr>
-      <w:r>
-        <w:t>Write </w:t>
-      </w:r>
-      <w:proofErr w:type="spellStart"/>
-      <w:r>
-        <w:t>ranked_candidates</w:t>
-      </w:r>
-      <w:proofErr w:type="spellEnd"/>
-      <w:r>
-        <w:t>_{quarter}.parquet + HTML + XLSX.</w:t>
-      </w:r>
-    </w:p>
-    <w:p>
-      <w:pPr>
-        <w:rPr>
-          <w:b/>
-          <w:bCs/>
-        </w:rPr>
-      </w:pPr>
-    </w:p>
-    <w:p>
-      <w:pPr>
-        <w:rPr>
-          <w:b/>
-          <w:bCs/>
-        </w:rPr>
-      </w:pPr>
-      <w:r>
-        <w:rPr>
-          <w:b/>
-          <w:bCs/>
-        </w:rPr>
-        <w:t>Inputs</w:t>
+    </w:p>
+    <w:p>
+      <w:pPr>
+        <w:rPr>
+          <w:b/>
+          <w:bCs/>
+        </w:rPr>
+      </w:pPr>
+      <w:r>
+        <w:rPr>
+          <w:b/>
+          <w:bCs/>
+        </w:rPr>
+        <w:t>CLI flags: --quarter YYYYQn (default auto-latest), --rerank-only (skip Yahoo fetch, re-run only archetype matching + ranking), -v verbose logging.</w:t>
+      </w:r>
+    </w:p>
+    <w:p>
+      <w:pPr>
+        <w:rPr>
+          <w:b/>
+          <w:bCs/>
+        </w:rPr>
+      </w:pPr>
+      <w:r>
+        <w:rPr>
+          <w:b/>
+          <w:bCs/>
+        </w:rPr>
+        <w:t>Inputs read</w:t>
       </w:r>
     </w:p>
     <w:tbl>
@@ -445,8 +131,8 @@
         <w:tblLook w:val="04A0" w:firstRow="1" w:lastRow="0" w:firstColumn="1" w:lastColumn="0" w:noHBand="0" w:noVBand="1"/>
       </w:tblPr>
       <w:tblGrid>
-        <w:gridCol w:w="4586"/>
-        <w:gridCol w:w="4434"/>
+        <w:gridCol w:w="1470"/>
+        <w:gridCol w:w="7550"/>
       </w:tblGrid>
       <w:tr>
         <w:trPr>
@@ -483,7 +169,7 @@
                 <w:b/>
                 <w:bCs/>
               </w:rPr>
-              <w:t>path</w:t>
+              <w:t>What</w:t>
             </w:r>
           </w:p>
         </w:tc>
@@ -518,12 +204,47 @@
                 <w:b/>
                 <w:bCs/>
               </w:rPr>
-              <w:t>what</w:t>
+              <w:t>Where</w:t>
             </w:r>
           </w:p>
         </w:tc>
       </w:tr>
       <w:tr>
+        <w:tc>
+          <w:tcPr>
+            <w:tcW w:w="0" w:type="auto"/>
+            <w:tcBorders>
+              <w:top w:val="single" w:sz="2" w:space="0" w:color="2A2B2C"/>
+              <w:left w:val="single" w:sz="2" w:space="0" w:color="2A2B2C"/>
+              <w:bottom w:val="single" w:sz="2" w:space="0" w:color="2A2B2C"/>
+              <w:right w:val="single" w:sz="2" w:space="0" w:color="2A2B2C"/>
+            </w:tcBorders>
+            <w:shd w:val="clear" w:color="auto" w:fill="191A1B"/>
+            <w:tcMar>
+              <w:top w:w="30" w:type="dxa"/>
+              <w:left w:w="30" w:type="dxa"/>
+              <w:bottom w:w="30" w:type="dxa"/>
+              <w:right w:w="30" w:type="dxa"/>
+            </w:tcMar>
+            <w:vAlign w:val="center"/>
+            <w:hideMark/>
+          </w:tcPr>
+          <w:p>
+            <w:pPr>
+              <w:rPr>
+                <w:b/>
+                <w:bCs/>
+              </w:rPr>
+            </w:pPr>
+            <w:r>
+              <w:rPr>
+                <w:b/>
+                <w:bCs/>
+              </w:rPr>
+              <w:t>Survivors list</w:t>
+            </w:r>
+          </w:p>
+        </w:tc>
         <w:tc>
           <w:tcPr>
             <w:tcW w:w="0" w:type="auto"/>
@@ -551,39 +272,26 @@
               </w:rPr>
             </w:pPr>
             <w:hyperlink r:id="rId7" w:tgtFrame="_blank" w:history="1">
-              <w:proofErr w:type="spellStart"/>
-              <w:r>
-                <w:rPr>
-                  <w:rStyle w:val="Hyperlink"/>
-                  <w:b/>
-                  <w:bCs/>
-                  <w:i/>
-                  <w:iCs/>
-                </w:rPr>
-                <w:t>intermediate_outputs</w:t>
-              </w:r>
-              <w:proofErr w:type="spellEnd"/>
-              <w:r>
-                <w:rPr>
-                  <w:rStyle w:val="Hyperlink"/>
-                  <w:b/>
-                  <w:bCs/>
-                  <w:i/>
-                  <w:iCs/>
-                </w:rPr>
-                <w:t>/survivors</w:t>
-              </w:r>
               <w:r>
                 <w:rPr>
                   <w:rStyle w:val="Hyperlink"/>
                   <w:b/>
                   <w:bCs/>
                 </w:rPr>
-                <w:t>{quarter}.parquet</w:t>
+                <w:t>_intermediate_outputs/survivors_{quarter}.parquet</w:t>
               </w:r>
             </w:hyperlink>
-          </w:p>
-        </w:tc>
+            <w:r>
+              <w:rPr>
+                <w:b/>
+                <w:bCs/>
+              </w:rPr>
+              <w:t> (Module 4a output; 1,446 rows at $10B cap for 2025Q4)</w:t>
+            </w:r>
+          </w:p>
+        </w:tc>
+      </w:tr>
+      <w:tr>
         <w:tc>
           <w:tcPr>
             <w:tcW w:w="0" w:type="auto"/>
@@ -615,12 +323,10 @@
                 <w:b/>
                 <w:bCs/>
               </w:rPr>
-              <w:t>1,443 rows from 4a — universe + snapshot columns</w:t>
-            </w:r>
-          </w:p>
-        </w:tc>
-      </w:tr>
-      <w:tr>
+              <w:t>Price cache</w:t>
+            </w:r>
+          </w:p>
+        </w:tc>
         <w:tc>
           <w:tcPr>
             <w:tcW w:w="0" w:type="auto"/>
@@ -654,21 +360,20 @@
                   <w:b/>
                   <w:bCs/>
                 </w:rPr>
-                <w:t>data/</w:t>
+                <w:t>data/prices.db</w:t>
               </w:r>
-              <w:proofErr w:type="spellStart"/>
-              <w:r>
-                <w:rPr>
-                  <w:rStyle w:val="Hyperlink"/>
-                  <w:b/>
-                  <w:bCs/>
-                </w:rPr>
-                <w:t>prices.db</w:t>
-              </w:r>
-              <w:proofErr w:type="spellEnd"/>
             </w:hyperlink>
-          </w:p>
-        </w:tc>
+            <w:r>
+              <w:rPr>
+                <w:b/>
+                <w:bCs/>
+              </w:rPr>
+              <w:t> — tables prices, ticker_snapshot, price_fetch_log</w:t>
+            </w:r>
+          </w:p>
+        </w:tc>
+      </w:tr>
+      <w:tr>
         <w:tc>
           <w:tcPr>
             <w:tcW w:w="0" w:type="auto"/>
@@ -700,12 +405,10 @@
                 <w:b/>
                 <w:bCs/>
               </w:rPr>
-              <w:t>persistent SQLite cache (snapshots + bars + log)</w:t>
-            </w:r>
-          </w:p>
-        </w:tc>
-      </w:tr>
-      <w:tr>
+              <w:t>Archetype definitions</w:t>
+            </w:r>
+          </w:p>
+        </w:tc>
         <w:tc>
           <w:tcPr>
             <w:tcW w:w="0" w:type="auto"/>
@@ -739,21 +442,20 @@
                   <w:b/>
                   <w:bCs/>
                 </w:rPr>
-                <w:t>config/</w:t>
+                <w:t>config/archetypes.yaml</w:t>
               </w:r>
-              <w:proofErr w:type="spellStart"/>
-              <w:r>
-                <w:rPr>
-                  <w:rStyle w:val="Hyperlink"/>
-                  <w:b/>
-                  <w:bCs/>
-                </w:rPr>
-                <w:t>archetypes.yaml</w:t>
-              </w:r>
-              <w:proofErr w:type="spellEnd"/>
             </w:hyperlink>
-          </w:p>
-        </w:tc>
+            <w:r>
+              <w:rPr>
+                <w:b/>
+                <w:bCs/>
+              </w:rPr>
+              <w:t> (14 archetypes, per-horizon scores + ranges, D19 + D20 enforced at load)</w:t>
+            </w:r>
+          </w:p>
+        </w:tc>
+      </w:tr>
+      <w:tr>
         <w:tc>
           <w:tcPr>
             <w:tcW w:w="0" w:type="auto"/>
@@ -785,12 +487,10 @@
                 <w:b/>
                 <w:bCs/>
               </w:rPr>
-              <w:t>8 trajectory patterns</w:t>
-            </w:r>
-          </w:p>
-        </w:tc>
-      </w:tr>
-      <w:tr>
+              <w:t>Ranking knobs</w:t>
+            </w:r>
+          </w:p>
+        </w:tc>
         <w:tc>
           <w:tcPr>
             <w:tcW w:w="0" w:type="auto"/>
@@ -824,63 +524,16 @@
                   <w:b/>
                   <w:bCs/>
                 </w:rPr>
-                <w:t>config/</w:t>
+                <w:t>config/ranking.yaml</w:t>
               </w:r>
-              <w:proofErr w:type="spellStart"/>
-              <w:r>
-                <w:rPr>
-                  <w:rStyle w:val="Hyperlink"/>
-                  <w:b/>
-                  <w:bCs/>
-                </w:rPr>
-                <w:t>ranking.yaml</w:t>
-              </w:r>
-              <w:proofErr w:type="spellEnd"/>
             </w:hyperlink>
-          </w:p>
-        </w:tc>
-        <w:tc>
-          <w:tcPr>
-            <w:tcW w:w="0" w:type="auto"/>
-            <w:tcBorders>
-              <w:top w:val="single" w:sz="2" w:space="0" w:color="2A2B2C"/>
-              <w:left w:val="single" w:sz="2" w:space="0" w:color="2A2B2C"/>
-              <w:bottom w:val="single" w:sz="2" w:space="0" w:color="2A2B2C"/>
-              <w:right w:val="single" w:sz="2" w:space="0" w:color="2A2B2C"/>
-            </w:tcBorders>
-            <w:shd w:val="clear" w:color="auto" w:fill="191A1B"/>
-            <w:tcMar>
-              <w:top w:w="30" w:type="dxa"/>
-              <w:left w:w="30" w:type="dxa"/>
-              <w:bottom w:w="30" w:type="dxa"/>
-              <w:right w:w="30" w:type="dxa"/>
-            </w:tcMar>
-            <w:vAlign w:val="center"/>
-            <w:hideMark/>
-          </w:tcPr>
-          <w:p>
-            <w:pPr>
+            <w:r>
               <w:rPr>
                 <w:b/>
                 <w:bCs/>
               </w:rPr>
-            </w:pPr>
-            <w:r>
-              <w:rPr>
-                <w:b/>
-                <w:bCs/>
-              </w:rPr>
-              <w:t xml:space="preserve">thresholds + </w:t>
-            </w:r>
-            <w:proofErr w:type="spellStart"/>
-            <w:r>
-              <w:rPr>
-                <w:b/>
-                <w:bCs/>
-              </w:rPr>
-              <w:t>tunables</w:t>
-            </w:r>
-            <w:proofErr w:type="spellEnd"/>
+              <w:t> (horizons, alpha, min_confidence, thresholds, tiebreakers, fetch tuning)</w:t>
+            </w:r>
           </w:p>
         </w:tc>
       </w:tr>
@@ -897,16 +550,31 @@
           <w:b/>
           <w:bCs/>
         </w:rPr>
-        <w:t>SQLite tables (schema in </w:t>
-      </w:r>
-      <w:hyperlink r:id="rId11" w:anchor="L141-L179" w:tgtFrame="_blank" w:history="1">
+        <w:t>Step-by-step</w:t>
+      </w:r>
+    </w:p>
+    <w:p>
+      <w:pPr>
+        <w:rPr>
+          <w:b/>
+          <w:bCs/>
+        </w:rPr>
+      </w:pPr>
+      <w:r>
+        <w:rPr>
+          <w:b/>
+          <w:bCs/>
+        </w:rPr>
+        <w:t xml:space="preserve">Step 1 — Load configs + survivors. </w:t>
+      </w:r>
+      <w:hyperlink r:id="rId11" w:anchor="L79" w:tgtFrame="_blank" w:history="1">
         <w:r>
           <w:rPr>
             <w:rStyle w:val="Hyperlink"/>
             <w:b/>
             <w:bCs/>
           </w:rPr>
-          <w:t>prices.py:141-179</w:t>
+          <w:t>ranking.py:79-98</w:t>
         </w:r>
       </w:hyperlink>
       <w:r>
@@ -914,418 +582,16 @@
           <w:b/>
           <w:bCs/>
         </w:rPr>
-        <w:t>)</w:t>
-      </w:r>
-    </w:p>
-    <w:p>
-      <w:pPr>
-        <w:rPr>
-          <w:b/>
-          <w:bCs/>
-        </w:rPr>
-      </w:pPr>
-      <w:r>
-        <w:rPr>
-          <w:b/>
-          <w:bCs/>
-        </w:rPr>
-        <w:t>prices(</w:t>
-      </w:r>
-    </w:p>
-    <w:p>
-      <w:pPr>
-        <w:rPr>
-          <w:b/>
-          <w:bCs/>
-        </w:rPr>
-      </w:pPr>
-      <w:r>
-        <w:rPr>
-          <w:b/>
-          <w:bCs/>
-        </w:rPr>
-        <w:t xml:space="preserve">    ticker TEXT, date TEXT,</w:t>
-      </w:r>
-    </w:p>
-    <w:p>
-      <w:pPr>
-        <w:rPr>
-          <w:b/>
-          <w:bCs/>
-        </w:rPr>
-      </w:pPr>
-      <w:r>
-        <w:rPr>
-          <w:b/>
-          <w:bCs/>
-        </w:rPr>
-        <w:t xml:space="preserve">    close REAL,           -- raw close (reference)</w:t>
-      </w:r>
-    </w:p>
-    <w:p>
-      <w:pPr>
-        <w:rPr>
-          <w:b/>
-          <w:bCs/>
-        </w:rPr>
-      </w:pPr>
-      <w:r>
-        <w:rPr>
-          <w:b/>
-          <w:bCs/>
-        </w:rPr>
-        <w:t xml:space="preserve">    </w:t>
-      </w:r>
-      <w:proofErr w:type="spellStart"/>
-      <w:r>
-        <w:rPr>
-          <w:b/>
-          <w:bCs/>
-        </w:rPr>
-        <w:t>adjusted_close</w:t>
-      </w:r>
-      <w:proofErr w:type="spellEnd"/>
-      <w:r>
-        <w:rPr>
-          <w:b/>
-          <w:bCs/>
-        </w:rPr>
-        <w:t xml:space="preserve"> REAL,  -- split/dividend-adjusted, used for ALL ratios</w:t>
-      </w:r>
-    </w:p>
-    <w:p>
-      <w:pPr>
-        <w:rPr>
-          <w:b/>
-          <w:bCs/>
-        </w:rPr>
-      </w:pPr>
-      <w:r>
-        <w:rPr>
-          <w:b/>
-          <w:bCs/>
-        </w:rPr>
-        <w:t xml:space="preserve">    volume INTEGER,</w:t>
-      </w:r>
-    </w:p>
-    <w:p>
-      <w:pPr>
-        <w:rPr>
-          <w:b/>
-          <w:bCs/>
-        </w:rPr>
-      </w:pPr>
-      <w:r>
-        <w:rPr>
-          <w:b/>
-          <w:bCs/>
-        </w:rPr>
-        <w:lastRenderedPageBreak/>
-        <w:t xml:space="preserve">    PRIMARY KEY(ticker, date)</w:t>
-      </w:r>
-    </w:p>
-    <w:p>
-      <w:pPr>
-        <w:rPr>
-          <w:b/>
-          <w:bCs/>
-        </w:rPr>
-      </w:pPr>
-      <w:r>
-        <w:rPr>
-          <w:b/>
-          <w:bCs/>
-        </w:rPr>
-        <w:t>)</w:t>
-      </w:r>
-    </w:p>
-    <w:p>
-      <w:pPr>
-        <w:rPr>
-          <w:b/>
-          <w:bCs/>
-        </w:rPr>
-      </w:pPr>
-    </w:p>
-    <w:p>
-      <w:pPr>
-        <w:rPr>
-          <w:b/>
-          <w:bCs/>
-        </w:rPr>
-      </w:pPr>
-      <w:proofErr w:type="spellStart"/>
-      <w:r>
-        <w:rPr>
-          <w:b/>
-          <w:bCs/>
-        </w:rPr>
-        <w:t>price_fetch_log</w:t>
-      </w:r>
-      <w:proofErr w:type="spellEnd"/>
-      <w:r>
-        <w:rPr>
-          <w:b/>
-          <w:bCs/>
-        </w:rPr>
-        <w:t>(</w:t>
-      </w:r>
-    </w:p>
-    <w:p>
-      <w:pPr>
-        <w:rPr>
-          <w:b/>
-          <w:bCs/>
-        </w:rPr>
-      </w:pPr>
-      <w:r>
-        <w:rPr>
-          <w:b/>
-          <w:bCs/>
-        </w:rPr>
-        <w:t xml:space="preserve">    ticker PRIMARY KEY,</w:t>
-      </w:r>
-    </w:p>
-    <w:p>
-      <w:pPr>
-        <w:rPr>
-          <w:b/>
-          <w:bCs/>
-        </w:rPr>
-      </w:pPr>
-      <w:r>
-        <w:rPr>
-          <w:b/>
-          <w:bCs/>
-        </w:rPr>
-        <w:t xml:space="preserve">    </w:t>
-      </w:r>
-      <w:proofErr w:type="spellStart"/>
-      <w:r>
-        <w:rPr>
-          <w:b/>
-          <w:bCs/>
-        </w:rPr>
-        <w:t>first_date</w:t>
-      </w:r>
-      <w:proofErr w:type="spellEnd"/>
-      <w:r>
-        <w:rPr>
-          <w:b/>
-          <w:bCs/>
-        </w:rPr>
-        <w:t xml:space="preserve">, </w:t>
-      </w:r>
-      <w:proofErr w:type="spellStart"/>
-      <w:r>
-        <w:rPr>
-          <w:b/>
-          <w:bCs/>
-        </w:rPr>
-        <w:t>last_date</w:t>
-      </w:r>
-      <w:proofErr w:type="spellEnd"/>
-      <w:r>
-        <w:rPr>
-          <w:b/>
-          <w:bCs/>
-        </w:rPr>
-        <w:t>,        -- ISO date bounds in the prices table</w:t>
-      </w:r>
-    </w:p>
-    <w:p>
-      <w:pPr>
-        <w:rPr>
-          <w:b/>
-          <w:bCs/>
-        </w:rPr>
-      </w:pPr>
-      <w:r>
-        <w:rPr>
-          <w:b/>
-          <w:bCs/>
-        </w:rPr>
-        <w:t xml:space="preserve">    </w:t>
-      </w:r>
-      <w:proofErr w:type="spellStart"/>
-      <w:r>
-        <w:rPr>
-          <w:b/>
-          <w:bCs/>
-        </w:rPr>
-        <w:t>last_fetched_at</w:t>
-      </w:r>
-      <w:proofErr w:type="spellEnd"/>
-      <w:r>
-        <w:rPr>
-          <w:b/>
-          <w:bCs/>
-        </w:rPr>
-        <w:t>,              -- ISO datetime UTC, used for same-day skip</w:t>
-      </w:r>
-    </w:p>
-    <w:p>
-      <w:pPr>
-        <w:rPr>
-          <w:b/>
-          <w:bCs/>
-        </w:rPr>
-      </w:pPr>
-      <w:r>
-        <w:rPr>
-          <w:b/>
-          <w:bCs/>
-        </w:rPr>
-        <w:t xml:space="preserve">    source DEFAULT '</w:t>
-      </w:r>
-      <w:proofErr w:type="spellStart"/>
-      <w:r>
-        <w:rPr>
-          <w:b/>
-          <w:bCs/>
-        </w:rPr>
-        <w:t>yfinance</w:t>
-      </w:r>
-      <w:proofErr w:type="spellEnd"/>
-      <w:r>
-        <w:rPr>
-          <w:b/>
-          <w:bCs/>
-        </w:rPr>
-        <w:t>',</w:t>
-      </w:r>
-    </w:p>
-    <w:p>
-      <w:pPr>
-        <w:rPr>
-          <w:b/>
-          <w:bCs/>
-        </w:rPr>
-      </w:pPr>
-      <w:r>
-        <w:rPr>
-          <w:b/>
-          <w:bCs/>
-        </w:rPr>
-        <w:t xml:space="preserve">    </w:t>
-      </w:r>
-      <w:proofErr w:type="spellStart"/>
-      <w:r>
-        <w:rPr>
-          <w:b/>
-          <w:bCs/>
-        </w:rPr>
-        <w:t>fetch_status</w:t>
-      </w:r>
-      <w:proofErr w:type="spellEnd"/>
-      <w:r>
-        <w:rPr>
-          <w:b/>
-          <w:bCs/>
-        </w:rPr>
-        <w:t>,                 -- 'ok' | 'partial' | 'failed'</w:t>
-      </w:r>
-    </w:p>
-    <w:p>
-      <w:pPr>
-        <w:rPr>
-          <w:b/>
-          <w:bCs/>
-        </w:rPr>
-      </w:pPr>
-      <w:r>
-        <w:rPr>
-          <w:b/>
-          <w:bCs/>
-        </w:rPr>
-        <w:t xml:space="preserve">    </w:t>
-      </w:r>
-      <w:proofErr w:type="spellStart"/>
-      <w:r>
-        <w:rPr>
-          <w:b/>
-          <w:bCs/>
-        </w:rPr>
-        <w:t>fetch_error</w:t>
-      </w:r>
-      <w:proofErr w:type="spellEnd"/>
-    </w:p>
-    <w:p>
-      <w:pPr>
-        <w:rPr>
-          <w:b/>
-          <w:bCs/>
-        </w:rPr>
-      </w:pPr>
-      <w:r>
-        <w:rPr>
-          <w:b/>
-          <w:bCs/>
-        </w:rPr>
-        <w:t>)</w:t>
-      </w:r>
-    </w:p>
-    <w:p>
-      <w:pPr>
-        <w:rPr>
-          <w:b/>
-          <w:bCs/>
-        </w:rPr>
-      </w:pPr>
-    </w:p>
-    <w:p>
-      <w:pPr>
-        <w:rPr>
-          <w:b/>
-          <w:bCs/>
-        </w:rPr>
-      </w:pPr>
-      <w:r>
-        <w:rPr>
-          <w:b/>
-          <w:bCs/>
-        </w:rPr>
-        <w:t xml:space="preserve">PRAGMA </w:t>
-      </w:r>
-      <w:proofErr w:type="spellStart"/>
-      <w:r>
-        <w:rPr>
-          <w:b/>
-          <w:bCs/>
-        </w:rPr>
-        <w:t>journal_mode</w:t>
-      </w:r>
-      <w:proofErr w:type="spellEnd"/>
-      <w:r>
-        <w:rPr>
-          <w:b/>
-          <w:bCs/>
-        </w:rPr>
-        <w:t>=WAL</w:t>
-      </w:r>
-    </w:p>
-    <w:p>
-      <w:pPr>
-        <w:rPr>
-          <w:b/>
-          <w:bCs/>
-        </w:rPr>
-      </w:pPr>
-      <w:r>
-        <w:rPr>
-          <w:b/>
-          <w:bCs/>
-        </w:rPr>
-        <w:t>Step 1 — Load + setup (</w:t>
-      </w:r>
-      <w:hyperlink r:id="rId12" w:anchor="L79-L101" w:tgtFrame="_blank" w:history="1">
+        <w:t xml:space="preserve">. Reads survivors parquet into a DataFrame; calls </w:t>
+      </w:r>
+      <w:hyperlink r:id="rId12" w:anchor="L26" w:tgtFrame="_blank" w:history="1">
         <w:r>
           <w:rPr>
             <w:rStyle w:val="Hyperlink"/>
             <w:b/>
             <w:bCs/>
           </w:rPr>
-          <w:t>ranking.py:79-101</w:t>
+          <w:t>load_archetypes()</w:t>
         </w:r>
       </w:hyperlink>
       <w:r>
@@ -1333,148 +599,31 @@
           <w:b/>
           <w:bCs/>
         </w:rPr>
-        <w:t>)</w:t>
-      </w:r>
-    </w:p>
-    <w:p>
-      <w:pPr>
-        <w:numPr>
-          <w:ilvl w:val="0"/>
-          <w:numId w:val="4"/>
-        </w:numPr>
-        <w:rPr>
-          <w:b/>
-          <w:bCs/>
-        </w:rPr>
-      </w:pPr>
-      <w:r>
-        <w:rPr>
-          <w:b/>
-          <w:bCs/>
-        </w:rPr>
-        <w:t>Resolve quarter (auto-latest from DB, or explicit).</w:t>
-      </w:r>
-    </w:p>
-    <w:p>
-      <w:pPr>
-        <w:numPr>
-          <w:ilvl w:val="0"/>
-          <w:numId w:val="4"/>
-        </w:numPr>
-        <w:rPr>
-          <w:b/>
-          <w:bCs/>
-        </w:rPr>
-      </w:pPr>
-      <w:r>
-        <w:rPr>
-          <w:b/>
-          <w:bCs/>
-        </w:rPr>
-        <w:t xml:space="preserve">Read survivors parquet → </w:t>
-      </w:r>
-      <w:proofErr w:type="spellStart"/>
-      <w:r>
-        <w:rPr>
-          <w:b/>
-          <w:bCs/>
-        </w:rPr>
-        <w:t>DataFrame</w:t>
-      </w:r>
-      <w:proofErr w:type="spellEnd"/>
-      <w:r>
-        <w:rPr>
-          <w:b/>
-          <w:bCs/>
-        </w:rPr>
-        <w:t>.</w:t>
-      </w:r>
-    </w:p>
-    <w:p>
-      <w:pPr>
-        <w:numPr>
-          <w:ilvl w:val="0"/>
-          <w:numId w:val="4"/>
-        </w:numPr>
-        <w:rPr>
-          <w:b/>
-          <w:bCs/>
-        </w:rPr>
-      </w:pPr>
-      <w:r>
-        <w:rPr>
-          <w:b/>
-          <w:bCs/>
-        </w:rPr>
-        <w:t>Validate + load both YAMLs.</w:t>
-      </w:r>
-    </w:p>
-    <w:p>
-      <w:pPr>
-        <w:numPr>
-          <w:ilvl w:val="0"/>
-          <w:numId w:val="4"/>
-        </w:numPr>
-        <w:rPr>
-          <w:b/>
-          <w:bCs/>
-        </w:rPr>
-      </w:pPr>
-      <w:proofErr w:type="spellStart"/>
-      <w:r>
-        <w:rPr>
-          <w:b/>
-          <w:bCs/>
-        </w:rPr>
-        <w:t>init_prices_db</w:t>
-      </w:r>
-      <w:proofErr w:type="spellEnd"/>
-      <w:r>
-        <w:rPr>
-          <w:b/>
-          <w:bCs/>
-        </w:rPr>
-        <w:t>(</w:t>
-      </w:r>
-      <w:proofErr w:type="spellStart"/>
-      <w:r>
-        <w:rPr>
-          <w:b/>
-          <w:bCs/>
-        </w:rPr>
-        <w:t>db_path</w:t>
-      </w:r>
-      <w:proofErr w:type="spellEnd"/>
-      <w:r>
-        <w:rPr>
-          <w:b/>
-          <w:bCs/>
-        </w:rPr>
-        <w:t>) — CREATE TABLE IF NOT EXISTS + WAL.</w:t>
-      </w:r>
-    </w:p>
-    <w:p>
-      <w:pPr>
-        <w:rPr>
-          <w:b/>
-          <w:bCs/>
-        </w:rPr>
-      </w:pPr>
-      <w:r>
-        <w:rPr>
-          <w:b/>
-          <w:bCs/>
-        </w:rPr>
-        <w:t>Step 2 — Incremental price fetch (</w:t>
-      </w:r>
-      <w:hyperlink r:id="rId13" w:anchor="L583-L684" w:tgtFrame="_blank" w:history="1">
+        <w:t xml:space="preserve"> which validates per-horizon D19 (unique integers in [-10, +10] \ {0} per column). load_ranking_config() pulls alpha=0.7, min_confidence=0.70, horizons=["3mo","12mo"].</w:t>
+      </w:r>
+    </w:p>
+    <w:p>
+      <w:pPr>
+        <w:rPr>
+          <w:b/>
+          <w:bCs/>
+        </w:rPr>
+      </w:pPr>
+      <w:r>
+        <w:rPr>
+          <w:b/>
+          <w:bCs/>
+        </w:rPr>
+        <w:t xml:space="preserve">Step 2 — Incremental price fetch. </w:t>
+      </w:r>
+      <w:hyperlink r:id="rId13" w:anchor="L103" w:tgtFrame="_blank" w:history="1">
         <w:r>
           <w:rPr>
             <w:rStyle w:val="Hyperlink"/>
             <w:b/>
             <w:bCs/>
           </w:rPr>
-          <w:t>prices.py:583-684</w:t>
+          <w:t>ranking.py:103-119</w:t>
         </w:r>
       </w:hyperlink>
       <w:r>
@@ -1482,188 +631,16 @@
           <w:b/>
           <w:bCs/>
         </w:rPr>
-        <w:t>)</w:t>
-      </w:r>
-    </w:p>
-    <w:p>
-      <w:pPr>
-        <w:rPr>
-          <w:b/>
-          <w:bCs/>
-        </w:rPr>
-      </w:pPr>
-      <w:r>
-        <w:rPr>
-          <w:b/>
-          <w:bCs/>
-        </w:rPr>
-        <w:t>Skipped entirely when --</w:t>
-      </w:r>
-      <w:proofErr w:type="spellStart"/>
-      <w:r>
-        <w:rPr>
-          <w:b/>
-          <w:bCs/>
-        </w:rPr>
-        <w:t>rerank</w:t>
-      </w:r>
-      <w:proofErr w:type="spellEnd"/>
-      <w:r>
-        <w:rPr>
-          <w:b/>
-          <w:bCs/>
-        </w:rPr>
-        <w:t>-only. Otherwise, for each ticker the decision tree is:</w:t>
-      </w:r>
-    </w:p>
-    <w:p>
-      <w:pPr>
-        <w:rPr>
-          <w:b/>
-          <w:bCs/>
-        </w:rPr>
-      </w:pPr>
-      <w:proofErr w:type="spellStart"/>
-      <w:r>
-        <w:rPr>
-          <w:b/>
-          <w:bCs/>
-        </w:rPr>
-        <w:t>last_fetched_at</w:t>
-      </w:r>
-      <w:proofErr w:type="spellEnd"/>
-      <w:r>
-        <w:rPr>
-          <w:b/>
-          <w:bCs/>
-        </w:rPr>
-        <w:t xml:space="preserve"> == today UTC?     → skip (idempotent same-day re-runs)</w:t>
-      </w:r>
-    </w:p>
-    <w:p>
-      <w:pPr>
-        <w:rPr>
-          <w:b/>
-          <w:bCs/>
-        </w:rPr>
-      </w:pPr>
-      <w:r>
-        <w:rPr>
-          <w:b/>
-          <w:bCs/>
-        </w:rPr>
-        <w:t xml:space="preserve">no log row OR </w:t>
-      </w:r>
-      <w:proofErr w:type="spellStart"/>
-      <w:r>
-        <w:rPr>
-          <w:b/>
-          <w:bCs/>
-        </w:rPr>
-        <w:t>last_date</w:t>
-      </w:r>
-      <w:proofErr w:type="spellEnd"/>
-      <w:r>
-        <w:rPr>
-          <w:b/>
-          <w:bCs/>
-        </w:rPr>
-        <w:t xml:space="preserve"> missing?  → COLD bucket</w:t>
-      </w:r>
-    </w:p>
-    <w:p>
-      <w:pPr>
-        <w:rPr>
-          <w:b/>
-          <w:bCs/>
-        </w:rPr>
-      </w:pPr>
-      <w:proofErr w:type="spellStart"/>
-      <w:r>
-        <w:rPr>
-          <w:b/>
-          <w:bCs/>
-        </w:rPr>
-        <w:t>last_date</w:t>
-      </w:r>
-      <w:proofErr w:type="spellEnd"/>
-      <w:r>
-        <w:rPr>
-          <w:b/>
-          <w:bCs/>
-        </w:rPr>
-        <w:t xml:space="preserve"> &gt;= today?               → skip</w:t>
-      </w:r>
-    </w:p>
-    <w:p>
-      <w:pPr>
-        <w:rPr>
-          <w:b/>
-          <w:bCs/>
-        </w:rPr>
-      </w:pPr>
-      <w:r>
-        <w:rPr>
-          <w:b/>
-          <w:bCs/>
-        </w:rPr>
-        <w:t xml:space="preserve">else                              → DELTA bucket (start = </w:t>
-      </w:r>
-      <w:proofErr w:type="spellStart"/>
-      <w:r>
-        <w:rPr>
-          <w:b/>
-          <w:bCs/>
-        </w:rPr>
-        <w:t>last_date</w:t>
-      </w:r>
-      <w:proofErr w:type="spellEnd"/>
-      <w:r>
-        <w:rPr>
-          <w:b/>
-          <w:bCs/>
-        </w:rPr>
-        <w:t xml:space="preserve"> + 1)</w:t>
-      </w:r>
-    </w:p>
-    <w:p>
-      <w:pPr>
-        <w:rPr>
-          <w:b/>
-          <w:bCs/>
-        </w:rPr>
-      </w:pPr>
-      <w:r>
-        <w:rPr>
-          <w:b/>
-          <w:bCs/>
-        </w:rPr>
-        <w:t xml:space="preserve">Cold bucket is fetched in batches of 100 via one </w:t>
-      </w:r>
-      <w:proofErr w:type="spellStart"/>
-      <w:r>
-        <w:rPr>
-          <w:b/>
-          <w:bCs/>
-        </w:rPr>
-        <w:t>yf.download</w:t>
-      </w:r>
-      <w:proofErr w:type="spellEnd"/>
-      <w:r>
-        <w:rPr>
-          <w:b/>
-          <w:bCs/>
-        </w:rPr>
-        <w:t>(...) call per batch (</w:t>
-      </w:r>
-      <w:hyperlink r:id="rId14" w:anchor="L457" w:tgtFrame="_blank" w:history="1">
+        <w:t xml:space="preserve">, skipped when --rerank-only. Delegates to </w:t>
+      </w:r>
+      <w:hyperlink r:id="rId14" w:tgtFrame="_blank" w:history="1">
         <w:r>
           <w:rPr>
             <w:rStyle w:val="Hyperlink"/>
             <w:b/>
             <w:bCs/>
           </w:rPr>
-          <w:t>prices.py:457</w:t>
+          <w:t>prices.py:fetch_incremental_prices()</w:t>
         </w:r>
       </w:hyperlink>
       <w:r>
@@ -1671,147 +648,140 @@
           <w:b/>
           <w:bCs/>
         </w:rPr>
-        <w:t>):</w:t>
-      </w:r>
-    </w:p>
-    <w:p>
-      <w:pPr>
-        <w:rPr>
-          <w:b/>
-          <w:bCs/>
-        </w:rPr>
-      </w:pPr>
-      <w:proofErr w:type="spellStart"/>
-      <w:r>
-        <w:rPr>
-          <w:b/>
-          <w:bCs/>
-        </w:rPr>
-        <w:t>yf.download</w:t>
-      </w:r>
-      <w:proofErr w:type="spellEnd"/>
-      <w:r>
-        <w:rPr>
-          <w:b/>
-          <w:bCs/>
-        </w:rPr>
-        <w:t>(</w:t>
-      </w:r>
-    </w:p>
-    <w:p>
-      <w:pPr>
-        <w:rPr>
-          <w:b/>
-          <w:bCs/>
-        </w:rPr>
-      </w:pPr>
-      <w:r>
-        <w:rPr>
-          <w:b/>
-          <w:bCs/>
-        </w:rPr>
-        <w:t xml:space="preserve">    tickers="AAPL MSFT BMY ...",   # space-separated, up to 100</w:t>
-      </w:r>
-    </w:p>
-    <w:p>
-      <w:pPr>
-        <w:rPr>
-          <w:b/>
-          <w:bCs/>
-        </w:rPr>
-      </w:pPr>
-      <w:r>
-        <w:rPr>
-          <w:b/>
-          <w:bCs/>
-        </w:rPr>
-        <w:t xml:space="preserve">    period="400d",                  # </w:t>
-      </w:r>
-      <w:proofErr w:type="spellStart"/>
-      <w:r>
-        <w:rPr>
-          <w:b/>
-          <w:bCs/>
-        </w:rPr>
-        <w:t>ranking.cold_start_period</w:t>
-      </w:r>
-      <w:proofErr w:type="spellEnd"/>
-    </w:p>
-    <w:p>
-      <w:pPr>
-        <w:rPr>
-          <w:b/>
-          <w:bCs/>
-        </w:rPr>
-      </w:pPr>
-      <w:r>
-        <w:rPr>
-          <w:b/>
-          <w:bCs/>
-        </w:rPr>
-        <w:t xml:space="preserve">    interval="1d",</w:t>
-      </w:r>
-    </w:p>
-    <w:p>
-      <w:pPr>
-        <w:rPr>
-          <w:b/>
-          <w:bCs/>
-        </w:rPr>
-      </w:pPr>
-      <w:r>
-        <w:rPr>
-          <w:b/>
-          <w:bCs/>
-        </w:rPr>
-        <w:t xml:space="preserve">    </w:t>
-      </w:r>
-      <w:proofErr w:type="spellStart"/>
-      <w:r>
-        <w:rPr>
-          <w:b/>
-          <w:bCs/>
-        </w:rPr>
-        <w:t>auto_adjust</w:t>
-      </w:r>
-      <w:proofErr w:type="spellEnd"/>
-      <w:r>
-        <w:rPr>
-          <w:b/>
-          <w:bCs/>
-        </w:rPr>
-        <w:t xml:space="preserve">=False,              # so both Close and </w:t>
-      </w:r>
-      <w:proofErr w:type="spellStart"/>
-      <w:r>
-        <w:rPr>
-          <w:b/>
-          <w:bCs/>
-        </w:rPr>
-        <w:t>Adj</w:t>
-      </w:r>
-      <w:proofErr w:type="spellEnd"/>
-      <w:r>
-        <w:rPr>
-          <w:b/>
-          <w:bCs/>
-        </w:rPr>
-        <w:t xml:space="preserve"> Close come back</w:t>
-      </w:r>
-    </w:p>
-    <w:p>
-      <w:pPr>
-        <w:rPr>
-          <w:b/>
-          <w:bCs/>
-        </w:rPr>
-      </w:pPr>
-      <w:r>
-        <w:rPr>
-          <w:b/>
-          <w:bCs/>
-        </w:rPr>
-        <w:t xml:space="preserve">    actions=False,</w:t>
+        <w:t>. For each survivor ticker:</w:t>
+      </w:r>
+    </w:p>
+    <w:p>
+      <w:pPr>
+        <w:numPr>
+          <w:ilvl w:val="0"/>
+          <w:numId w:val="10"/>
+        </w:numPr>
+        <w:rPr>
+          <w:b/>
+          <w:bCs/>
+        </w:rPr>
+      </w:pPr>
+      <w:r>
+        <w:rPr>
+          <w:b/>
+          <w:bCs/>
+        </w:rPr>
+        <w:t>If no bars in prices table → cold-start fetch of last 400 calendar days via batched yf.download(period="400d") at 100 tickers/batch.</w:t>
+      </w:r>
+    </w:p>
+    <w:p>
+      <w:pPr>
+        <w:numPr>
+          <w:ilvl w:val="0"/>
+          <w:numId w:val="10"/>
+        </w:numPr>
+        <w:rPr>
+          <w:b/>
+          <w:bCs/>
+        </w:rPr>
+      </w:pPr>
+      <w:r>
+        <w:rPr>
+          <w:b/>
+          <w:bCs/>
+        </w:rPr>
+        <w:t>If bars exist → fetch only bars after the last known date.</w:t>
+      </w:r>
+    </w:p>
+    <w:p>
+      <w:pPr>
+        <w:numPr>
+          <w:ilvl w:val="0"/>
+          <w:numId w:val="10"/>
+        </w:numPr>
+        <w:rPr>
+          <w:b/>
+          <w:bCs/>
+        </w:rPr>
+      </w:pPr>
+      <w:r>
+        <w:rPr>
+          <w:b/>
+          <w:bCs/>
+        </w:rPr>
+        <w:t>Throttle-aware: 2 req/s token bucket (_BARS_LIMITER), per-call retries with 1s→2s→4s backoff, aborts immediately on YFRateLimitError (sets process-global _THROTTLED_AT). Tickers not yet fetched when throttle fires are marked partial, no fetch_error — next run picks up where it left off.</w:t>
+      </w:r>
+    </w:p>
+    <w:p>
+      <w:pPr>
+        <w:numPr>
+          <w:ilvl w:val="0"/>
+          <w:numId w:val="10"/>
+        </w:numPr>
+        <w:rPr>
+          <w:b/>
+          <w:bCs/>
+        </w:rPr>
+      </w:pPr>
+      <w:r>
+        <w:rPr>
+          <w:b/>
+          <w:bCs/>
+        </w:rPr>
+        <w:t>Writes (ticker, date, adjusted_close, volume) into prices table. Delisted tickers return no data → recorded as failed (e.g. PCH, PLYM, GLDD, HTBK, TGNA in current run).</w:t>
+      </w:r>
+    </w:p>
+    <w:p>
+      <w:pPr>
+        <w:numPr>
+          <w:ilvl w:val="0"/>
+          <w:numId w:val="10"/>
+        </w:numPr>
+        <w:rPr>
+          <w:b/>
+          <w:bCs/>
+        </w:rPr>
+      </w:pPr>
+      <w:r>
+        <w:rPr>
+          <w:b/>
+          <w:bCs/>
+        </w:rPr>
+        <w:t xml:space="preserve">Returns dict[ticker -&gt; status] where status </w:t>
+      </w:r>
+      <w:r>
+        <w:rPr>
+          <w:rFonts w:ascii="Cambria Math" w:hAnsi="Cambria Math" w:cs="Cambria Math"/>
+          <w:b/>
+          <w:bCs/>
+        </w:rPr>
+        <w:t>∈</w:t>
+      </w:r>
+      <w:r>
+        <w:rPr>
+          <w:rFonts w:ascii="Calibri" w:hAnsi="Calibri" w:cs="Calibri"/>
+          <w:b/>
+          <w:bCs/>
+        </w:rPr>
+        <w:t> </w:t>
+      </w:r>
+      <w:r>
+        <w:rPr>
+          <w:b/>
+          <w:bCs/>
+        </w:rPr>
+        <w:t>{ok, partial, failed}.</w:t>
+      </w:r>
+    </w:p>
+    <w:p>
+      <w:pPr>
+        <w:rPr>
+          <w:b/>
+          <w:bCs/>
+        </w:rPr>
+      </w:pPr>
+      <w:r>
+        <w:rPr>
+          <w:b/>
+          <w:bCs/>
+        </w:rPr>
+        <w:t>Typical 2025Q4 run: 1,444 ok / 2 failed out of 1,446. Cold-start wall: ~10-15 min; warm (bars just for new days): ~2 min.</w:t>
       </w:r>
     </w:p>
     <w:p>
@@ -1827,244 +797,175 @@
           <w:bCs/>
         </w:rPr>
         <w:lastRenderedPageBreak/>
-        <w:t xml:space="preserve">    </w:t>
-      </w:r>
-      <w:proofErr w:type="spellStart"/>
-      <w:r>
-        <w:rPr>
-          <w:b/>
-          <w:bCs/>
-        </w:rPr>
-        <w:t>group_by</w:t>
-      </w:r>
-      <w:proofErr w:type="spellEnd"/>
-      <w:r>
-        <w:rPr>
-          <w:b/>
-          <w:bCs/>
-        </w:rPr>
-        <w:t>="ticker",</w:t>
-      </w:r>
-    </w:p>
-    <w:p>
-      <w:pPr>
-        <w:rPr>
-          <w:b/>
-          <w:bCs/>
-        </w:rPr>
-      </w:pPr>
-      <w:r>
-        <w:rPr>
-          <w:b/>
-          <w:bCs/>
-        </w:rPr>
-        <w:t xml:space="preserve">    threads=True,                   # </w:t>
-      </w:r>
-      <w:proofErr w:type="spellStart"/>
-      <w:r>
-        <w:rPr>
-          <w:b/>
-          <w:bCs/>
-        </w:rPr>
-        <w:t>yfinance</w:t>
-      </w:r>
-      <w:proofErr w:type="spellEnd"/>
-      <w:r>
-        <w:rPr>
-          <w:b/>
-          <w:bCs/>
-        </w:rPr>
-        <w:t xml:space="preserve"> fans out internally</w:t>
-      </w:r>
-    </w:p>
-    <w:p>
-      <w:pPr>
-        <w:rPr>
-          <w:b/>
-          <w:bCs/>
-        </w:rPr>
-      </w:pPr>
-      <w:r>
-        <w:rPr>
-          <w:b/>
-          <w:bCs/>
-        </w:rPr>
-        <w:t xml:space="preserve">    progress=False,</w:t>
-      </w:r>
-    </w:p>
-    <w:p>
-      <w:pPr>
-        <w:rPr>
-          <w:b/>
-          <w:bCs/>
-        </w:rPr>
-      </w:pPr>
-      <w:r>
-        <w:rPr>
-          <w:b/>
-          <w:bCs/>
-        </w:rPr>
-        <w:t xml:space="preserve">    session=_YF_SESSION,            # </w:t>
-      </w:r>
-      <w:proofErr w:type="spellStart"/>
-      <w:r>
-        <w:rPr>
-          <w:b/>
-          <w:bCs/>
-        </w:rPr>
-        <w:t>curl_cffi</w:t>
-      </w:r>
-      <w:proofErr w:type="spellEnd"/>
-      <w:r>
-        <w:rPr>
-          <w:b/>
-          <w:bCs/>
-        </w:rPr>
-        <w:t xml:space="preserve"> impersonate=chrome</w:t>
-      </w:r>
-    </w:p>
-    <w:p>
-      <w:pPr>
-        <w:rPr>
-          <w:b/>
-          <w:bCs/>
-        </w:rPr>
-      </w:pPr>
-      <w:r>
-        <w:rPr>
-          <w:b/>
-          <w:bCs/>
-        </w:rPr>
-        <w:t>)</w:t>
-      </w:r>
-    </w:p>
-    <w:p>
-      <w:pPr>
-        <w:rPr>
-          <w:b/>
-          <w:bCs/>
-        </w:rPr>
-      </w:pPr>
-      <w:r>
-        <w:rPr>
-          <w:b/>
-          <w:bCs/>
-        </w:rPr>
-        <w:t>The result is a column-</w:t>
-      </w:r>
-      <w:proofErr w:type="spellStart"/>
-      <w:r>
-        <w:rPr>
-          <w:b/>
-          <w:bCs/>
-        </w:rPr>
-        <w:t>MultiIndex</w:t>
-      </w:r>
-      <w:proofErr w:type="spellEnd"/>
-      <w:r>
-        <w:rPr>
-          <w:b/>
-          <w:bCs/>
-        </w:rPr>
-        <w:t xml:space="preserve"> </w:t>
-      </w:r>
-      <w:proofErr w:type="spellStart"/>
-      <w:r>
-        <w:rPr>
-          <w:b/>
-          <w:bCs/>
-        </w:rPr>
-        <w:t>DataFrame</w:t>
-      </w:r>
-      <w:proofErr w:type="spellEnd"/>
-      <w:r>
-        <w:rPr>
-          <w:b/>
-          <w:bCs/>
-        </w:rPr>
-        <w:t xml:space="preserve">; </w:t>
-      </w:r>
-      <w:hyperlink r:id="rId15" w:anchor="L503" w:tgtFrame="_blank" w:history="1">
+        <w:t xml:space="preserve">Step 3 — Compute ratio matrix per ticker. </w:t>
+      </w:r>
+      <w:hyperlink r:id="rId15" w:anchor="L123" w:tgtFrame="_blank" w:history="1">
         <w:r>
           <w:rPr>
             <w:rStyle w:val="Hyperlink"/>
             <w:b/>
             <w:bCs/>
           </w:rPr>
-          <w:t>_</w:t>
+          <w:t>ranking.py:123-143</w:t>
         </w:r>
-        <w:proofErr w:type="spellStart"/>
+      </w:hyperlink>
+      <w:r>
+        <w:rPr>
+          <w:b/>
+          <w:bCs/>
+        </w:rPr>
+        <w:t xml:space="preserve"> → </w:t>
+      </w:r>
+      <w:hyperlink r:id="rId16" w:anchor="L51" w:tgtFrame="_blank" w:history="1">
         <w:r>
           <w:rPr>
             <w:rStyle w:val="Hyperlink"/>
             <w:b/>
             <w:bCs/>
           </w:rPr>
-          <w:t>split_batch_df</w:t>
+          <w:t>ratios.py:compute_ratios_for_ticker()</w:t>
         </w:r>
-        <w:proofErr w:type="spellEnd"/>
       </w:hyperlink>
       <w:r>
         <w:rPr>
           <w:b/>
           <w:bCs/>
         </w:rPr>
-        <w:t xml:space="preserve"> slices it into per-ticker frames. Empty per-ticker frames trigger a single-ticker fallback via </w:t>
-      </w:r>
-      <w:proofErr w:type="spellStart"/>
-      <w:r>
-        <w:rPr>
-          <w:b/>
-          <w:bCs/>
-        </w:rPr>
-        <w:t>fetch_bars_one</w:t>
-      </w:r>
-      <w:proofErr w:type="spellEnd"/>
-      <w:r>
-        <w:rPr>
-          <w:b/>
-          <w:bCs/>
-        </w:rPr>
-        <w:t>.</w:t>
-      </w:r>
-    </w:p>
-    <w:p>
-      <w:pPr>
-        <w:rPr>
-          <w:b/>
-          <w:bCs/>
-        </w:rPr>
-      </w:pPr>
-      <w:r>
-        <w:rPr>
-          <w:b/>
-          <w:bCs/>
-        </w:rPr>
-        <w:t>Delta bucket is grouped by start-date (almost always one group in practice) and fetched the same way with explicit start= / end= instead of period=.</w:t>
-      </w:r>
-    </w:p>
-    <w:p>
-      <w:pPr>
-        <w:rPr>
-          <w:b/>
-          <w:bCs/>
-        </w:rPr>
-      </w:pPr>
-      <w:r>
-        <w:rPr>
-          <w:b/>
-          <w:bCs/>
-        </w:rPr>
-        <w:t>SEC-vs-Yahoo separator translation (</w:t>
-      </w:r>
-      <w:hyperlink r:id="rId16" w:anchor="L91-L100" w:tgtFrame="_blank" w:history="1">
+        <w:t>. For each ticker, at reference_date = today (UTC):</w:t>
+      </w:r>
+    </w:p>
+    <w:p>
+      <w:pPr>
+        <w:numPr>
+          <w:ilvl w:val="0"/>
+          <w:numId w:val="11"/>
+        </w:numPr>
+        <w:rPr>
+          <w:b/>
+          <w:bCs/>
+        </w:rPr>
+      </w:pPr>
+      <w:r>
+        <w:rPr>
+          <w:b/>
+          <w:bCs/>
+        </w:rPr>
+        <w:t>Look up today's price (latest bar ≤ reference_date within ±3 trading days tolerance).</w:t>
+      </w:r>
+    </w:p>
+    <w:p>
+      <w:pPr>
+        <w:numPr>
+          <w:ilvl w:val="0"/>
+          <w:numId w:val="11"/>
+        </w:numPr>
+        <w:rPr>
+          <w:b/>
+          <w:bCs/>
+        </w:rPr>
+      </w:pPr>
+      <w:r>
+        <w:rPr>
+          <w:b/>
+          <w:bCs/>
+        </w:rPr>
+        <w:t>Compute 4 raw ratios: R_4 = price_today / price_4w_ago, same for R_12, R_26, R_52 (4/12/26/52-week lookbacks on adjusted_close).</w:t>
+      </w:r>
+    </w:p>
+    <w:p>
+      <w:pPr>
+        <w:numPr>
+          <w:ilvl w:val="0"/>
+          <w:numId w:val="11"/>
+        </w:numPr>
+        <w:rPr>
+          <w:b/>
+          <w:bCs/>
+        </w:rPr>
+      </w:pPr>
+      <w:r>
+        <w:rPr>
+          <w:b/>
+          <w:bCs/>
+        </w:rPr>
+        <w:t>Compute 6 inter-window ratios: R_4_over_R_12, R_4_over_R_26, R_4_over_R_52, R_12_over_R_26, R_12_over_R_52, R_26_over_R_52.</w:t>
+      </w:r>
+    </w:p>
+    <w:p>
+      <w:pPr>
+        <w:numPr>
+          <w:ilvl w:val="0"/>
+          <w:numId w:val="11"/>
+        </w:numPr>
+        <w:rPr>
+          <w:b/>
+          <w:bCs/>
+        </w:rPr>
+      </w:pPr>
+      <w:r>
+        <w:rPr>
+          <w:b/>
+          <w:bCs/>
+        </w:rPr>
+        <w:t>Young-ticker handling: if any lookback falls before the ticker's earliest bar and flat_fill=True, that R_Xw is set to 1.0 and young_ticker_flag=True. If flat_fill=False, set to None (ticker excluded).</w:t>
+      </w:r>
+    </w:p>
+    <w:p>
+      <w:pPr>
+        <w:numPr>
+          <w:ilvl w:val="0"/>
+          <w:numId w:val="11"/>
+        </w:numPr>
+        <w:rPr>
+          <w:b/>
+          <w:bCs/>
+        </w:rPr>
+      </w:pPr>
+      <w:r>
+        <w:rPr>
+          <w:b/>
+          <w:bCs/>
+        </w:rPr>
+        <w:t>Records price_source_date_* per window for audit, plus weeks_of_history_used.</w:t>
+      </w:r>
+    </w:p>
+    <w:p>
+      <w:pPr>
+        <w:rPr>
+          <w:b/>
+          <w:bCs/>
+        </w:rPr>
+      </w:pPr>
+      <w:r>
+        <w:rPr>
+          <w:b/>
+          <w:bCs/>
+        </w:rPr>
+        <w:t>Returns a dict of 18 fields per ticker.</w:t>
+      </w:r>
+    </w:p>
+    <w:p>
+      <w:pPr>
+        <w:rPr>
+          <w:b/>
+          <w:bCs/>
+        </w:rPr>
+      </w:pPr>
+      <w:r>
+        <w:rPr>
+          <w:b/>
+          <w:bCs/>
+        </w:rPr>
+        <w:t xml:space="preserve">Step 4 — Exclude short-history tickers. </w:t>
+      </w:r>
+      <w:hyperlink r:id="rId17" w:anchor="L145" w:tgtFrame="_blank" w:history="1">
         <w:r>
           <w:rPr>
             <w:rStyle w:val="Hyperlink"/>
             <w:b/>
             <w:bCs/>
           </w:rPr>
-          <w:t>prices.py:91-100</w:t>
+          <w:t>ranking.py:145-164</w:t>
         </w:r>
       </w:hyperlink>
       <w:r>
@@ -2072,31 +973,31 @@
           <w:b/>
           <w:bCs/>
         </w:rPr>
-        <w:t>): MOG/A → MOG-A for the Yahoo call, but the row keeps the SEC ticker as the storage key so the survivors join works.</w:t>
-      </w:r>
-    </w:p>
-    <w:p>
-      <w:pPr>
-        <w:rPr>
-          <w:b/>
-          <w:bCs/>
-        </w:rPr>
-      </w:pPr>
-      <w:r>
-        <w:rPr>
-          <w:b/>
-          <w:bCs/>
-        </w:rPr>
-        <w:t>Persistence (</w:t>
-      </w:r>
-      <w:hyperlink r:id="rId17" w:anchor="L687-L698" w:tgtFrame="_blank" w:history="1">
+        <w:t>. require_min_history_weeks=52 (from ranking.yaml). Tickers below that threshold are split off into _intermediate_outputs/young_ticker_excluded_{quarter}.parquet for audit and removed from the ranked set. Current run: 23 excluded.</w:t>
+      </w:r>
+    </w:p>
+    <w:p>
+      <w:pPr>
+        <w:rPr>
+          <w:b/>
+          <w:bCs/>
+        </w:rPr>
+      </w:pPr>
+      <w:r>
+        <w:rPr>
+          <w:b/>
+          <w:bCs/>
+        </w:rPr>
+        <w:t xml:space="preserve">Step 5 — Archetype matching. </w:t>
+      </w:r>
+      <w:hyperlink r:id="rId18" w:anchor="L179" w:tgtFrame="_blank" w:history="1">
         <w:r>
           <w:rPr>
             <w:rStyle w:val="Hyperlink"/>
             <w:b/>
             <w:bCs/>
           </w:rPr>
-          <w:t>prices.py:687-698</w:t>
+          <w:t>ranking.py:179-189</w:t>
         </w:r>
       </w:hyperlink>
       <w:r>
@@ -2104,159 +1005,16 @@
           <w:b/>
           <w:bCs/>
         </w:rPr>
-        <w:t xml:space="preserve">): </w:t>
-      </w:r>
-      <w:proofErr w:type="spellStart"/>
-      <w:r>
-        <w:rPr>
-          <w:b/>
-          <w:bCs/>
-        </w:rPr>
-        <w:t>df_to_bar_records</w:t>
-      </w:r>
-      <w:proofErr w:type="spellEnd"/>
-      <w:r>
-        <w:rPr>
-          <w:b/>
-          <w:bCs/>
-        </w:rPr>
-        <w:t xml:space="preserve"> strips </w:t>
-      </w:r>
-      <w:proofErr w:type="spellStart"/>
-      <w:r>
-        <w:rPr>
-          <w:b/>
-          <w:bCs/>
-        </w:rPr>
-        <w:t>NaN</w:t>
-      </w:r>
-      <w:proofErr w:type="spellEnd"/>
-      <w:r>
-        <w:rPr>
-          <w:b/>
-          <w:bCs/>
-        </w:rPr>
-        <w:t xml:space="preserve">-close rows (holidays, pre-listing) and emits one </w:t>
-      </w:r>
-      <w:proofErr w:type="spellStart"/>
-      <w:r>
-        <w:rPr>
-          <w:b/>
-          <w:bCs/>
-        </w:rPr>
-        <w:t>dict</w:t>
-      </w:r>
-      <w:proofErr w:type="spellEnd"/>
-      <w:r>
-        <w:rPr>
-          <w:b/>
-          <w:bCs/>
-        </w:rPr>
-        <w:t xml:space="preserve"> per trading day; </w:t>
-      </w:r>
-      <w:proofErr w:type="spellStart"/>
-      <w:r>
-        <w:rPr>
-          <w:b/>
-          <w:bCs/>
-        </w:rPr>
-        <w:t>upsert_bars</w:t>
-      </w:r>
-      <w:proofErr w:type="spellEnd"/>
-      <w:r>
-        <w:rPr>
-          <w:b/>
-          <w:bCs/>
-        </w:rPr>
-        <w:t xml:space="preserve"> does an INSERT OR REPLACE keyed by (ticker, date); </w:t>
-      </w:r>
-      <w:proofErr w:type="spellStart"/>
-      <w:r>
-        <w:rPr>
-          <w:b/>
-          <w:bCs/>
-        </w:rPr>
-        <w:t>update_fetch_log</w:t>
-      </w:r>
-      <w:proofErr w:type="spellEnd"/>
-      <w:r>
-        <w:rPr>
-          <w:b/>
-          <w:bCs/>
-        </w:rPr>
-        <w:t xml:space="preserve"> stamps </w:t>
-      </w:r>
-      <w:proofErr w:type="spellStart"/>
-      <w:r>
-        <w:rPr>
-          <w:b/>
-          <w:bCs/>
-        </w:rPr>
-        <w:t>last_fetched_at</w:t>
-      </w:r>
-      <w:proofErr w:type="spellEnd"/>
-      <w:r>
-        <w:rPr>
-          <w:b/>
-          <w:bCs/>
-        </w:rPr>
-        <w:t xml:space="preserve">, </w:t>
-      </w:r>
-      <w:proofErr w:type="spellStart"/>
-      <w:r>
-        <w:rPr>
-          <w:b/>
-          <w:bCs/>
-        </w:rPr>
-        <w:t>last_date</w:t>
-      </w:r>
-      <w:proofErr w:type="spellEnd"/>
-      <w:r>
-        <w:rPr>
-          <w:b/>
-          <w:bCs/>
-        </w:rPr>
-        <w:t xml:space="preserve">, </w:t>
-      </w:r>
-      <w:proofErr w:type="spellStart"/>
-      <w:r>
-        <w:rPr>
-          <w:b/>
-          <w:bCs/>
-        </w:rPr>
-        <w:t>fetch_status</w:t>
-      </w:r>
-      <w:proofErr w:type="spellEnd"/>
-      <w:r>
-        <w:rPr>
-          <w:b/>
-          <w:bCs/>
-        </w:rPr>
-        <w:t>.</w:t>
-      </w:r>
-    </w:p>
-    <w:p>
-      <w:pPr>
-        <w:rPr>
-          <w:b/>
-          <w:bCs/>
-        </w:rPr>
-      </w:pPr>
-      <w:r>
-        <w:rPr>
-          <w:b/>
-          <w:bCs/>
-        </w:rPr>
-        <w:t>Throttle handling (</w:t>
-      </w:r>
-      <w:hyperlink r:id="rId18" w:anchor="L369-L402" w:tgtFrame="_blank" w:history="1">
+        <w:t xml:space="preserve"> → </w:t>
+      </w:r>
+      <w:hyperlink r:id="rId19" w:anchor="L93" w:tgtFrame="_blank" w:history="1">
         <w:r>
           <w:rPr>
             <w:rStyle w:val="Hyperlink"/>
             <w:b/>
             <w:bCs/>
           </w:rPr>
-          <w:t>prices.py:369-402</w:t>
+          <w:t>archetypes.py:match_archetypes()</w:t>
         </w:r>
       </w:hyperlink>
       <w:r>
@@ -2264,80 +1022,122 @@
           <w:b/>
           <w:bCs/>
         </w:rPr>
-        <w:t xml:space="preserve">): the _retry wrapper detects </w:t>
-      </w:r>
-      <w:proofErr w:type="spellStart"/>
-      <w:r>
-        <w:rPr>
-          <w:b/>
-          <w:bCs/>
-        </w:rPr>
-        <w:t>YFRateLimitError</w:t>
-      </w:r>
-      <w:proofErr w:type="spellEnd"/>
-      <w:r>
-        <w:rPr>
-          <w:b/>
-          <w:bCs/>
-        </w:rPr>
-        <w:t xml:space="preserve"> / "Too Many Requests" and sets a process-global _THROTTLED_AT flag → all subsequent </w:t>
-      </w:r>
-      <w:proofErr w:type="spellStart"/>
-      <w:r>
-        <w:rPr>
-          <w:b/>
-          <w:bCs/>
-        </w:rPr>
-        <w:t>yfinance</w:t>
-      </w:r>
-      <w:proofErr w:type="spellEnd"/>
-      <w:r>
-        <w:rPr>
-          <w:b/>
-          <w:bCs/>
-        </w:rPr>
-        <w:t xml:space="preserve"> calls in this run raise </w:t>
-      </w:r>
-      <w:proofErr w:type="spellStart"/>
-      <w:r>
-        <w:rPr>
-          <w:b/>
-          <w:bCs/>
-        </w:rPr>
-        <w:t>YahooThrottled</w:t>
-      </w:r>
-      <w:proofErr w:type="spellEnd"/>
-      <w:r>
-        <w:rPr>
-          <w:b/>
-          <w:bCs/>
-        </w:rPr>
-        <w:t xml:space="preserve"> immediately, no further HTTP. Whatever was already persisted survives; the next run picks up the rest. _</w:t>
-      </w:r>
-      <w:proofErr w:type="spellStart"/>
-      <w:r>
-        <w:rPr>
-          <w:b/>
-          <w:bCs/>
-        </w:rPr>
-        <w:t>TokenBucket</w:t>
-      </w:r>
-      <w:proofErr w:type="spellEnd"/>
-      <w:r>
-        <w:rPr>
-          <w:b/>
-          <w:bCs/>
-        </w:rPr>
-        <w:t xml:space="preserve"> (</w:t>
-      </w:r>
-      <w:hyperlink r:id="rId19" w:anchor="L105" w:tgtFrame="_blank" w:history="1">
+        <w:t>. For each ticker:</w:t>
+      </w:r>
+    </w:p>
+    <w:p>
+      <w:pPr>
+        <w:numPr>
+          <w:ilvl w:val="0"/>
+          <w:numId w:val="12"/>
+        </w:numPr>
+        <w:rPr>
+          <w:b/>
+          <w:bCs/>
+        </w:rPr>
+      </w:pPr>
+      <w:r>
+        <w:rPr>
+          <w:b/>
+          <w:bCs/>
+        </w:rPr>
+        <w:t>For each of the 14 archetypes, compute confidence = matches / specified_ranges where matches is the count of features (out of the archetype's specified subset, per D5) whose value falls in the archetype's [lo, hi] band.</w:t>
+      </w:r>
+    </w:p>
+    <w:p>
+      <w:pPr>
+        <w:numPr>
+          <w:ilvl w:val="0"/>
+          <w:numId w:val="12"/>
+        </w:numPr>
+        <w:rPr>
+          <w:b/>
+          <w:bCs/>
+        </w:rPr>
+      </w:pPr>
+      <w:r>
+        <w:rPr>
+          <w:b/>
+          <w:bCs/>
+        </w:rPr>
+        <w:t>Filter to archetypes with confidence ≥ min_confidence (0.70).</w:t>
+      </w:r>
+    </w:p>
+    <w:p>
+      <w:pPr>
+        <w:numPr>
+          <w:ilvl w:val="0"/>
+          <w:numId w:val="12"/>
+        </w:numPr>
+        <w:rPr>
+          <w:b/>
+          <w:bCs/>
+        </w:rPr>
+      </w:pPr>
+      <w:r>
+        <w:rPr>
+          <w:b/>
+          <w:bCs/>
+        </w:rPr>
+        <w:t>Tiebreak: highest confidence wins; tie → highest max(|score_h|) across horizons ("most opinionated label overall wins", per D20).</w:t>
+      </w:r>
+    </w:p>
+    <w:p>
+      <w:pPr>
+        <w:numPr>
+          <w:ilvl w:val="0"/>
+          <w:numId w:val="12"/>
+        </w:numPr>
+        <w:rPr>
+          <w:b/>
+          <w:bCs/>
+        </w:rPr>
+      </w:pPr>
+      <w:r>
+        <w:rPr>
+          <w:b/>
+          <w:bCs/>
+        </w:rPr>
+        <w:t>If no archetype qualifies → archetype="unclassified", scores={}, confidence=0.</w:t>
+      </w:r>
+    </w:p>
+    <w:p>
+      <w:pPr>
+        <w:rPr>
+          <w:b/>
+          <w:bCs/>
+        </w:rPr>
+      </w:pPr>
+      <w:r>
+        <w:rPr>
+          <w:b/>
+          <w:bCs/>
+        </w:rPr>
+        <w:t>Returns (archetype_name, scores_dict, confidence) per ticker.</w:t>
+      </w:r>
+    </w:p>
+    <w:p>
+      <w:pPr>
+        <w:rPr>
+          <w:b/>
+          <w:bCs/>
+        </w:rPr>
+      </w:pPr>
+      <w:r>
+        <w:rPr>
+          <w:b/>
+          <w:bCs/>
+        </w:rPr>
+        <w:t xml:space="preserve">Step 6 — Dual-horizon composite computation. </w:t>
+      </w:r>
+      <w:hyperlink r:id="rId20" w:anchor="L191" w:tgtFrame="_blank" w:history="1">
         <w:r>
           <w:rPr>
             <w:rStyle w:val="Hyperlink"/>
             <w:b/>
             <w:bCs/>
           </w:rPr>
-          <w:t>prices.py:105</w:t>
+          <w:t>ranking.py:191-226</w:t>
         </w:r>
       </w:hyperlink>
       <w:r>
@@ -2345,94 +1145,122 @@
           <w:b/>
           <w:bCs/>
         </w:rPr>
-        <w:t xml:space="preserve">) caps issued requests at the configured rate (2 </w:t>
-      </w:r>
-      <w:proofErr w:type="spellStart"/>
-      <w:r>
-        <w:rPr>
-          <w:b/>
-          <w:bCs/>
-        </w:rPr>
-        <w:t>req</w:t>
-      </w:r>
-      <w:proofErr w:type="spellEnd"/>
-      <w:r>
-        <w:rPr>
-          <w:b/>
-          <w:bCs/>
-        </w:rPr>
-        <w:t>/s default).</w:t>
-      </w:r>
-    </w:p>
-    <w:p>
-      <w:pPr>
-        <w:rPr>
-          <w:b/>
-          <w:bCs/>
-        </w:rPr>
-      </w:pPr>
-      <w:r>
-        <w:rPr>
-          <w:b/>
-          <w:bCs/>
-        </w:rPr>
-        <w:t xml:space="preserve">End of step 2: every survivor has up to ~400 trading days of (close, </w:t>
-      </w:r>
-      <w:proofErr w:type="spellStart"/>
-      <w:r>
-        <w:rPr>
-          <w:b/>
-          <w:bCs/>
-        </w:rPr>
-        <w:t>adjusted_close</w:t>
-      </w:r>
-      <w:proofErr w:type="spellEnd"/>
-      <w:r>
-        <w:rPr>
-          <w:b/>
-          <w:bCs/>
-        </w:rPr>
-        <w:t xml:space="preserve">, volume) rows in prices, and </w:t>
-      </w:r>
-      <w:proofErr w:type="spellStart"/>
-      <w:r>
-        <w:rPr>
-          <w:b/>
-          <w:bCs/>
-        </w:rPr>
-        <w:t>price_fetch_log</w:t>
-      </w:r>
-      <w:proofErr w:type="spellEnd"/>
-      <w:r>
-        <w:rPr>
-          <w:b/>
-          <w:bCs/>
-        </w:rPr>
-        <w:t xml:space="preserve"> is current.</w:t>
-      </w:r>
-    </w:p>
-    <w:p>
-      <w:pPr>
-        <w:rPr>
-          <w:b/>
-          <w:bCs/>
-        </w:rPr>
-      </w:pPr>
-      <w:r>
-        <w:rPr>
-          <w:b/>
-          <w:bCs/>
-        </w:rPr>
-        <w:t>Step 3 — Compute ratio matrix (</w:t>
-      </w:r>
-      <w:hyperlink r:id="rId20" w:anchor="L124-L143" w:tgtFrame="_blank" w:history="1">
+        <w:t>. Validates that every active horizon in ranking.horizons is present in every archetype's scores map (else fails loud). Then for each horizon H:</w:t>
+      </w:r>
+    </w:p>
+    <w:p>
+      <w:pPr>
+        <w:rPr>
+          <w:b/>
+          <w:bCs/>
+        </w:rPr>
+      </w:pPr>
+      <w:r>
+        <w:rPr>
+          <w:b/>
+          <w:bCs/>
+        </w:rPr>
+        <w:t>score_H      = archetype.scores[H]         (0 for unclassified)</w:t>
+      </w:r>
+    </w:p>
+    <w:p>
+      <w:pPr>
+        <w:rPr>
+          <w:b/>
+          <w:bCs/>
+        </w:rPr>
+      </w:pPr>
+      <w:r>
+        <w:rPr>
+          <w:b/>
+          <w:bCs/>
+        </w:rPr>
+        <w:t>composite_H  = score_H × (alpha + (1 - alpha) × match_confidence)</w:t>
+      </w:r>
+    </w:p>
+    <w:p>
+      <w:pPr>
+        <w:rPr>
+          <w:b/>
+          <w:bCs/>
+        </w:rPr>
+      </w:pPr>
+      <w:r>
+        <w:rPr>
+          <w:b/>
+          <w:bCs/>
+        </w:rPr>
+        <w:t>With α=0.7 and confidence range [0.70, 1.00], the multiplier band is [0.91, 1.00] — each archetype's composite lives in a band [score × 0.91, score × 1.00] disjoint from every other archetype's band (D19 per horizon).</w:t>
+      </w:r>
+    </w:p>
+    <w:p>
+      <w:pPr>
+        <w:rPr>
+          <w:b/>
+          <w:bCs/>
+        </w:rPr>
+      </w:pPr>
+      <w:r>
+        <w:rPr>
+          <w:b/>
+          <w:bCs/>
+        </w:rPr>
+        <w:t>Then per ticker:</w:t>
+      </w:r>
+    </w:p>
+    <w:p>
+      <w:pPr>
+        <w:rPr>
+          <w:b/>
+          <w:bCs/>
+        </w:rPr>
+      </w:pPr>
+      <w:r>
+        <w:rPr>
+          <w:b/>
+          <w:bCs/>
+        </w:rPr>
+        <w:t>best_horizon   = argmax_H(composite_H)     # "equal" when all composites tie</w:t>
+      </w:r>
+    </w:p>
+    <w:p>
+      <w:pPr>
+        <w:rPr>
+          <w:b/>
+          <w:bCs/>
+        </w:rPr>
+      </w:pPr>
+      <w:r>
+        <w:rPr>
+          <w:b/>
+          <w:bCs/>
+        </w:rPr>
+        <w:lastRenderedPageBreak/>
+        <w:t>composite_best = max_H(composite_H)         # primary sort key</w:t>
+      </w:r>
+    </w:p>
+    <w:p>
+      <w:pPr>
+        <w:rPr>
+          <w:b/>
+          <w:bCs/>
+        </w:rPr>
+      </w:pPr>
+      <w:r>
+        <w:rPr>
+          <w:b/>
+          <w:bCs/>
+        </w:rPr>
+        <w:t xml:space="preserve">Step 7 — Merge with survivor metadata + rank. </w:t>
+      </w:r>
+      <w:hyperlink r:id="rId21" w:anchor="L228" w:tgtFrame="_blank" w:history="1">
         <w:r>
           <w:rPr>
             <w:rStyle w:val="Hyperlink"/>
             <w:b/>
             <w:bCs/>
           </w:rPr>
-          <w:t>ranking.py:124-143</w:t>
+          <w:t>ranking.py:228-249</w:t>
         </w:r>
       </w:hyperlink>
       <w:r>
@@ -2440,16 +1268,65 @@
           <w:b/>
           <w:bCs/>
         </w:rPr>
-        <w:t> → </w:t>
-      </w:r>
-      <w:hyperlink r:id="rId21" w:anchor="L51" w:tgtFrame="_blank" w:history="1">
+        <w:t>. Joins the feature+score DataFrame with the original survivors parquet on ticker to carry through: fund_count, market_cap, sector, industry, name_of_issuer, adv_30d, last_close, shares_out, qoq_fund_count_change, exited_positions, etc. Adds quarter column. Sorts by composite_best DESC, then user-configurable tiebreakers (default: fund_count DESC, ticker ASC). Assigns 1-indexed rank column.</w:t>
+      </w:r>
+    </w:p>
+    <w:p>
+      <w:pPr>
+        <w:rPr>
+          <w:b/>
+          <w:bCs/>
+        </w:rPr>
+      </w:pPr>
+      <w:r>
+        <w:rPr>
+          <w:b/>
+          <w:bCs/>
+        </w:rPr>
+        <w:t>Optional output_top_n cap (null → keep all).</w:t>
+      </w:r>
+    </w:p>
+    <w:p>
+      <w:pPr>
+        <w:rPr>
+          <w:b/>
+          <w:bCs/>
+        </w:rPr>
+      </w:pPr>
+      <w:r>
+        <w:rPr>
+          <w:b/>
+          <w:bCs/>
+        </w:rPr>
+        <w:t>Step 8 — Write three outputs.</w:t>
+      </w:r>
+    </w:p>
+    <w:p>
+      <w:pPr>
+        <w:numPr>
+          <w:ilvl w:val="0"/>
+          <w:numId w:val="13"/>
+        </w:numPr>
+        <w:rPr>
+          <w:b/>
+          <w:bCs/>
+        </w:rPr>
+      </w:pPr>
+      <w:r>
+        <w:rPr>
+          <w:b/>
+          <w:bCs/>
+        </w:rPr>
+        <w:t xml:space="preserve">Parquet — </w:t>
+      </w:r>
+      <w:hyperlink r:id="rId22" w:tgtFrame="_blank" w:history="1">
         <w:r>
           <w:rPr>
             <w:rStyle w:val="Hyperlink"/>
             <w:b/>
             <w:bCs/>
           </w:rPr>
-          <w:t>ratios.py:51</w:t>
+          <w:t>_intermediate_outputs/ranked_candidates_{quarter}.parquet</w:t>
         </w:r>
       </w:hyperlink>
       <w:r>
@@ -2457,168 +1334,52 @@
           <w:b/>
           <w:bCs/>
         </w:rPr>
-        <w:t>)</w:t>
-      </w:r>
-    </w:p>
-    <w:p>
-      <w:pPr>
-        <w:rPr>
-          <w:b/>
-          <w:bCs/>
-        </w:rPr>
-      </w:pPr>
-      <w:r>
-        <w:rPr>
-          <w:b/>
-          <w:bCs/>
-        </w:rPr>
-        <w:t xml:space="preserve">Reference date = today UTC (date only, no time). For each ticker, </w:t>
-      </w:r>
-      <w:hyperlink r:id="rId22" w:anchor="L51" w:tgtFrame="_blank" w:history="1">
-        <w:proofErr w:type="spellStart"/>
+        <w:t>. Machine-readable, consumed by Module 5. Schema: rank, ticker, name_of_issuer, archetype, score_3mo, score_12mo, match_confidence, composite_3mo, composite_12mo, best_horizon, composite_best, then 10 ratio columns, 4 price-source-date columns, price_today, weeks_of_history_used, young_ticker_flag, then all passthrough columns from survivors.</w:t>
+      </w:r>
+    </w:p>
+    <w:p>
+      <w:pPr>
+        <w:numPr>
+          <w:ilvl w:val="0"/>
+          <w:numId w:val="13"/>
+        </w:numPr>
+        <w:rPr>
+          <w:b/>
+          <w:bCs/>
+        </w:rPr>
+      </w:pPr>
+      <w:r>
+        <w:rPr>
+          <w:b/>
+          <w:bCs/>
+        </w:rPr>
+        <w:t xml:space="preserve">HTML — </w:t>
+      </w:r>
+      <w:hyperlink r:id="rId23" w:tgtFrame="_blank" w:history="1">
         <w:r>
           <w:rPr>
             <w:rStyle w:val="Hyperlink"/>
             <w:b/>
             <w:bCs/>
           </w:rPr>
-          <w:t>compute_ratios_for_ticker</w:t>
+          <w:t>Outputs/ranking_report_{quarter}.html</w:t>
         </w:r>
-        <w:proofErr w:type="spellEnd"/>
       </w:hyperlink>
       <w:r>
         <w:rPr>
           <w:b/>
           <w:bCs/>
         </w:rPr>
-        <w:t>:</w:t>
-      </w:r>
-    </w:p>
-    <w:p>
-      <w:pPr>
-        <w:numPr>
-          <w:ilvl w:val="0"/>
-          <w:numId w:val="5"/>
-        </w:numPr>
-        <w:rPr>
-          <w:b/>
-          <w:bCs/>
-        </w:rPr>
-      </w:pPr>
-      <w:r>
-        <w:rPr>
-          <w:b/>
-          <w:bCs/>
-        </w:rPr>
-        <w:t>Bounds check — SELECT MIN(date), MAX(date) FROM prices WHERE ticker=?. Sets </w:t>
-      </w:r>
-      <w:proofErr w:type="spellStart"/>
-      <w:r>
-        <w:rPr>
-          <w:b/>
-          <w:bCs/>
-        </w:rPr>
-        <w:t>weeks_of_history_used</w:t>
-      </w:r>
-      <w:proofErr w:type="spellEnd"/>
-      <w:r>
-        <w:rPr>
-          <w:b/>
-          <w:bCs/>
-        </w:rPr>
-        <w:t xml:space="preserve"> = (max - min) / 7.</w:t>
-      </w:r>
-    </w:p>
-    <w:p>
-      <w:pPr>
-        <w:numPr>
-          <w:ilvl w:val="0"/>
-          <w:numId w:val="5"/>
-        </w:numPr>
-        <w:rPr>
-          <w:b/>
-          <w:bCs/>
-        </w:rPr>
-      </w:pPr>
-      <w:r>
-        <w:rPr>
-          <w:b/>
-          <w:bCs/>
-        </w:rPr>
-        <w:t>Today's price — </w:t>
-      </w:r>
-      <w:proofErr w:type="spellStart"/>
-      <w:r>
-        <w:rPr>
-          <w:b/>
-          <w:bCs/>
-        </w:rPr>
-        <w:t>get_price_on_date</w:t>
-      </w:r>
-      <w:proofErr w:type="spellEnd"/>
-      <w:r>
-        <w:rPr>
-          <w:b/>
-          <w:bCs/>
-        </w:rPr>
-        <w:t>(</w:t>
-      </w:r>
-      <w:proofErr w:type="spellStart"/>
-      <w:r>
-        <w:rPr>
-          <w:b/>
-          <w:bCs/>
-        </w:rPr>
-        <w:t>reference_date</w:t>
-      </w:r>
-      <w:proofErr w:type="spellEnd"/>
-      <w:r>
-        <w:rPr>
-          <w:b/>
-          <w:bCs/>
-        </w:rPr>
-        <w:t>). Returns the closest row within ±</w:t>
-      </w:r>
-      <w:proofErr w:type="spellStart"/>
-      <w:r>
-        <w:rPr>
-          <w:b/>
-          <w:bCs/>
-        </w:rPr>
-        <w:t>window_tolerance_trading_days</w:t>
-      </w:r>
-      <w:proofErr w:type="spellEnd"/>
-      <w:r>
-        <w:rPr>
-          <w:b/>
-          <w:bCs/>
-        </w:rPr>
-        <w:t> (default 3) using a calendar-day window of </w:t>
-      </w:r>
-      <w:proofErr w:type="spellStart"/>
-      <w:r>
-        <w:rPr>
-          <w:b/>
-          <w:bCs/>
-        </w:rPr>
-        <w:t>tol</w:t>
-      </w:r>
-      <w:proofErr w:type="spellEnd"/>
-      <w:r>
-        <w:rPr>
-          <w:b/>
-          <w:bCs/>
-        </w:rPr>
-        <w:t xml:space="preserve"> × 1.6. Source: </w:t>
-      </w:r>
-      <w:hyperlink r:id="rId23" w:anchor="L703-L730" w:tgtFrame="_blank" w:history="1">
+        <w:t xml:space="preserve">. </w:t>
+      </w:r>
+      <w:hyperlink r:id="rId24" w:anchor="L399" w:tgtFrame="_blank" w:history="1">
         <w:r>
           <w:rPr>
             <w:rStyle w:val="Hyperlink"/>
             <w:b/>
             <w:bCs/>
           </w:rPr>
-          <w:t>prices.py:703-730</w:t>
+          <w:t>ranking.py:399-551</w:t>
         </w:r>
       </w:hyperlink>
       <w:r>
@@ -2626,30 +1387,14 @@
           <w:b/>
           <w:bCs/>
         </w:rPr>
-        <w:t>. Always reads </w:t>
-      </w:r>
-      <w:proofErr w:type="spellStart"/>
-      <w:r>
-        <w:rPr>
-          <w:b/>
-          <w:bCs/>
-        </w:rPr>
-        <w:t>adjusted_close</w:t>
-      </w:r>
-      <w:proofErr w:type="spellEnd"/>
-      <w:r>
-        <w:rPr>
-          <w:b/>
-          <w:bCs/>
-        </w:rPr>
-        <w:t>.</w:t>
+        <w:t>. Self-contained sortable table, rows coloured by archetype, best_horizon shown as a coloured badge (3mo=blue, 12mo=yellow, equal=grey). Sticky header + in-browser filters for min fund_count, min market_cap, max market_cap via data-* attributes. No external JS/CSS dependencies.</w:t>
       </w:r>
     </w:p>
     <w:p>
       <w:pPr>
         <w:numPr>
           <w:ilvl w:val="0"/>
-          <w:numId w:val="5"/>
+          <w:numId w:val="13"/>
         </w:numPr>
         <w:rPr>
           <w:b/>
@@ -2661,466 +1406,16 @@
           <w:b/>
           <w:bCs/>
         </w:rPr>
-        <w:t>For each window in {4w, 12w, 26w, 52w}:</w:t>
-      </w:r>
-    </w:p>
-    <w:p>
-      <w:pPr>
-        <w:numPr>
-          <w:ilvl w:val="1"/>
-          <w:numId w:val="5"/>
-        </w:numPr>
-        <w:rPr>
-          <w:b/>
-          <w:bCs/>
-        </w:rPr>
-      </w:pPr>
-      <w:r>
-        <w:rPr>
-          <w:b/>
-          <w:bCs/>
-        </w:rPr>
-        <w:t xml:space="preserve">Compute target = </w:t>
-      </w:r>
-      <w:proofErr w:type="spellStart"/>
-      <w:r>
-        <w:rPr>
-          <w:b/>
-          <w:bCs/>
-        </w:rPr>
-        <w:t>reference_date</w:t>
-      </w:r>
-      <w:proofErr w:type="spellEnd"/>
-      <w:r>
-        <w:rPr>
-          <w:b/>
-          <w:bCs/>
-        </w:rPr>
-        <w:t xml:space="preserve"> - X weeks.</w:t>
-      </w:r>
-    </w:p>
-    <w:p>
-      <w:pPr>
-        <w:numPr>
-          <w:ilvl w:val="1"/>
-          <w:numId w:val="5"/>
-        </w:numPr>
-        <w:rPr>
-          <w:b/>
-          <w:bCs/>
-        </w:rPr>
-      </w:pPr>
-      <w:r>
-        <w:rPr>
-          <w:b/>
-          <w:bCs/>
-        </w:rPr>
-        <w:t xml:space="preserve">If target &lt; </w:t>
-      </w:r>
-      <w:proofErr w:type="spellStart"/>
-      <w:r>
-        <w:rPr>
-          <w:b/>
-          <w:bCs/>
-        </w:rPr>
-        <w:t>first_date_in_db</w:t>
-      </w:r>
-      <w:proofErr w:type="spellEnd"/>
-      <w:r>
-        <w:rPr>
-          <w:b/>
-          <w:bCs/>
-        </w:rPr>
-        <w:t> → flat-fill branch: </w:t>
-      </w:r>
-      <w:proofErr w:type="spellStart"/>
-      <w:r>
-        <w:rPr>
-          <w:b/>
-          <w:bCs/>
-        </w:rPr>
-        <w:t>R_Xw</w:t>
-      </w:r>
-      <w:proofErr w:type="spellEnd"/>
-      <w:r>
-        <w:rPr>
-          <w:b/>
-          <w:bCs/>
-        </w:rPr>
-        <w:t xml:space="preserve"> = 1.0, set </w:t>
-      </w:r>
-      <w:proofErr w:type="spellStart"/>
-      <w:r>
-        <w:rPr>
-          <w:b/>
-          <w:bCs/>
-        </w:rPr>
-        <w:t>young_ticker_flag</w:t>
-      </w:r>
-      <w:proofErr w:type="spellEnd"/>
-      <w:r>
-        <w:rPr>
-          <w:b/>
-          <w:bCs/>
-        </w:rPr>
-        <w:t>=True. (Or skip entirely if </w:t>
-      </w:r>
-      <w:proofErr w:type="spellStart"/>
-      <w:r>
-        <w:rPr>
-          <w:b/>
-          <w:bCs/>
-        </w:rPr>
-        <w:t>flat_fill</w:t>
-      </w:r>
-      <w:proofErr w:type="spellEnd"/>
-      <w:r>
-        <w:rPr>
-          <w:b/>
-          <w:bCs/>
-        </w:rPr>
-        <w:t>=False.)</w:t>
-      </w:r>
-    </w:p>
-    <w:p>
-      <w:pPr>
-        <w:numPr>
-          <w:ilvl w:val="1"/>
-          <w:numId w:val="5"/>
-        </w:numPr>
-        <w:rPr>
-          <w:b/>
-          <w:bCs/>
-        </w:rPr>
-      </w:pPr>
-      <w:r>
-        <w:rPr>
-          <w:b/>
-          <w:bCs/>
-        </w:rPr>
-        <w:t>Else look up the closest available row within tolerance.</w:t>
-      </w:r>
-    </w:p>
-    <w:p>
-      <w:pPr>
-        <w:numPr>
-          <w:ilvl w:val="1"/>
-          <w:numId w:val="5"/>
-        </w:numPr>
-        <w:rPr>
-          <w:b/>
-          <w:bCs/>
-        </w:rPr>
-      </w:pPr>
-      <w:proofErr w:type="spellStart"/>
-      <w:r>
-        <w:rPr>
-          <w:b/>
-          <w:bCs/>
-        </w:rPr>
-        <w:t>R_Xw</w:t>
-      </w:r>
-      <w:proofErr w:type="spellEnd"/>
-      <w:r>
-        <w:rPr>
-          <w:b/>
-          <w:bCs/>
-        </w:rPr>
-        <w:t xml:space="preserve"> = </w:t>
-      </w:r>
-      <w:proofErr w:type="spellStart"/>
-      <w:r>
-        <w:rPr>
-          <w:b/>
-          <w:bCs/>
-        </w:rPr>
-        <w:t>price_today</w:t>
-      </w:r>
-      <w:proofErr w:type="spellEnd"/>
-      <w:r>
-        <w:rPr>
-          <w:b/>
-          <w:bCs/>
-        </w:rPr>
-        <w:t xml:space="preserve"> / </w:t>
-      </w:r>
-      <w:proofErr w:type="spellStart"/>
-      <w:r>
-        <w:rPr>
-          <w:b/>
-          <w:bCs/>
-        </w:rPr>
-        <w:t>past_price</w:t>
-      </w:r>
-      <w:proofErr w:type="spellEnd"/>
-      <w:r>
-        <w:rPr>
-          <w:b/>
-          <w:bCs/>
-        </w:rPr>
-        <w:t>. Record the actual lookup date in </w:t>
-      </w:r>
-      <w:proofErr w:type="spellStart"/>
-      <w:r>
-        <w:rPr>
-          <w:b/>
-          <w:bCs/>
-        </w:rPr>
-        <w:t>price_source_date_Xw</w:t>
-      </w:r>
-      <w:proofErr w:type="spellEnd"/>
-      <w:r>
-        <w:rPr>
-          <w:b/>
-          <w:bCs/>
-        </w:rPr>
-        <w:t>.</w:t>
-      </w:r>
-    </w:p>
-    <w:p>
-      <w:pPr>
-        <w:numPr>
-          <w:ilvl w:val="0"/>
-          <w:numId w:val="5"/>
-        </w:numPr>
-        <w:rPr>
-          <w:b/>
-          <w:bCs/>
-        </w:rPr>
-      </w:pPr>
-      <w:r>
-        <w:rPr>
-          <w:b/>
-          <w:bCs/>
-        </w:rPr>
-        <w:t>Inter-window ratios computed last:</w:t>
-      </w:r>
-    </w:p>
-    <w:p>
-      <w:pPr>
-        <w:numPr>
-          <w:ilvl w:val="0"/>
-          <w:numId w:val="5"/>
-        </w:numPr>
-        <w:tabs>
-          <w:tab w:val="clear" w:pos="720"/>
-        </w:tabs>
-        <w:rPr>
-          <w:b/>
-          <w:bCs/>
-        </w:rPr>
-      </w:pPr>
-      <w:r>
-        <w:rPr>
-          <w:b/>
-          <w:bCs/>
-        </w:rPr>
-        <w:lastRenderedPageBreak/>
-        <w:t>R_4_over_R_12, R_4_over_R_26, R_4_over_R_52,</w:t>
-      </w:r>
-    </w:p>
-    <w:p>
-      <w:pPr>
-        <w:numPr>
-          <w:ilvl w:val="0"/>
-          <w:numId w:val="5"/>
-        </w:numPr>
-        <w:tabs>
-          <w:tab w:val="clear" w:pos="720"/>
-        </w:tabs>
-        <w:rPr>
-          <w:b/>
-          <w:bCs/>
-        </w:rPr>
-      </w:pPr>
-      <w:r>
-        <w:rPr>
-          <w:b/>
-          <w:bCs/>
-        </w:rPr>
-        <w:t>R_12_over_R_26, R_12_over_R_52, R_26_over_R_52</w:t>
-      </w:r>
-    </w:p>
-    <w:p>
-      <w:pPr>
-        <w:rPr>
-          <w:b/>
-          <w:bCs/>
-        </w:rPr>
-      </w:pPr>
-      <w:r>
-        <w:rPr>
-          <w:b/>
-          <w:bCs/>
-        </w:rPr>
-        <w:t>Each is just numerator/denominator from step 3; if either side is missing (and </w:t>
-      </w:r>
-      <w:proofErr w:type="spellStart"/>
-      <w:r>
-        <w:rPr>
-          <w:b/>
-          <w:bCs/>
-        </w:rPr>
-        <w:t>flat_fill</w:t>
-      </w:r>
-      <w:proofErr w:type="spellEnd"/>
-      <w:r>
-        <w:rPr>
-          <w:b/>
-          <w:bCs/>
-        </w:rPr>
-        <w:t>=False) the result is None.</w:t>
-      </w:r>
-    </w:p>
-    <w:p>
-      <w:pPr>
-        <w:rPr>
-          <w:b/>
-          <w:bCs/>
-        </w:rPr>
-      </w:pPr>
-      <w:r>
-        <w:rPr>
-          <w:b/>
-          <w:bCs/>
-        </w:rPr>
-        <w:t xml:space="preserve">Output per ticker: </w:t>
-      </w:r>
-      <w:proofErr w:type="spellStart"/>
-      <w:r>
-        <w:rPr>
-          <w:b/>
-          <w:bCs/>
-        </w:rPr>
-        <w:t>dict</w:t>
-      </w:r>
-      <w:proofErr w:type="spellEnd"/>
-      <w:r>
-        <w:rPr>
-          <w:b/>
-          <w:bCs/>
-        </w:rPr>
-        <w:t xml:space="preserve"> with 10 ratio features + </w:t>
-      </w:r>
-      <w:proofErr w:type="spellStart"/>
-      <w:r>
-        <w:rPr>
-          <w:b/>
-          <w:bCs/>
-        </w:rPr>
-        <w:t>price_today</w:t>
-      </w:r>
-      <w:proofErr w:type="spellEnd"/>
-      <w:r>
-        <w:rPr>
-          <w:b/>
-          <w:bCs/>
-        </w:rPr>
-        <w:t xml:space="preserve"> + 4 </w:t>
-      </w:r>
-      <w:proofErr w:type="spellStart"/>
-      <w:r>
-        <w:rPr>
-          <w:b/>
-          <w:bCs/>
-        </w:rPr>
-        <w:t>price_source_date_Xw</w:t>
-      </w:r>
-      <w:proofErr w:type="spellEnd"/>
-      <w:r>
-        <w:rPr>
-          <w:b/>
-          <w:bCs/>
-        </w:rPr>
-        <w:t xml:space="preserve"> values + </w:t>
-      </w:r>
-      <w:proofErr w:type="spellStart"/>
-      <w:r>
-        <w:rPr>
-          <w:b/>
-          <w:bCs/>
-        </w:rPr>
-        <w:t>weeks_of_history_used</w:t>
-      </w:r>
-      <w:proofErr w:type="spellEnd"/>
-      <w:r>
-        <w:rPr>
-          <w:b/>
-          <w:bCs/>
-        </w:rPr>
-        <w:t xml:space="preserve"> + </w:t>
-      </w:r>
-      <w:proofErr w:type="spellStart"/>
-      <w:r>
-        <w:rPr>
-          <w:b/>
-          <w:bCs/>
-        </w:rPr>
-        <w:t>young_ticker_flag</w:t>
-      </w:r>
-      <w:proofErr w:type="spellEnd"/>
-      <w:r>
-        <w:rPr>
-          <w:b/>
-          <w:bCs/>
-        </w:rPr>
-        <w:t xml:space="preserve">. Stacked into </w:t>
-      </w:r>
-      <w:proofErr w:type="spellStart"/>
-      <w:r>
-        <w:rPr>
-          <w:b/>
-          <w:bCs/>
-        </w:rPr>
-        <w:t>feats_df</w:t>
-      </w:r>
-      <w:proofErr w:type="spellEnd"/>
-      <w:r>
-        <w:rPr>
-          <w:b/>
-          <w:bCs/>
-        </w:rPr>
-        <w:t xml:space="preserve"> — one row per survivor.</w:t>
-      </w:r>
-    </w:p>
-    <w:p>
-      <w:pPr>
-        <w:rPr>
-          <w:b/>
-          <w:bCs/>
-        </w:rPr>
-      </w:pPr>
-      <w:r>
-        <w:rPr>
-          <w:b/>
-          <w:bCs/>
-        </w:rPr>
-        <w:t>Step 4 — Apply </w:t>
-      </w:r>
-      <w:proofErr w:type="spellStart"/>
-      <w:r>
-        <w:rPr>
-          <w:b/>
-          <w:bCs/>
-        </w:rPr>
-        <w:t>require_min_history_weeks</w:t>
-      </w:r>
-      <w:proofErr w:type="spellEnd"/>
-      <w:r>
-        <w:rPr>
-          <w:b/>
-          <w:bCs/>
-        </w:rPr>
-        <w:t> (</w:t>
-      </w:r>
-      <w:hyperlink r:id="rId24" w:anchor="L145-L166" w:tgtFrame="_blank" w:history="1">
+        <w:t xml:space="preserve">XLSX — </w:t>
+      </w:r>
+      <w:hyperlink r:id="rId25" w:tgtFrame="_blank" w:history="1">
         <w:r>
           <w:rPr>
             <w:rStyle w:val="Hyperlink"/>
             <w:b/>
             <w:bCs/>
           </w:rPr>
-          <w:t>ranking.py:145-166</w:t>
+          <w:t>Outputs/ranking_report_{quarter}.xlsx</w:t>
         </w:r>
       </w:hyperlink>
       <w:r>
@@ -3128,231 +1423,16 @@
           <w:b/>
           <w:bCs/>
         </w:rPr>
-        <w:t>)</w:t>
-      </w:r>
-    </w:p>
-    <w:p>
-      <w:pPr>
-        <w:rPr>
-          <w:b/>
-          <w:bCs/>
-        </w:rPr>
-      </w:pPr>
-      <w:proofErr w:type="spellStart"/>
-      <w:r>
-        <w:rPr>
-          <w:b/>
-          <w:bCs/>
-        </w:rPr>
-        <w:t>excluded_mask</w:t>
-      </w:r>
-      <w:proofErr w:type="spellEnd"/>
-      <w:r>
-        <w:rPr>
-          <w:b/>
-          <w:bCs/>
-        </w:rPr>
-        <w:t xml:space="preserve"> = </w:t>
-      </w:r>
-      <w:proofErr w:type="spellStart"/>
-      <w:r>
-        <w:rPr>
-          <w:b/>
-          <w:bCs/>
-        </w:rPr>
-        <w:t>feats_df</w:t>
-      </w:r>
-      <w:proofErr w:type="spellEnd"/>
-      <w:r>
-        <w:rPr>
-          <w:b/>
-          <w:bCs/>
-        </w:rPr>
-        <w:t>["</w:t>
-      </w:r>
-      <w:proofErr w:type="spellStart"/>
-      <w:r>
-        <w:rPr>
-          <w:b/>
-          <w:bCs/>
-        </w:rPr>
-        <w:t>weeks_of_history_used</w:t>
-      </w:r>
-      <w:proofErr w:type="spellEnd"/>
-      <w:r>
-        <w:rPr>
-          <w:b/>
-          <w:bCs/>
-        </w:rPr>
-        <w:t xml:space="preserve">"] &lt; </w:t>
-      </w:r>
-      <w:proofErr w:type="spellStart"/>
-      <w:r>
-        <w:rPr>
-          <w:b/>
-          <w:bCs/>
-        </w:rPr>
-        <w:t>min_weeks</w:t>
-      </w:r>
-      <w:proofErr w:type="spellEnd"/>
-      <w:r>
-        <w:rPr>
-          <w:b/>
-          <w:bCs/>
-        </w:rPr>
-        <w:t xml:space="preserve">   # 52</w:t>
-      </w:r>
-    </w:p>
-    <w:p>
-      <w:pPr>
-        <w:rPr>
-          <w:b/>
-          <w:bCs/>
-        </w:rPr>
-      </w:pPr>
-      <w:r>
-        <w:rPr>
-          <w:b/>
-          <w:bCs/>
-        </w:rPr>
-        <w:t xml:space="preserve">if not </w:t>
-      </w:r>
-      <w:proofErr w:type="spellStart"/>
-      <w:r>
-        <w:rPr>
-          <w:b/>
-          <w:bCs/>
-        </w:rPr>
-        <w:t>flat_fill</w:t>
-      </w:r>
-      <w:proofErr w:type="spellEnd"/>
-      <w:r>
-        <w:rPr>
-          <w:b/>
-          <w:bCs/>
-        </w:rPr>
-        <w:t>:</w:t>
-      </w:r>
-    </w:p>
-    <w:p>
-      <w:pPr>
-        <w:rPr>
-          <w:b/>
-          <w:bCs/>
-        </w:rPr>
-      </w:pPr>
-      <w:r>
-        <w:rPr>
-          <w:b/>
-          <w:bCs/>
-        </w:rPr>
-        <w:t xml:space="preserve">    </w:t>
-      </w:r>
-      <w:proofErr w:type="spellStart"/>
-      <w:r>
-        <w:rPr>
-          <w:b/>
-          <w:bCs/>
-        </w:rPr>
-        <w:t>excluded_mask</w:t>
-      </w:r>
-      <w:proofErr w:type="spellEnd"/>
-      <w:r>
-        <w:rPr>
-          <w:b/>
-          <w:bCs/>
-        </w:rPr>
-        <w:t xml:space="preserve"> |= </w:t>
-      </w:r>
-      <w:proofErr w:type="spellStart"/>
-      <w:r>
-        <w:rPr>
-          <w:b/>
-          <w:bCs/>
-        </w:rPr>
-        <w:t>feats_df</w:t>
-      </w:r>
-      <w:proofErr w:type="spellEnd"/>
-      <w:r>
-        <w:rPr>
-          <w:b/>
-          <w:bCs/>
-        </w:rPr>
-        <w:t>["</w:t>
-      </w:r>
-      <w:proofErr w:type="spellStart"/>
-      <w:r>
-        <w:rPr>
-          <w:b/>
-          <w:bCs/>
-        </w:rPr>
-        <w:t>young_ticker_flag</w:t>
-      </w:r>
-      <w:proofErr w:type="spellEnd"/>
-      <w:r>
-        <w:rPr>
-          <w:b/>
-          <w:bCs/>
-        </w:rPr>
-        <w:t>"]</w:t>
-      </w:r>
-    </w:p>
-    <w:p>
-      <w:pPr>
-        <w:rPr>
-          <w:b/>
-          <w:bCs/>
-        </w:rPr>
-      </w:pPr>
-      <w:r>
-        <w:rPr>
-          <w:b/>
-          <w:bCs/>
-        </w:rPr>
-        <w:t xml:space="preserve">Excluded rows go to </w:t>
-      </w:r>
-      <w:hyperlink r:id="rId25" w:tgtFrame="_blank" w:history="1">
-        <w:proofErr w:type="spellStart"/>
-        <w:r>
-          <w:rPr>
-            <w:rStyle w:val="Hyperlink"/>
-            <w:b/>
-            <w:bCs/>
-            <w:i/>
-            <w:iCs/>
-          </w:rPr>
-          <w:t>intermediate_outputs</w:t>
-        </w:r>
-        <w:proofErr w:type="spellEnd"/>
-        <w:r>
-          <w:rPr>
-            <w:rStyle w:val="Hyperlink"/>
-            <w:b/>
-            <w:bCs/>
-            <w:i/>
-            <w:iCs/>
-          </w:rPr>
-          <w:t>/</w:t>
-        </w:r>
-        <w:proofErr w:type="spellStart"/>
-        <w:r>
-          <w:rPr>
-            <w:rStyle w:val="Hyperlink"/>
-            <w:b/>
-            <w:bCs/>
-            <w:i/>
-            <w:iCs/>
-          </w:rPr>
-          <w:t>young_ticker_excluded</w:t>
-        </w:r>
-        <w:proofErr w:type="spellEnd"/>
+        <w:t xml:space="preserve">. </w:t>
+      </w:r>
+      <w:hyperlink r:id="rId26" w:anchor="L553" w:tgtFrame="_blank" w:history="1">
         <w:r>
           <w:rPr>
             <w:rStyle w:val="Hyperlink"/>
             <w:b/>
             <w:bCs/>
           </w:rPr>
-          <w:t>{quarter}.parquet</w:t>
+          <w:t>ranking.py:553-588</w:t>
         </w:r>
       </w:hyperlink>
       <w:r>
@@ -3360,723 +1440,22 @@
           <w:b/>
           <w:bCs/>
         </w:rPr>
-        <w:t xml:space="preserve"> (joined back to survivors so the audit file has identity columns). The remainder becomes </w:t>
-      </w:r>
-      <w:proofErr w:type="spellStart"/>
-      <w:r>
-        <w:rPr>
-          <w:b/>
-          <w:bCs/>
-        </w:rPr>
-        <w:t>rankable</w:t>
-      </w:r>
-      <w:proofErr w:type="spellEnd"/>
-      <w:r>
-        <w:rPr>
-          <w:b/>
-          <w:bCs/>
-        </w:rPr>
-        <w:t>.</w:t>
-      </w:r>
-    </w:p>
-    <w:p>
-      <w:pPr>
-        <w:rPr>
-          <w:b/>
-          <w:bCs/>
-        </w:rPr>
-      </w:pPr>
-      <w:r>
-        <w:rPr>
-          <w:b/>
-          <w:bCs/>
-        </w:rPr>
-        <w:t>Step 5 — Archetype matching (</w:t>
-      </w:r>
-      <w:hyperlink r:id="rId26" w:anchor="L168-L184" w:tgtFrame="_blank" w:history="1">
-        <w:r>
-          <w:rPr>
-            <w:rStyle w:val="Hyperlink"/>
-            <w:b/>
-            <w:bCs/>
-          </w:rPr>
-          <w:t>ranking.py:168-184</w:t>
-        </w:r>
-      </w:hyperlink>
-      <w:r>
-        <w:rPr>
-          <w:b/>
-          <w:bCs/>
-        </w:rPr>
-        <w:t> → </w:t>
-      </w:r>
-      <w:hyperlink r:id="rId27" w:anchor="L91" w:tgtFrame="_blank" w:history="1">
-        <w:r>
-          <w:rPr>
-            <w:rStyle w:val="Hyperlink"/>
-            <w:b/>
-            <w:bCs/>
-          </w:rPr>
-          <w:t>archetypes.py:91</w:t>
-        </w:r>
-      </w:hyperlink>
-      <w:r>
-        <w:rPr>
-          <w:b/>
-          <w:bCs/>
-        </w:rPr>
-        <w:t>)</w:t>
-      </w:r>
-    </w:p>
-    <w:p>
-      <w:pPr>
-        <w:rPr>
-          <w:b/>
-          <w:bCs/>
-        </w:rPr>
-      </w:pPr>
-      <w:r>
-        <w:rPr>
-          <w:b/>
-          <w:bCs/>
-        </w:rPr>
-        <w:t xml:space="preserve">For each </w:t>
-      </w:r>
-      <w:proofErr w:type="spellStart"/>
-      <w:r>
-        <w:rPr>
-          <w:b/>
-          <w:bCs/>
-        </w:rPr>
-        <w:t>rankable</w:t>
-      </w:r>
-      <w:proofErr w:type="spellEnd"/>
-      <w:r>
-        <w:rPr>
-          <w:b/>
-          <w:bCs/>
-        </w:rPr>
-        <w:t xml:space="preserve"> row: call </w:t>
-      </w:r>
-      <w:hyperlink r:id="rId28" w:anchor="L91" w:tgtFrame="_blank" w:history="1">
-        <w:proofErr w:type="spellStart"/>
-        <w:r>
-          <w:rPr>
-            <w:rStyle w:val="Hyperlink"/>
-            <w:b/>
-            <w:bCs/>
-          </w:rPr>
-          <w:t>match_archetypes</w:t>
-        </w:r>
-        <w:proofErr w:type="spellEnd"/>
-        <w:r>
-          <w:rPr>
-            <w:rStyle w:val="Hyperlink"/>
-            <w:b/>
-            <w:bCs/>
-          </w:rPr>
-          <w:t xml:space="preserve">(features, archetypes, </w:t>
-        </w:r>
-        <w:proofErr w:type="spellStart"/>
-        <w:r>
-          <w:rPr>
-            <w:rStyle w:val="Hyperlink"/>
-            <w:b/>
-            <w:bCs/>
-          </w:rPr>
-          <w:t>min_confidence</w:t>
-        </w:r>
-        <w:proofErr w:type="spellEnd"/>
-        <w:r>
-          <w:rPr>
-            <w:rStyle w:val="Hyperlink"/>
-            <w:b/>
-            <w:bCs/>
-          </w:rPr>
-          <w:t>=0.70)</w:t>
-        </w:r>
-      </w:hyperlink>
-      <w:r>
-        <w:rPr>
-          <w:b/>
-          <w:bCs/>
-        </w:rPr>
-        <w:t>, which:</w:t>
-      </w:r>
-    </w:p>
-    <w:p>
-      <w:pPr>
-        <w:numPr>
-          <w:ilvl w:val="0"/>
-          <w:numId w:val="6"/>
-        </w:numPr>
-        <w:rPr>
-          <w:b/>
-          <w:bCs/>
-        </w:rPr>
-      </w:pPr>
-      <w:r>
-        <w:rPr>
-          <w:b/>
-          <w:bCs/>
-        </w:rPr>
-        <w:t>Walks every archetype.</w:t>
-      </w:r>
-    </w:p>
-    <w:p>
-      <w:pPr>
-        <w:numPr>
-          <w:ilvl w:val="0"/>
-          <w:numId w:val="6"/>
-        </w:numPr>
-        <w:rPr>
-          <w:b/>
-          <w:bCs/>
-        </w:rPr>
-      </w:pPr>
-      <w:r>
-        <w:rPr>
-          <w:b/>
-          <w:bCs/>
-        </w:rPr>
-        <w:t>For each, computes </w:t>
-      </w:r>
-      <w:proofErr w:type="spellStart"/>
-      <w:r>
-        <w:rPr>
-          <w:b/>
-          <w:bCs/>
-        </w:rPr>
-        <w:t>match_confidence</w:t>
-      </w:r>
-      <w:proofErr w:type="spellEnd"/>
-      <w:r>
-        <w:rPr>
-          <w:b/>
-          <w:bCs/>
-        </w:rPr>
-        <w:t xml:space="preserve"> = </w:t>
-      </w:r>
-      <w:proofErr w:type="spellStart"/>
-      <w:r>
-        <w:rPr>
-          <w:b/>
-          <w:bCs/>
-        </w:rPr>
-        <w:t>matched_ranges</w:t>
-      </w:r>
-      <w:proofErr w:type="spellEnd"/>
-      <w:r>
-        <w:rPr>
-          <w:b/>
-          <w:bCs/>
-        </w:rPr>
-        <w:t xml:space="preserve"> / </w:t>
-      </w:r>
-      <w:proofErr w:type="spellStart"/>
-      <w:r>
-        <w:rPr>
-          <w:b/>
-          <w:bCs/>
-        </w:rPr>
-        <w:t>specified_ranges</w:t>
-      </w:r>
-      <w:proofErr w:type="spellEnd"/>
-      <w:r>
-        <w:rPr>
-          <w:b/>
-          <w:bCs/>
-        </w:rPr>
-        <w:t> (</w:t>
-      </w:r>
-      <w:hyperlink r:id="rId29" w:anchor="L79" w:tgtFrame="_blank" w:history="1">
-        <w:r>
-          <w:rPr>
-            <w:rStyle w:val="Hyperlink"/>
-            <w:b/>
-            <w:bCs/>
-          </w:rPr>
-          <w:t>_</w:t>
-        </w:r>
-        <w:proofErr w:type="spellStart"/>
-        <w:r>
-          <w:rPr>
-            <w:rStyle w:val="Hyperlink"/>
-            <w:b/>
-            <w:bCs/>
-          </w:rPr>
-          <w:t>match_one</w:t>
-        </w:r>
-        <w:proofErr w:type="spellEnd"/>
-      </w:hyperlink>
-      <w:r>
-        <w:rPr>
-          <w:b/>
-          <w:bCs/>
-        </w:rPr>
-        <w:t xml:space="preserve">). A range is "matched" </w:t>
-      </w:r>
-      <w:proofErr w:type="spellStart"/>
-      <w:r>
-        <w:rPr>
-          <w:b/>
-          <w:bCs/>
-        </w:rPr>
-        <w:t>iff</w:t>
-      </w:r>
-      <w:proofErr w:type="spellEnd"/>
-      <w:r>
-        <w:rPr>
-          <w:b/>
-          <w:bCs/>
-        </w:rPr>
-        <w:t xml:space="preserve"> lo ≤ </w:t>
-      </w:r>
-      <w:proofErr w:type="spellStart"/>
-      <w:r>
-        <w:rPr>
-          <w:b/>
-          <w:bCs/>
-        </w:rPr>
-        <w:t>feature_value</w:t>
-      </w:r>
-      <w:proofErr w:type="spellEnd"/>
-      <w:r>
-        <w:rPr>
-          <w:b/>
-          <w:bCs/>
-        </w:rPr>
-        <w:t xml:space="preserve"> ≤ hi. None features count as misses.</w:t>
-      </w:r>
-    </w:p>
-    <w:p>
-      <w:pPr>
-        <w:numPr>
-          <w:ilvl w:val="0"/>
-          <w:numId w:val="6"/>
-        </w:numPr>
-        <w:rPr>
-          <w:b/>
-          <w:bCs/>
-        </w:rPr>
-      </w:pPr>
-      <w:r>
-        <w:rPr>
-          <w:b/>
-          <w:bCs/>
-        </w:rPr>
-        <w:t>Skips archetypes below </w:t>
-      </w:r>
-      <w:proofErr w:type="spellStart"/>
-      <w:r>
-        <w:rPr>
-          <w:b/>
-          <w:bCs/>
-        </w:rPr>
-        <w:t>min_confidence</w:t>
-      </w:r>
-      <w:proofErr w:type="spellEnd"/>
-      <w:r>
-        <w:rPr>
-          <w:b/>
-          <w:bCs/>
-        </w:rPr>
-        <w:t>.</w:t>
-      </w:r>
-    </w:p>
-    <w:p>
-      <w:pPr>
-        <w:numPr>
-          <w:ilvl w:val="0"/>
-          <w:numId w:val="6"/>
-        </w:numPr>
-        <w:rPr>
-          <w:b/>
-          <w:bCs/>
-        </w:rPr>
-      </w:pPr>
-      <w:r>
-        <w:rPr>
-          <w:b/>
-          <w:bCs/>
-        </w:rPr>
-        <w:t>Picks the archetype with the highest qualifying confidence; ties broken by largest |score|.</w:t>
-      </w:r>
-    </w:p>
-    <w:p>
-      <w:pPr>
-        <w:numPr>
-          <w:ilvl w:val="0"/>
-          <w:numId w:val="6"/>
-        </w:numPr>
-        <w:rPr>
-          <w:b/>
-          <w:bCs/>
-        </w:rPr>
-      </w:pPr>
-      <w:r>
-        <w:rPr>
-          <w:b/>
-          <w:bCs/>
-        </w:rPr>
-        <w:t>Returns (name, score, confidence). No qualifier → ("unclassified", 0.0, 0.0).</w:t>
-      </w:r>
-    </w:p>
-    <w:p>
-      <w:pPr>
-        <w:rPr>
-          <w:b/>
-          <w:bCs/>
-        </w:rPr>
-      </w:pPr>
-      <w:r>
-        <w:rPr>
-          <w:b/>
-          <w:bCs/>
-        </w:rPr>
-        <w:t>Then composite score (</w:t>
-      </w:r>
-      <w:hyperlink r:id="rId30" w:anchor="L182-L194" w:tgtFrame="_blank" w:history="1">
-        <w:r>
-          <w:rPr>
-            <w:rStyle w:val="Hyperlink"/>
-            <w:b/>
-            <w:bCs/>
-          </w:rPr>
-          <w:t>ranking.py:182-194</w:t>
-        </w:r>
-      </w:hyperlink>
-      <w:r>
-        <w:rPr>
-          <w:b/>
-          <w:bCs/>
-        </w:rPr>
-        <w:t>):</w:t>
-      </w:r>
-    </w:p>
-    <w:p>
-      <w:pPr>
-        <w:rPr>
-          <w:b/>
-          <w:bCs/>
-        </w:rPr>
-      </w:pPr>
-      <w:r>
-        <w:rPr>
-          <w:b/>
-          <w:bCs/>
-        </w:rPr>
-        <w:t xml:space="preserve">alpha = </w:t>
-      </w:r>
-      <w:proofErr w:type="spellStart"/>
-      <w:r>
-        <w:rPr>
-          <w:b/>
-          <w:bCs/>
-        </w:rPr>
-        <w:t>ranking.confidence_floor_weight</w:t>
-      </w:r>
-      <w:proofErr w:type="spellEnd"/>
-      <w:r>
-        <w:rPr>
-          <w:b/>
-          <w:bCs/>
-        </w:rPr>
-        <w:t xml:space="preserve">  # 0.7</w:t>
-      </w:r>
-    </w:p>
-    <w:p>
-      <w:pPr>
-        <w:rPr>
-          <w:b/>
-          <w:bCs/>
-        </w:rPr>
-      </w:pPr>
-      <w:proofErr w:type="spellStart"/>
-      <w:r>
-        <w:rPr>
-          <w:b/>
-          <w:bCs/>
-        </w:rPr>
-        <w:t>composite_score</w:t>
-      </w:r>
-      <w:proofErr w:type="spellEnd"/>
-      <w:r>
-        <w:rPr>
-          <w:b/>
-          <w:bCs/>
-        </w:rPr>
-        <w:t xml:space="preserve"> = </w:t>
-      </w:r>
-      <w:proofErr w:type="spellStart"/>
-      <w:r>
-        <w:rPr>
-          <w:b/>
-          <w:bCs/>
-        </w:rPr>
-        <w:t>archetype_score</w:t>
-      </w:r>
-      <w:proofErr w:type="spellEnd"/>
-      <w:r>
-        <w:rPr>
-          <w:b/>
-          <w:bCs/>
-        </w:rPr>
-        <w:t xml:space="preserve"> × (alpha + (1 - alpha) × </w:t>
-      </w:r>
-      <w:proofErr w:type="spellStart"/>
-      <w:r>
-        <w:rPr>
-          <w:b/>
-          <w:bCs/>
-        </w:rPr>
-        <w:t>match_confidence</w:t>
-      </w:r>
-      <w:proofErr w:type="spellEnd"/>
-      <w:r>
-        <w:rPr>
-          <w:b/>
-          <w:bCs/>
-        </w:rPr>
-        <w:t>)</w:t>
-      </w:r>
-    </w:p>
-    <w:p>
-      <w:pPr>
-        <w:rPr>
-          <w:b/>
-          <w:bCs/>
-        </w:rPr>
-      </w:pPr>
-      <w:r>
-        <w:rPr>
-          <w:b/>
-          <w:bCs/>
-        </w:rPr>
-        <w:t xml:space="preserve">If </w:t>
-      </w:r>
-      <w:proofErr w:type="spellStart"/>
-      <w:r>
-        <w:rPr>
-          <w:b/>
-          <w:bCs/>
-        </w:rPr>
-        <w:t>include_unclassified</w:t>
-      </w:r>
-      <w:proofErr w:type="spellEnd"/>
-      <w:r>
-        <w:rPr>
-          <w:b/>
-          <w:bCs/>
-        </w:rPr>
-        <w:t>: false, drop those rows.</w:t>
-      </w:r>
-    </w:p>
-    <w:p>
-      <w:pPr>
-        <w:rPr>
-          <w:b/>
-          <w:bCs/>
-        </w:rPr>
-      </w:pPr>
-      <w:r>
-        <w:rPr>
-          <w:b/>
-          <w:bCs/>
-        </w:rPr>
-        <w:t>Step 6 — Merge + rank (</w:t>
-      </w:r>
-      <w:hyperlink r:id="rId31" w:anchor="L189-L211" w:tgtFrame="_blank" w:history="1">
-        <w:r>
-          <w:rPr>
-            <w:rStyle w:val="Hyperlink"/>
-            <w:b/>
-            <w:bCs/>
-          </w:rPr>
-          <w:t>ranking.py:189-211</w:t>
-        </w:r>
-      </w:hyperlink>
-      <w:r>
-        <w:rPr>
-          <w:b/>
-          <w:bCs/>
-        </w:rPr>
-        <w:t>)</w:t>
-      </w:r>
-    </w:p>
-    <w:p>
-      <w:pPr>
-        <w:numPr>
-          <w:ilvl w:val="0"/>
-          <w:numId w:val="7"/>
-        </w:numPr>
-        <w:rPr>
-          <w:b/>
-          <w:bCs/>
-        </w:rPr>
-      </w:pPr>
-      <w:r>
-        <w:rPr>
-          <w:b/>
-          <w:bCs/>
-        </w:rPr>
-        <w:t>Left-join </w:t>
-      </w:r>
-      <w:proofErr w:type="spellStart"/>
-      <w:r>
-        <w:rPr>
-          <w:b/>
-          <w:bCs/>
-        </w:rPr>
-        <w:t>rankable</w:t>
-      </w:r>
-      <w:proofErr w:type="spellEnd"/>
-      <w:r>
-        <w:rPr>
-          <w:b/>
-          <w:bCs/>
-        </w:rPr>
-        <w:t> with survivors on ticker so the output carries every passthrough column (universe stats, snapshot stats, identity).</w:t>
-      </w:r>
-    </w:p>
-    <w:p>
-      <w:pPr>
-        <w:numPr>
-          <w:ilvl w:val="0"/>
-          <w:numId w:val="7"/>
-        </w:numPr>
-        <w:rPr>
-          <w:b/>
-          <w:bCs/>
-        </w:rPr>
-      </w:pPr>
-      <w:r>
-        <w:rPr>
-          <w:b/>
-          <w:bCs/>
-        </w:rPr>
-        <w:t>Add quarter column.</w:t>
-      </w:r>
-    </w:p>
-    <w:p>
-      <w:pPr>
-        <w:numPr>
-          <w:ilvl w:val="0"/>
-          <w:numId w:val="7"/>
-        </w:numPr>
-        <w:rPr>
-          <w:b/>
-          <w:bCs/>
-        </w:rPr>
-      </w:pPr>
-      <w:r>
-        <w:rPr>
-          <w:b/>
-          <w:bCs/>
-        </w:rPr>
-        <w:t>Sort by [</w:t>
-      </w:r>
-      <w:proofErr w:type="spellStart"/>
-      <w:r>
-        <w:rPr>
-          <w:b/>
-          <w:bCs/>
-        </w:rPr>
-        <w:t>composite_score</w:t>
-      </w:r>
-      <w:proofErr w:type="spellEnd"/>
-      <w:r>
-        <w:rPr>
-          <w:b/>
-          <w:bCs/>
-        </w:rPr>
-        <w:t xml:space="preserve"> DESC, *tiebreakers] with stable sort. Default tiebreakers: </w:t>
-      </w:r>
-      <w:proofErr w:type="spellStart"/>
-      <w:r>
-        <w:rPr>
-          <w:b/>
-          <w:bCs/>
-        </w:rPr>
-        <w:t>fund_count</w:t>
-      </w:r>
-      <w:proofErr w:type="spellEnd"/>
-      <w:r>
-        <w:rPr>
-          <w:b/>
-          <w:bCs/>
-        </w:rPr>
-        <w:t xml:space="preserve"> DESC, ticker ASC.</w:t>
-      </w:r>
-    </w:p>
-    <w:p>
-      <w:pPr>
-        <w:numPr>
-          <w:ilvl w:val="0"/>
-          <w:numId w:val="7"/>
-        </w:numPr>
-        <w:rPr>
-          <w:b/>
-          <w:bCs/>
-        </w:rPr>
-      </w:pPr>
-      <w:r>
-        <w:rPr>
-          <w:b/>
-          <w:bCs/>
-        </w:rPr>
-        <w:t>rank = index + 1, inserted as column 0.</w:t>
-      </w:r>
-    </w:p>
-    <w:p>
-      <w:pPr>
-        <w:numPr>
-          <w:ilvl w:val="0"/>
-          <w:numId w:val="7"/>
-        </w:numPr>
-        <w:rPr>
-          <w:b/>
-          <w:bCs/>
-        </w:rPr>
-      </w:pPr>
-      <w:r>
-        <w:rPr>
-          <w:b/>
-          <w:bCs/>
-        </w:rPr>
-        <w:t>Optional </w:t>
-      </w:r>
-      <w:proofErr w:type="spellStart"/>
-      <w:r>
-        <w:rPr>
-          <w:b/>
-          <w:bCs/>
-        </w:rPr>
-        <w:t>output_top_n</w:t>
-      </w:r>
-      <w:proofErr w:type="spellEnd"/>
-      <w:r>
-        <w:rPr>
-          <w:b/>
-          <w:bCs/>
-        </w:rPr>
-        <w:t> cap.</w:t>
-      </w:r>
-    </w:p>
-    <w:p>
-      <w:pPr>
-        <w:rPr>
-          <w:b/>
-          <w:bCs/>
-        </w:rPr>
-      </w:pPr>
-      <w:r>
-        <w:rPr>
-          <w:b/>
-          <w:bCs/>
-        </w:rPr>
-        <w:lastRenderedPageBreak/>
-        <w:t>Step 7 — Write outputs</w:t>
+        <w:t>. Every composite_* column (composite_3mo, composite_12mo, composite_best) gets a min→mid(0)→max colour scale (red → yellow → green) via openpyxl conditional formatting.</w:t>
+      </w:r>
+    </w:p>
+    <w:p>
+      <w:pPr>
+        <w:rPr>
+          <w:b/>
+          <w:bCs/>
+        </w:rPr>
+      </w:pPr>
+      <w:r>
+        <w:rPr>
+          <w:b/>
+          <w:bCs/>
+        </w:rPr>
+        <w:t>Concrete numbers — current 2025Q4 run</w:t>
       </w:r>
     </w:p>
     <w:tbl>
@@ -4098,9 +1477,8 @@
         <w:tblLook w:val="04A0" w:firstRow="1" w:lastRow="0" w:firstColumn="1" w:lastColumn="0" w:noHBand="0" w:noVBand="1"/>
       </w:tblPr>
       <w:tblGrid>
-        <w:gridCol w:w="4829"/>
-        <w:gridCol w:w="2529"/>
-        <w:gridCol w:w="1662"/>
+        <w:gridCol w:w="2749"/>
+        <w:gridCol w:w="1135"/>
       </w:tblGrid>
       <w:tr>
         <w:trPr>
@@ -4137,7 +1515,7 @@
                 <w:b/>
                 <w:bCs/>
               </w:rPr>
-              <w:t>path</w:t>
+              <w:t>Stage</w:t>
             </w:r>
           </w:p>
         </w:tc>
@@ -4172,10 +1550,12 @@
                 <w:b/>
                 <w:bCs/>
               </w:rPr>
-              <w:t>producer</w:t>
-            </w:r>
-          </w:p>
-        </w:tc>
+              <w:t>Count</w:t>
+            </w:r>
+          </w:p>
+        </w:tc>
+      </w:tr>
+      <w:tr>
         <w:tc>
           <w:tcPr>
             <w:tcW w:w="0" w:type="auto"/>
@@ -4207,12 +1587,10 @@
                 <w:b/>
                 <w:bCs/>
               </w:rPr>
-              <w:t>content</w:t>
-            </w:r>
-          </w:p>
-        </w:tc>
-      </w:tr>
-      <w:tr>
+              <w:t>Survivors in (from M4a)</w:t>
+            </w:r>
+          </w:p>
+        </w:tc>
         <w:tc>
           <w:tcPr>
             <w:tcW w:w="0" w:type="auto"/>
@@ -4239,52 +1617,17 @@
                 <w:bCs/>
               </w:rPr>
             </w:pPr>
-            <w:hyperlink r:id="rId32" w:tgtFrame="_blank" w:history="1">
-              <w:proofErr w:type="spellStart"/>
-              <w:r>
-                <w:rPr>
-                  <w:rStyle w:val="Hyperlink"/>
-                  <w:b/>
-                  <w:bCs/>
-                  <w:i/>
-                  <w:iCs/>
-                </w:rPr>
-                <w:t>intermediate_outputs</w:t>
-              </w:r>
-              <w:proofErr w:type="spellEnd"/>
-              <w:r>
-                <w:rPr>
-                  <w:rStyle w:val="Hyperlink"/>
-                  <w:b/>
-                  <w:bCs/>
-                  <w:i/>
-                  <w:iCs/>
-                </w:rPr>
-                <w:t>/</w:t>
-              </w:r>
-              <w:proofErr w:type="spellStart"/>
-              <w:r>
-                <w:rPr>
-                  <w:rStyle w:val="Hyperlink"/>
-                  <w:b/>
-                  <w:bCs/>
-                  <w:i/>
-                  <w:iCs/>
-                </w:rPr>
-                <w:t>ranked_candidates</w:t>
-              </w:r>
-              <w:proofErr w:type="spellEnd"/>
-              <w:r>
-                <w:rPr>
-                  <w:rStyle w:val="Hyperlink"/>
-                  <w:b/>
-                  <w:bCs/>
-                </w:rPr>
-                <w:t>{quarter}.parquet</w:t>
-              </w:r>
-            </w:hyperlink>
-          </w:p>
-        </w:tc>
+            <w:r>
+              <w:rPr>
+                <w:b/>
+                <w:bCs/>
+              </w:rPr>
+              <w:t>1,446</w:t>
+            </w:r>
+          </w:p>
+        </w:tc>
+      </w:tr>
+      <w:tr>
         <w:tc>
           <w:tcPr>
             <w:tcW w:w="0" w:type="auto"/>
@@ -4311,16 +1654,13 @@
                 <w:bCs/>
               </w:rPr>
             </w:pPr>
-            <w:hyperlink r:id="rId33" w:anchor="L213-L216" w:tgtFrame="_blank" w:history="1">
-              <w:r>
-                <w:rPr>
-                  <w:rStyle w:val="Hyperlink"/>
-                  <w:b/>
-                  <w:bCs/>
-                </w:rPr>
-                <w:t>ranking.py:213-216</w:t>
-              </w:r>
-            </w:hyperlink>
+            <w:r>
+              <w:rPr>
+                <w:b/>
+                <w:bCs/>
+              </w:rPr>
+              <w:t>Young/short-history excluded</w:t>
+            </w:r>
           </w:p>
         </w:tc>
         <w:tc>
@@ -4354,7 +1694,7 @@
                 <w:b/>
                 <w:bCs/>
               </w:rPr>
-              <w:t>machine-readable handoff to Module 5</w:t>
+              <w:t>23</w:t>
             </w:r>
           </w:p>
         </w:tc>
@@ -4386,16 +1726,13 @@
                 <w:bCs/>
               </w:rPr>
             </w:pPr>
-            <w:hyperlink r:id="rId34" w:tgtFrame="_blank" w:history="1">
-              <w:r>
-                <w:rPr>
-                  <w:rStyle w:val="Hyperlink"/>
-                  <w:b/>
-                  <w:bCs/>
-                </w:rPr>
-                <w:t>Outputs/ranking_report_{quarter}.html</w:t>
-              </w:r>
-            </w:hyperlink>
+            <w:r>
+              <w:rPr>
+                <w:b/>
+                <w:bCs/>
+              </w:rPr>
+              <w:t>Ranked out</w:t>
+            </w:r>
           </w:p>
         </w:tc>
         <w:tc>
@@ -4424,20 +1761,17 @@
                 <w:bCs/>
               </w:rPr>
             </w:pPr>
-            <w:hyperlink r:id="rId35" w:anchor="L289" w:tgtFrame="_blank" w:history="1">
-              <w:proofErr w:type="spellStart"/>
-              <w:r>
-                <w:rPr>
-                  <w:rStyle w:val="Hyperlink"/>
-                  <w:b/>
-                  <w:bCs/>
-                </w:rPr>
-                <w:t>generate_ranking_report_html</w:t>
-              </w:r>
-              <w:proofErr w:type="spellEnd"/>
-            </w:hyperlink>
-          </w:p>
-        </w:tc>
+            <w:r>
+              <w:rPr>
+                <w:b/>
+                <w:bCs/>
+              </w:rPr>
+              <w:t>1,423</w:t>
+            </w:r>
+          </w:p>
+        </w:tc>
+      </w:tr>
+      <w:tr>
         <w:tc>
           <w:tcPr>
             <w:tcW w:w="0" w:type="auto"/>
@@ -4469,12 +1803,10 @@
                 <w:b/>
                 <w:bCs/>
               </w:rPr>
-              <w:t>sticky-header sortable table, archetype-coloured rows</w:t>
-            </w:r>
-          </w:p>
-        </w:tc>
-      </w:tr>
-      <w:tr>
+              <w:t>Unclassified</w:t>
+            </w:r>
+          </w:p>
+        </w:tc>
         <w:tc>
           <w:tcPr>
             <w:tcW w:w="0" w:type="auto"/>
@@ -4501,18 +1833,17 @@
                 <w:bCs/>
               </w:rPr>
             </w:pPr>
-            <w:hyperlink r:id="rId36" w:tgtFrame="_blank" w:history="1">
-              <w:r>
-                <w:rPr>
-                  <w:rStyle w:val="Hyperlink"/>
-                  <w:b/>
-                  <w:bCs/>
-                </w:rPr>
-                <w:t>Outputs/ranking_report_{quarter}.xlsx</w:t>
-              </w:r>
-            </w:hyperlink>
-          </w:p>
-        </w:tc>
+            <w:r>
+              <w:rPr>
+                <w:b/>
+                <w:bCs/>
+              </w:rPr>
+              <w:t>65 (4.6%)</w:t>
+            </w:r>
+          </w:p>
+        </w:tc>
+      </w:tr>
+      <w:tr>
         <w:tc>
           <w:tcPr>
             <w:tcW w:w="0" w:type="auto"/>
@@ -4539,18 +1870,13 @@
                 <w:bCs/>
               </w:rPr>
             </w:pPr>
-            <w:hyperlink r:id="rId37" w:anchor="L367" w:tgtFrame="_blank" w:history="1">
-              <w:proofErr w:type="spellStart"/>
-              <w:r>
-                <w:rPr>
-                  <w:rStyle w:val="Hyperlink"/>
-                  <w:b/>
-                  <w:bCs/>
-                </w:rPr>
-                <w:t>generate_ranking_report_xlsx</w:t>
-              </w:r>
-              <w:proofErr w:type="spellEnd"/>
-            </w:hyperlink>
+            <w:r>
+              <w:rPr>
+                <w:b/>
+                <w:bCs/>
+              </w:rPr>
+              <w:t>best_horizon=12mo</w:t>
+            </w:r>
           </w:p>
         </w:tc>
         <w:tc>
@@ -4584,281 +1910,12 @@
                 <w:b/>
                 <w:bCs/>
               </w:rPr>
-              <w:t xml:space="preserve">Excel with </w:t>
-            </w:r>
-            <w:proofErr w:type="spellStart"/>
-            <w:r>
-              <w:rPr>
-                <w:b/>
-                <w:bCs/>
-              </w:rPr>
-              <w:t>red→yellow→green</w:t>
-            </w:r>
-            <w:proofErr w:type="spellEnd"/>
-            <w:r>
-              <w:rPr>
-                <w:b/>
-                <w:bCs/>
-              </w:rPr>
-              <w:t xml:space="preserve"> colour-scale on </w:t>
-            </w:r>
-            <w:proofErr w:type="spellStart"/>
-            <w:r>
-              <w:rPr>
-                <w:b/>
-                <w:bCs/>
-              </w:rPr>
-              <w:t>composite_score</w:t>
-            </w:r>
-            <w:proofErr w:type="spellEnd"/>
+              <w:t>904 (63.5%)</w:t>
+            </w:r>
           </w:p>
         </w:tc>
       </w:tr>
-    </w:tbl>
-    <w:p>
-      <w:pPr>
-        <w:rPr>
-          <w:b/>
-          <w:bCs/>
-        </w:rPr>
-      </w:pPr>
-      <w:r>
-        <w:rPr>
-          <w:b/>
-          <w:bCs/>
-        </w:rPr>
-        <w:t xml:space="preserve">Final column order is fixed by </w:t>
-      </w:r>
-      <w:hyperlink r:id="rId38" w:anchor="L57" w:tgtFrame="_blank" w:history="1">
-        <w:r>
-          <w:rPr>
-            <w:rStyle w:val="Hyperlink"/>
-            <w:b/>
-            <w:bCs/>
-          </w:rPr>
-          <w:t>_</w:t>
-        </w:r>
-        <w:proofErr w:type="spellStart"/>
-        <w:r>
-          <w:rPr>
-            <w:rStyle w:val="Hyperlink"/>
-            <w:b/>
-            <w:bCs/>
-          </w:rPr>
-          <w:t>ranked_columns</w:t>
-        </w:r>
-        <w:proofErr w:type="spellEnd"/>
-      </w:hyperlink>
-      <w:r>
-        <w:rPr>
-          <w:b/>
-          <w:bCs/>
-        </w:rPr>
-        <w:t xml:space="preserve">: rank, ticker, </w:t>
-      </w:r>
-      <w:proofErr w:type="spellStart"/>
-      <w:r>
-        <w:rPr>
-          <w:b/>
-          <w:bCs/>
-        </w:rPr>
-        <w:t>name_of_issuer</w:t>
-      </w:r>
-      <w:proofErr w:type="spellEnd"/>
-      <w:r>
-        <w:rPr>
-          <w:b/>
-          <w:bCs/>
-        </w:rPr>
-        <w:t xml:space="preserve">, archetype, </w:t>
-      </w:r>
-      <w:proofErr w:type="spellStart"/>
-      <w:r>
-        <w:rPr>
-          <w:b/>
-          <w:bCs/>
-        </w:rPr>
-        <w:t>archetype_score</w:t>
-      </w:r>
-      <w:proofErr w:type="spellEnd"/>
-      <w:r>
-        <w:rPr>
-          <w:b/>
-          <w:bCs/>
-        </w:rPr>
-        <w:t xml:space="preserve">, </w:t>
-      </w:r>
-      <w:proofErr w:type="spellStart"/>
-      <w:r>
-        <w:rPr>
-          <w:b/>
-          <w:bCs/>
-        </w:rPr>
-        <w:t>match_confidence</w:t>
-      </w:r>
-      <w:proofErr w:type="spellEnd"/>
-      <w:r>
-        <w:rPr>
-          <w:b/>
-          <w:bCs/>
-        </w:rPr>
-        <w:t xml:space="preserve">, </w:t>
-      </w:r>
-      <w:proofErr w:type="spellStart"/>
-      <w:r>
-        <w:rPr>
-          <w:b/>
-          <w:bCs/>
-        </w:rPr>
-        <w:t>composite_score</w:t>
-      </w:r>
-      <w:proofErr w:type="spellEnd"/>
-      <w:r>
-        <w:rPr>
-          <w:b/>
-          <w:bCs/>
-        </w:rPr>
-        <w:t xml:space="preserve">, R_4..R_52, </w:t>
-      </w:r>
-      <w:proofErr w:type="spellStart"/>
-      <w:r>
-        <w:rPr>
-          <w:b/>
-          <w:bCs/>
-        </w:rPr>
-        <w:t>R_X_over_R_Y</w:t>
-      </w:r>
-      <w:proofErr w:type="spellEnd"/>
-      <w:r>
-        <w:rPr>
-          <w:b/>
-          <w:bCs/>
-        </w:rPr>
-        <w:t xml:space="preserve">..., </w:t>
-      </w:r>
-      <w:proofErr w:type="spellStart"/>
-      <w:r>
-        <w:rPr>
-          <w:b/>
-          <w:bCs/>
-        </w:rPr>
-        <w:t>price_today</w:t>
-      </w:r>
-      <w:proofErr w:type="spellEnd"/>
-      <w:r>
-        <w:rPr>
-          <w:b/>
-          <w:bCs/>
-        </w:rPr>
-        <w:t xml:space="preserve">, </w:t>
-      </w:r>
-      <w:proofErr w:type="spellStart"/>
-      <w:r>
-        <w:rPr>
-          <w:b/>
-          <w:bCs/>
-        </w:rPr>
-        <w:t>price_source_date</w:t>
-      </w:r>
-      <w:proofErr w:type="spellEnd"/>
-      <w:r>
-        <w:rPr>
-          <w:b/>
-          <w:bCs/>
-        </w:rPr>
-        <w:t xml:space="preserve">_*, </w:t>
-      </w:r>
-      <w:proofErr w:type="spellStart"/>
-      <w:r>
-        <w:rPr>
-          <w:b/>
-          <w:bCs/>
-        </w:rPr>
-        <w:t>weeks_of_history_used</w:t>
-      </w:r>
-      <w:proofErr w:type="spellEnd"/>
-      <w:r>
-        <w:rPr>
-          <w:b/>
-          <w:bCs/>
-        </w:rPr>
-        <w:t xml:space="preserve">, </w:t>
-      </w:r>
-      <w:proofErr w:type="spellStart"/>
-      <w:r>
-        <w:rPr>
-          <w:b/>
-          <w:bCs/>
-        </w:rPr>
-        <w:t>young_ticker_flag</w:t>
-      </w:r>
-      <w:proofErr w:type="spellEnd"/>
-      <w:r>
-        <w:rPr>
-          <w:b/>
-          <w:bCs/>
-        </w:rPr>
-        <w:t>, &lt;all survivor passthrough cols&gt;.</w:t>
-      </w:r>
-    </w:p>
-    <w:p>
-      <w:pPr>
-        <w:rPr>
-          <w:b/>
-          <w:bCs/>
-        </w:rPr>
-      </w:pPr>
-      <w:r>
-        <w:rPr>
-          <w:b/>
-          <w:bCs/>
-        </w:rPr>
-        <w:t>CLI surface (</w:t>
-      </w:r>
-      <w:hyperlink r:id="rId39" w:tgtFrame="_blank" w:history="1">
-        <w:r>
-          <w:rPr>
-            <w:rStyle w:val="Hyperlink"/>
-            <w:b/>
-            <w:bCs/>
-          </w:rPr>
-          <w:t>scripts/4_rank.py</w:t>
-        </w:r>
-      </w:hyperlink>
-      <w:r>
-        <w:rPr>
-          <w:b/>
-          <w:bCs/>
-        </w:rPr>
-        <w:t>)</w:t>
-      </w:r>
-    </w:p>
-    <w:tbl>
-      <w:tblPr>
-        <w:tblW w:w="0" w:type="auto"/>
-        <w:tblBorders>
-          <w:top w:val="single" w:sz="2" w:space="0" w:color="2A2B2C"/>
-          <w:left w:val="single" w:sz="2" w:space="0" w:color="2A2B2C"/>
-          <w:bottom w:val="single" w:sz="2" w:space="0" w:color="2A2B2C"/>
-          <w:right w:val="single" w:sz="2" w:space="0" w:color="2A2B2C"/>
-        </w:tblBorders>
-        <w:shd w:val="clear" w:color="auto" w:fill="191A1B"/>
-        <w:tblCellMar>
-          <w:top w:w="15" w:type="dxa"/>
-          <w:left w:w="15" w:type="dxa"/>
-          <w:bottom w:w="15" w:type="dxa"/>
-          <w:right w:w="15" w:type="dxa"/>
-        </w:tblCellMar>
-        <w:tblLook w:val="04A0" w:firstRow="1" w:lastRow="0" w:firstColumn="1" w:lastColumn="0" w:noHBand="0" w:noVBand="1"/>
-      </w:tblPr>
-      <w:tblGrid>
-        <w:gridCol w:w="1885"/>
-        <w:gridCol w:w="7135"/>
-      </w:tblGrid>
       <w:tr>
-        <w:trPr>
-          <w:tblHeader/>
-        </w:trPr>
         <w:tc>
           <w:tcPr>
             <w:tcW w:w="0" w:type="auto"/>
@@ -4890,7 +1947,7 @@
                 <w:b/>
                 <w:bCs/>
               </w:rPr>
-              <w:t>invocation</w:t>
+              <w:t>best_horizon=equal</w:t>
             </w:r>
           </w:p>
         </w:tc>
@@ -4925,7 +1982,7 @@
                 <w:b/>
                 <w:bCs/>
               </w:rPr>
-              <w:t>what</w:t>
+              <w:t>361 (25.4%)</w:t>
             </w:r>
           </w:p>
         </w:tc>
@@ -4962,7 +2019,7 @@
                 <w:b/>
                 <w:bCs/>
               </w:rPr>
-              <w:t>4_rank.py -v</w:t>
+              <w:t>best_horizon=3mo</w:t>
             </w:r>
           </w:p>
         </w:tc>
@@ -4997,199 +2054,7 @@
                 <w:b/>
                 <w:bCs/>
               </w:rPr>
-              <w:t>full path: fetch + ratios + match + write</w:t>
-            </w:r>
-          </w:p>
-        </w:tc>
-      </w:tr>
-      <w:tr>
-        <w:tc>
-          <w:tcPr>
-            <w:tcW w:w="0" w:type="auto"/>
-            <w:tcBorders>
-              <w:top w:val="single" w:sz="2" w:space="0" w:color="2A2B2C"/>
-              <w:left w:val="single" w:sz="2" w:space="0" w:color="2A2B2C"/>
-              <w:bottom w:val="single" w:sz="2" w:space="0" w:color="2A2B2C"/>
-              <w:right w:val="single" w:sz="2" w:space="0" w:color="2A2B2C"/>
-            </w:tcBorders>
-            <w:shd w:val="clear" w:color="auto" w:fill="191A1B"/>
-            <w:tcMar>
-              <w:top w:w="30" w:type="dxa"/>
-              <w:left w:w="30" w:type="dxa"/>
-              <w:bottom w:w="30" w:type="dxa"/>
-              <w:right w:w="30" w:type="dxa"/>
-            </w:tcMar>
-            <w:vAlign w:val="center"/>
-            <w:hideMark/>
-          </w:tcPr>
-          <w:p>
-            <w:pPr>
-              <w:rPr>
-                <w:b/>
-                <w:bCs/>
-              </w:rPr>
-            </w:pPr>
-            <w:r>
-              <w:rPr>
-                <w:b/>
-                <w:bCs/>
-              </w:rPr>
-              <w:t>4_rank.py --</w:t>
-            </w:r>
-            <w:proofErr w:type="spellStart"/>
-            <w:r>
-              <w:rPr>
-                <w:b/>
-                <w:bCs/>
-              </w:rPr>
-              <w:t>rerank</w:t>
-            </w:r>
-            <w:proofErr w:type="spellEnd"/>
-            <w:r>
-              <w:rPr>
-                <w:b/>
-                <w:bCs/>
-              </w:rPr>
-              <w:t>-only -v</w:t>
-            </w:r>
-          </w:p>
-        </w:tc>
-        <w:tc>
-          <w:tcPr>
-            <w:tcW w:w="0" w:type="auto"/>
-            <w:tcBorders>
-              <w:top w:val="single" w:sz="2" w:space="0" w:color="2A2B2C"/>
-              <w:left w:val="single" w:sz="2" w:space="0" w:color="2A2B2C"/>
-              <w:bottom w:val="single" w:sz="2" w:space="0" w:color="2A2B2C"/>
-              <w:right w:val="single" w:sz="2" w:space="0" w:color="2A2B2C"/>
-            </w:tcBorders>
-            <w:shd w:val="clear" w:color="auto" w:fill="191A1B"/>
-            <w:tcMar>
-              <w:top w:w="30" w:type="dxa"/>
-              <w:left w:w="30" w:type="dxa"/>
-              <w:bottom w:w="30" w:type="dxa"/>
-              <w:right w:w="30" w:type="dxa"/>
-            </w:tcMar>
-            <w:vAlign w:val="center"/>
-            <w:hideMark/>
-          </w:tcPr>
-          <w:p>
-            <w:pPr>
-              <w:rPr>
-                <w:b/>
-                <w:bCs/>
-              </w:rPr>
-            </w:pPr>
-            <w:r>
-              <w:rPr>
-                <w:b/>
-                <w:bCs/>
-              </w:rPr>
-              <w:t>skip step 2; recompute everything from cached prices. ~5 sec wall. Use after editing </w:t>
-            </w:r>
-            <w:proofErr w:type="spellStart"/>
-            <w:r>
-              <w:rPr>
-                <w:b/>
-                <w:bCs/>
-              </w:rPr>
-              <w:t>archetypes.yaml</w:t>
-            </w:r>
-            <w:proofErr w:type="spellEnd"/>
-            <w:r>
-              <w:rPr>
-                <w:b/>
-                <w:bCs/>
-              </w:rPr>
-              <w:t> or </w:t>
-            </w:r>
-            <w:proofErr w:type="spellStart"/>
-            <w:r>
-              <w:rPr>
-                <w:b/>
-                <w:bCs/>
-              </w:rPr>
-              <w:t>ranking.yaml</w:t>
-            </w:r>
-            <w:proofErr w:type="spellEnd"/>
-            <w:r>
-              <w:rPr>
-                <w:b/>
-                <w:bCs/>
-              </w:rPr>
-              <w:t>.</w:t>
-            </w:r>
-          </w:p>
-        </w:tc>
-      </w:tr>
-      <w:tr>
-        <w:tc>
-          <w:tcPr>
-            <w:tcW w:w="0" w:type="auto"/>
-            <w:tcBorders>
-              <w:top w:val="single" w:sz="2" w:space="0" w:color="2A2B2C"/>
-              <w:left w:val="single" w:sz="2" w:space="0" w:color="2A2B2C"/>
-              <w:bottom w:val="single" w:sz="2" w:space="0" w:color="2A2B2C"/>
-              <w:right w:val="single" w:sz="2" w:space="0" w:color="2A2B2C"/>
-            </w:tcBorders>
-            <w:shd w:val="clear" w:color="auto" w:fill="191A1B"/>
-            <w:tcMar>
-              <w:top w:w="30" w:type="dxa"/>
-              <w:left w:w="30" w:type="dxa"/>
-              <w:bottom w:w="30" w:type="dxa"/>
-              <w:right w:w="30" w:type="dxa"/>
-            </w:tcMar>
-            <w:vAlign w:val="center"/>
-            <w:hideMark/>
-          </w:tcPr>
-          <w:p>
-            <w:pPr>
-              <w:rPr>
-                <w:b/>
-                <w:bCs/>
-              </w:rPr>
-            </w:pPr>
-            <w:r>
-              <w:rPr>
-                <w:b/>
-                <w:bCs/>
-              </w:rPr>
-              <w:t>4_rank.py --quarter 2025Q3 -v</w:t>
-            </w:r>
-          </w:p>
-        </w:tc>
-        <w:tc>
-          <w:tcPr>
-            <w:tcW w:w="0" w:type="auto"/>
-            <w:tcBorders>
-              <w:top w:val="single" w:sz="2" w:space="0" w:color="2A2B2C"/>
-              <w:left w:val="single" w:sz="2" w:space="0" w:color="2A2B2C"/>
-              <w:bottom w:val="single" w:sz="2" w:space="0" w:color="2A2B2C"/>
-              <w:right w:val="single" w:sz="2" w:space="0" w:color="2A2B2C"/>
-            </w:tcBorders>
-            <w:shd w:val="clear" w:color="auto" w:fill="191A1B"/>
-            <w:tcMar>
-              <w:top w:w="30" w:type="dxa"/>
-              <w:left w:w="30" w:type="dxa"/>
-              <w:bottom w:w="30" w:type="dxa"/>
-              <w:right w:w="30" w:type="dxa"/>
-            </w:tcMar>
-            <w:vAlign w:val="center"/>
-            <w:hideMark/>
-          </w:tcPr>
-          <w:p>
-            <w:pPr>
-              <w:rPr>
-                <w:b/>
-                <w:bCs/>
-              </w:rPr>
-            </w:pPr>
-            <w:r>
-              <w:rPr>
-                <w:b/>
-                <w:bCs/>
-              </w:rPr>
-              <w:t>run against an arbitrary quarter's survivors file.</w:t>
+              <w:t>158 (11.1%)</w:t>
             </w:r>
           </w:p>
         </w:tc>
@@ -5207,14 +2072,45 @@
           <w:b/>
           <w:bCs/>
         </w:rPr>
-        <w:t>What runs each day</w:t>
+        <w:t>Top rank: fresh_awakening tickers at composite_best=10.0. TCRX at rank #21 (deep_base_breakout, scores {9,9}, best_horizon=equal). Bottom: parabolic_blowoff at composite_best=-7.0 (routed to 12mo as the less-bad horizon).</w:t>
+      </w:r>
+    </w:p>
+    <w:p>
+      <w:pPr>
+        <w:rPr>
+          <w:b/>
+          <w:bCs/>
+        </w:rPr>
+      </w:pPr>
+      <w:r>
+        <w:rPr>
+          <w:b/>
+          <w:bCs/>
+        </w:rPr>
+        <w:t>What Module 4b does </w:t>
+      </w:r>
+      <w:r>
+        <w:rPr>
+          <w:b/>
+          <w:bCs/>
+          <w:i/>
+          <w:iCs/>
+        </w:rPr>
+        <w:t>not</w:t>
+      </w:r>
+      <w:r>
+        <w:rPr>
+          <w:b/>
+          <w:bCs/>
+        </w:rPr>
+        <w:t> do</w:t>
       </w:r>
     </w:p>
     <w:p>
       <w:pPr>
         <w:numPr>
           <w:ilvl w:val="0"/>
-          <w:numId w:val="8"/>
+          <w:numId w:val="14"/>
         </w:numPr>
         <w:rPr>
           <w:b/>
@@ -5226,14 +2122,15 @@
           <w:b/>
           <w:bCs/>
         </w:rPr>
-        <w:t>Day 1 cold start — step 2 fetches 400 days × 1,443 tickers in 15 batches → ~3 min wall, ~570K rows added to prices. Steps 3-7 ≈ 5 sec.</w:t>
+        <w:lastRenderedPageBreak/>
+        <w:t>Does not fetch fundamentals (earnings, sales, EPS) — that's Module 5/6's job via LLM context.</w:t>
       </w:r>
     </w:p>
     <w:p>
       <w:pPr>
         <w:numPr>
           <w:ilvl w:val="0"/>
-          <w:numId w:val="8"/>
+          <w:numId w:val="14"/>
         </w:numPr>
         <w:rPr>
           <w:b/>
@@ -5245,14 +2142,30 @@
           <w:b/>
           <w:bCs/>
         </w:rPr>
-        <w:t>Day 2+ — step 2's same-day check short-circuits the 7 tickers already fetched today; the rest are delta fetches (~1 row per ticker per batch) → ~30-60 sec wall. Steps 3-7 unchanged.</w:t>
+        <w:t>Does not estimate future returns — composite scores are </w:t>
+      </w:r>
+      <w:r>
+        <w:rPr>
+          <w:b/>
+          <w:bCs/>
+          <w:i/>
+          <w:iCs/>
+        </w:rPr>
+        <w:t>pattern-quality priors</w:t>
+      </w:r>
+      <w:r>
+        <w:rPr>
+          <w:b/>
+          <w:bCs/>
+        </w:rPr>
+        <w:t>, not expected appreciation. Module 6's LLM produces return estimates; the final ranking is max_H(appreciation/H_months).</w:t>
       </w:r>
     </w:p>
     <w:p>
       <w:pPr>
         <w:numPr>
           <w:ilvl w:val="0"/>
-          <w:numId w:val="8"/>
+          <w:numId w:val="14"/>
         </w:numPr>
         <w:rPr>
           <w:b/>
@@ -5264,45 +2177,14 @@
           <w:b/>
           <w:bCs/>
         </w:rPr>
-        <w:t>--</w:t>
-      </w:r>
-      <w:proofErr w:type="spellStart"/>
-      <w:r>
-        <w:rPr>
-          <w:b/>
-          <w:bCs/>
-        </w:rPr>
-        <w:t>rerank</w:t>
-      </w:r>
-      <w:proofErr w:type="spellEnd"/>
-      <w:r>
-        <w:rPr>
-          <w:b/>
-          <w:bCs/>
-        </w:rPr>
-        <w:t>-only after a YAML edit — step 2 entirely skipped → ~5 sec total. The intended calibration loop.</w:t>
-      </w:r>
-    </w:p>
-    <w:p>
-      <w:pPr>
-        <w:rPr>
-          <w:b/>
-          <w:bCs/>
-        </w:rPr>
-      </w:pPr>
-      <w:r>
-        <w:rPr>
-          <w:b/>
-          <w:bCs/>
-        </w:rPr>
-        <w:t>Failure modes (locked behaviour)</w:t>
+        <w:t>Does not use volume, moving-average slope, or relative strength — these are explicitly left out (discussed in pass 6 decisions; can be added as a separate feature-expansion pass later).</w:t>
       </w:r>
     </w:p>
     <w:p>
       <w:pPr>
         <w:numPr>
           <w:ilvl w:val="0"/>
-          <w:numId w:val="9"/>
+          <w:numId w:val="14"/>
         </w:numPr>
         <w:rPr>
           <w:b/>
@@ -5314,256 +2196,7 @@
           <w:b/>
           <w:bCs/>
         </w:rPr>
-        <w:t>Empty survivors file — writes empty parquet + minimal HTML, returns. No crash. (</w:t>
-      </w:r>
-      <w:hyperlink r:id="rId40" w:anchor="L91-L93" w:tgtFrame="_blank" w:history="1">
-        <w:r>
-          <w:rPr>
-            <w:rStyle w:val="Hyperlink"/>
-            <w:b/>
-            <w:bCs/>
-          </w:rPr>
-          <w:t>ranking.py:91-93</w:t>
-        </w:r>
-      </w:hyperlink>
-      <w:r>
-        <w:rPr>
-          <w:b/>
-          <w:bCs/>
-        </w:rPr>
-        <w:t>)</w:t>
-      </w:r>
-    </w:p>
-    <w:p>
-      <w:pPr>
-        <w:numPr>
-          <w:ilvl w:val="0"/>
-          <w:numId w:val="9"/>
-        </w:numPr>
-        <w:rPr>
-          <w:b/>
-          <w:bCs/>
-        </w:rPr>
-      </w:pPr>
-      <w:r>
-        <w:rPr>
-          <w:b/>
-          <w:bCs/>
-        </w:rPr>
-        <w:t xml:space="preserve">Yahoo returns empty for one ticker — single-ticker fallback retries; on second empty response, log row marked failed, status persists, ticker simply has whatever bars it already </w:t>
-      </w:r>
-      <w:r>
-        <w:rPr>
-          <w:b/>
-          <w:bCs/>
-        </w:rPr>
-        <w:lastRenderedPageBreak/>
-        <w:t>had in cache. If too few bars to cover required windows, ratios fall through </w:t>
-      </w:r>
-      <w:proofErr w:type="spellStart"/>
-      <w:r>
-        <w:rPr>
-          <w:b/>
-          <w:bCs/>
-        </w:rPr>
-        <w:t>flat_fill</w:t>
-      </w:r>
-      <w:proofErr w:type="spellEnd"/>
-      <w:r>
-        <w:rPr>
-          <w:b/>
-          <w:bCs/>
-        </w:rPr>
-        <w:t> or </w:t>
-      </w:r>
-      <w:proofErr w:type="spellStart"/>
-      <w:r>
-        <w:rPr>
-          <w:b/>
-          <w:bCs/>
-        </w:rPr>
-        <w:t>young_ticker_flag</w:t>
-      </w:r>
-      <w:proofErr w:type="spellEnd"/>
-      <w:r>
-        <w:rPr>
-          <w:b/>
-          <w:bCs/>
-        </w:rPr>
-        <w:t> per config.</w:t>
-      </w:r>
-    </w:p>
-    <w:p>
-      <w:pPr>
-        <w:numPr>
-          <w:ilvl w:val="0"/>
-          <w:numId w:val="9"/>
-        </w:numPr>
-        <w:rPr>
-          <w:b/>
-          <w:bCs/>
-        </w:rPr>
-      </w:pPr>
-      <w:r>
-        <w:rPr>
-          <w:b/>
-          <w:bCs/>
-        </w:rPr>
-        <w:t>Yahoo throttles mid-run — _THROTTLED_AT flag flips; all in-flight tickers get persisted, remaining tickers keep their existing log row, next run picks them up. No retry storm.</w:t>
-      </w:r>
-    </w:p>
-    <w:p>
-      <w:pPr>
-        <w:numPr>
-          <w:ilvl w:val="0"/>
-          <w:numId w:val="9"/>
-        </w:numPr>
-        <w:rPr>
-          <w:b/>
-          <w:bCs/>
-        </w:rPr>
-      </w:pPr>
-      <w:r>
-        <w:rPr>
-          <w:b/>
-          <w:bCs/>
-        </w:rPr>
-        <w:t>Malformed YAML — load_archetypes / load_ranking_config raise ConfigError with path:line:col (</w:t>
-      </w:r>
-      <w:hyperlink r:id="rId41" w:anchor="L32-L35" w:tgtFrame="_blank" w:history="1">
-        <w:r>
-          <w:rPr>
-            <w:rStyle w:val="Hyperlink"/>
-            <w:b/>
-            <w:bCs/>
-          </w:rPr>
-          <w:t>archetypes.py:32-35</w:t>
-        </w:r>
-      </w:hyperlink>
-      <w:r>
-        <w:rPr>
-          <w:b/>
-          <w:bCs/>
-        </w:rPr>
-        <w:t>).</w:t>
-      </w:r>
-    </w:p>
-    <w:p>
-      <w:pPr>
-        <w:numPr>
-          <w:ilvl w:val="0"/>
-          <w:numId w:val="9"/>
-        </w:numPr>
-        <w:rPr>
-          <w:b/>
-          <w:bCs/>
-        </w:rPr>
-      </w:pPr>
-      <w:r>
-        <w:rPr>
-          <w:b/>
-          <w:bCs/>
-        </w:rPr>
-        <w:t>Invalid </w:t>
-      </w:r>
-      <w:proofErr w:type="spellStart"/>
-      <w:r>
-        <w:rPr>
-          <w:b/>
-          <w:bCs/>
-        </w:rPr>
-        <w:t>confidence_floor_weight</w:t>
-      </w:r>
-      <w:proofErr w:type="spellEnd"/>
-      <w:r>
-        <w:rPr>
-          <w:b/>
-          <w:bCs/>
-        </w:rPr>
-        <w:t> — bounds-checked at use site (</w:t>
-      </w:r>
-      <w:hyperlink r:id="rId42" w:anchor="L188-L191" w:tgtFrame="_blank" w:history="1">
-        <w:r>
-          <w:rPr>
-            <w:rStyle w:val="Hyperlink"/>
-            <w:b/>
-            <w:bCs/>
-          </w:rPr>
-          <w:t>ranking.py:188-191</w:t>
-        </w:r>
-      </w:hyperlink>
-      <w:r>
-        <w:rPr>
-          <w:b/>
-          <w:bCs/>
-        </w:rPr>
-        <w:t>).</w:t>
-      </w:r>
-    </w:p>
-    <w:p>
-      <w:pPr>
-        <w:numPr>
-          <w:ilvl w:val="0"/>
-          <w:numId w:val="9"/>
-        </w:numPr>
-        <w:rPr>
-          <w:b/>
-          <w:bCs/>
-        </w:rPr>
-      </w:pPr>
-      <w:r>
-        <w:rPr>
-          <w:b/>
-          <w:bCs/>
-        </w:rPr>
-        <w:t>Missing window inside tolerance — flat-fill (R=1.0, </w:t>
-      </w:r>
-      <w:proofErr w:type="spellStart"/>
-      <w:r>
-        <w:rPr>
-          <w:b/>
-          <w:bCs/>
-        </w:rPr>
-        <w:t>young_ticker_flag</w:t>
-      </w:r>
-      <w:proofErr w:type="spellEnd"/>
-      <w:r>
-        <w:rPr>
-          <w:b/>
-          <w:bCs/>
-        </w:rPr>
-        <w:t>=True) or skip per config; the row still ranks, just flagged.</w:t>
-      </w:r>
-    </w:p>
-    <w:p>
-      <w:pPr>
-        <w:rPr>
-          <w:b/>
-          <w:bCs/>
-        </w:rPr>
-      </w:pPr>
-      <w:r>
-        <w:rPr>
-          <w:b/>
-          <w:bCs/>
-        </w:rPr>
-        <w:t>That's the whole module. The data/</w:t>
-      </w:r>
-      <w:proofErr w:type="spellStart"/>
-      <w:r>
-        <w:rPr>
-          <w:b/>
-          <w:bCs/>
-        </w:rPr>
-        <w:t>prices.db</w:t>
-      </w:r>
-      <w:proofErr w:type="spellEnd"/>
-      <w:r>
-        <w:rPr>
-          <w:b/>
-          <w:bCs/>
-        </w:rPr>
-        <w:t xml:space="preserve"> cache is what makes it cheap to re-run; the YAML configs are what makes it easy to tune. The composite-score formula is the only piece of "opinion" the code carries — everything else is mechanical bookkeeping.</w:t>
+        <w:t>Does not write to 2_fundparser.db or any Module 2/3 artifact — Module 4 is read-only on upstream data.</w:t>
       </w:r>
     </w:p>
     <w:p>
@@ -5981,15 +2614,7 @@
     </w:tbl>
     <w:p>
       <w:r>
-        <w:t xml:space="preserve">99% is the bars fetch. With </w:t>
-      </w:r>
-      <w:proofErr w:type="spellStart"/>
-      <w:r>
-        <w:t>fetch_batch_size</w:t>
-      </w:r>
-      <w:proofErr w:type="spellEnd"/>
-      <w:r>
-        <w:t xml:space="preserve">=100 and 1,443 tickers, that's 15 batches. Each batch is </w:t>
+        <w:t xml:space="preserve">99% is the bars fetch. With fetch_batch_size=100 and 1,443 tickers, that's 15 batches. Each batch is </w:t>
       </w:r>
       <w:r>
         <w:rPr>
@@ -5999,39 +2624,7 @@
         <w:t>one HTTP call</w:t>
       </w:r>
       <w:r>
-        <w:t xml:space="preserve"> to Yahoo's chart endpoint via </w:t>
-      </w:r>
-      <w:proofErr w:type="spellStart"/>
-      <w:r>
-        <w:t>yf.download</w:t>
-      </w:r>
-      <w:proofErr w:type="spellEnd"/>
-      <w:r>
-        <w:t xml:space="preserve">(threads=True) — </w:t>
-      </w:r>
-      <w:proofErr w:type="spellStart"/>
-      <w:r>
-        <w:t>yfinance</w:t>
-      </w:r>
-      <w:proofErr w:type="spellEnd"/>
-      <w:r>
-        <w:t xml:space="preserve"> fans out to parallel sub-requests per ticker inside the batch. Effective per-batch wall time is dominated by the slowest ticker in the batch (200 </w:t>
-      </w:r>
-      <w:proofErr w:type="spellStart"/>
-      <w:r>
-        <w:t>ms</w:t>
-      </w:r>
-      <w:proofErr w:type="spellEnd"/>
-      <w:r>
-        <w:t xml:space="preserve"> – 3 s) plus the 2 </w:t>
-      </w:r>
-      <w:proofErr w:type="spellStart"/>
-      <w:r>
-        <w:t>req</w:t>
-      </w:r>
-      <w:proofErr w:type="spellEnd"/>
-      <w:r>
-        <w:t>/s token-bucket cap. 15 batches × ~12 s effective ≈ ~3 min.</w:t>
+        <w:t xml:space="preserve"> to Yahoo's chart endpoint via yf.download(threads=True) — yfinance fans out to parallel sub-requests per ticker inside the batch. Effective per-batch wall time is dominated by the slowest ticker in the batch (200 ms – 3 s) plus the 2 req/s token-bucket cap. 15 batches × ~12 s effective ≈ ~3 min.</w:t>
       </w:r>
     </w:p>
     <w:p>
@@ -6061,17 +2654,8 @@
           <w:b/>
           <w:bCs/>
         </w:rPr>
-        <w:t xml:space="preserve">What 4b fetches from </w:t>
-      </w:r>
-      <w:proofErr w:type="spellStart"/>
-      <w:r>
-        <w:rPr>
-          <w:b/>
-          <w:bCs/>
-        </w:rPr>
-        <w:t>yfinance</w:t>
-      </w:r>
-      <w:proofErr w:type="spellEnd"/>
+        <w:t>What 4b fetches from yfinance</w:t>
+      </w:r>
     </w:p>
     <w:p>
       <w:r>
@@ -6087,7 +2671,7 @@
       <w:r>
         <w:t xml:space="preserve">. Specifically (per </w:t>
       </w:r>
-      <w:hyperlink r:id="rId43" w:tgtFrame="_blank" w:history="1">
+      <w:hyperlink r:id="rId27" w:tgtFrame="_blank" w:history="1">
         <w:r>
           <w:rPr>
             <w:rStyle w:val="Hyperlink"/>
@@ -6100,50 +2684,29 @@
       </w:r>
     </w:p>
     <w:p>
-      <w:proofErr w:type="spellStart"/>
-      <w:r>
-        <w:t>yf.download</w:t>
-      </w:r>
-      <w:proofErr w:type="spellEnd"/>
-      <w:r>
-        <w:t>(</w:t>
+      <w:r>
+        <w:t>yf.download(</w:t>
+      </w:r>
+    </w:p>
+    <w:p>
+      <w:r>
+        <w:t xml:space="preserve">    tickers="AAPL MSFT ...",  # batch of up to 100</w:t>
+      </w:r>
+    </w:p>
+    <w:p>
+      <w:r>
+        <w:t xml:space="preserve">    period="400d",            # cold start, or start=/end= for delta</w:t>
+      </w:r>
+    </w:p>
+    <w:p>
+      <w:r>
+        <w:t xml:space="preserve">    interval="1d",</w:t>
       </w:r>
     </w:p>
     <w:p>
       <w:r>
         <w:lastRenderedPageBreak/>
-        <w:t xml:space="preserve">    tickers="AAPL MSFT ...",  # batch of up to 100</w:t>
-      </w:r>
-    </w:p>
-    <w:p>
-      <w:r>
-        <w:t xml:space="preserve">    period="400d",            # cold start, or start=/end= for delta</w:t>
-      </w:r>
-    </w:p>
-    <w:p>
-      <w:r>
-        <w:t xml:space="preserve">    interval="1d",</w:t>
-      </w:r>
-    </w:p>
-    <w:p>
-      <w:r>
-        <w:t xml:space="preserve">    </w:t>
-      </w:r>
-      <w:proofErr w:type="spellStart"/>
-      <w:r>
-        <w:t>auto_adjust</w:t>
-      </w:r>
-      <w:proofErr w:type="spellEnd"/>
-      <w:r>
-        <w:t xml:space="preserve">=False,        # gives us both Close and </w:t>
-      </w:r>
-      <w:proofErr w:type="spellStart"/>
-      <w:r>
-        <w:t>Adj</w:t>
-      </w:r>
-      <w:proofErr w:type="spellEnd"/>
-      <w:r>
-        <w:t xml:space="preserve"> Close</w:t>
+        <w:t xml:space="preserve">    auto_adjust=False,        # gives us both Close and Adj Close</w:t>
       </w:r>
     </w:p>
     <w:p>
@@ -6153,15 +2716,7 @@
     </w:p>
     <w:p>
       <w:r>
-        <w:t xml:space="preserve">    </w:t>
-      </w:r>
-      <w:proofErr w:type="spellStart"/>
-      <w:r>
-        <w:t>group_by</w:t>
-      </w:r>
-      <w:proofErr w:type="spellEnd"/>
-      <w:r>
-        <w:t>="ticker",</w:t>
+        <w:t xml:space="preserve">    group_by="ticker",</w:t>
       </w:r>
     </w:p>
     <w:p>
@@ -6171,15 +2726,7 @@
     </w:p>
     <w:p>
       <w:r>
-        <w:t xml:space="preserve">    session=_YF_SESSION,      # </w:t>
-      </w:r>
-      <w:proofErr w:type="spellStart"/>
-      <w:r>
-        <w:t>curl_cffi</w:t>
-      </w:r>
-      <w:proofErr w:type="spellEnd"/>
-      <w:r>
-        <w:t xml:space="preserve"> impersonate=chrome</w:t>
+        <w:t xml:space="preserve">    session=_YF_SESSION,      # curl_cffi impersonate=chrome</w:t>
       </w:r>
     </w:p>
     <w:p>
@@ -6189,67 +2736,19 @@
     </w:p>
     <w:p>
       <w:r>
-        <w:t xml:space="preserve">Persisted into prices table: (ticker, date, close, </w:t>
-      </w:r>
-      <w:proofErr w:type="spellStart"/>
-      <w:r>
-        <w:t>adjusted_close</w:t>
-      </w:r>
-      <w:proofErr w:type="spellEnd"/>
-      <w:r>
-        <w:t xml:space="preserve">, volume). All ratio math uses </w:t>
-      </w:r>
-      <w:proofErr w:type="spellStart"/>
-      <w:r>
-        <w:t>adjusted_close</w:t>
-      </w:r>
-      <w:proofErr w:type="spellEnd"/>
-      <w:r>
-        <w:t>.</w:t>
-      </w:r>
-    </w:p>
-    <w:p>
-      <w:r>
-        <w:rPr>
-          <w:b/>
-          <w:bCs/>
-        </w:rPr>
-        <w:t>4b does NOT touch .info or .</w:t>
-      </w:r>
-      <w:proofErr w:type="spellStart"/>
-      <w:r>
-        <w:rPr>
-          <w:b/>
-          <w:bCs/>
-        </w:rPr>
-        <w:t>fast_info</w:t>
-      </w:r>
-      <w:proofErr w:type="spellEnd"/>
-      <w:r>
-        <w:rPr>
-          <w:b/>
-          <w:bCs/>
-        </w:rPr>
-        <w:t>.</w:t>
-      </w:r>
-      <w:r>
-        <w:t xml:space="preserve"> Those are 4a's responsibility (</w:t>
-      </w:r>
-      <w:proofErr w:type="spellStart"/>
-      <w:r>
-        <w:t>shares_out</w:t>
-      </w:r>
-      <w:proofErr w:type="spellEnd"/>
-      <w:r>
-        <w:t xml:space="preserve">, sector, </w:t>
-      </w:r>
-      <w:proofErr w:type="spellStart"/>
-      <w:r>
-        <w:t>market_cap</w:t>
-      </w:r>
-      <w:proofErr w:type="spellEnd"/>
-      <w:r>
-        <w:t>, etc.). 4b is bars-only — that's why it's reliable: the chart endpoint requires no crumb token and rarely throttles.</w:t>
+        <w:t>Persisted into prices table: (ticker, date, close, adjusted_close, volume). All ratio math uses adjusted_close.</w:t>
+      </w:r>
+    </w:p>
+    <w:p>
+      <w:r>
+        <w:rPr>
+          <w:b/>
+          <w:bCs/>
+        </w:rPr>
+        <w:t>4b does NOT touch .info or .fast_info.</w:t>
+      </w:r>
+      <w:r>
+        <w:t xml:space="preserve"> Those are 4a's responsibility (shares_out, sector, market_cap, etc.). 4b is bars-only — that's why it's reliable: the chart endpoint requires no crumb token and rarely throttles.</w:t>
       </w:r>
     </w:p>
     <w:p>
@@ -6286,208 +2785,178 @@
         </w:rPr>
         <w:t>1. Edit </w:t>
       </w:r>
-      <w:hyperlink r:id="rId44" w:tgtFrame="_blank" w:history="1">
+      <w:hyperlink r:id="rId28" w:tgtFrame="_blank" w:history="1">
         <w:r>
           <w:rPr>
             <w:rStyle w:val="Hyperlink"/>
             <w:b/>
             <w:bCs/>
           </w:rPr>
-          <w:t>config/</w:t>
+          <w:t>config/archetypes.yaml</w:t>
         </w:r>
-        <w:proofErr w:type="spellStart"/>
+      </w:hyperlink>
+      <w:r>
+        <w:rPr>
+          <w:b/>
+          <w:bCs/>
+        </w:rPr>
+        <w:t> — add/widen/narrow archetypes</w:t>
+      </w:r>
+    </w:p>
+    <w:p>
+      <w:r>
+        <w:t>Schema:</w:t>
+      </w:r>
+    </w:p>
+    <w:p>
+      <w:r>
+        <w:t>archetypes:</w:t>
+      </w:r>
+    </w:p>
+    <w:p>
+      <w:r>
+        <w:t xml:space="preserve">  my_new_pattern:</w:t>
+      </w:r>
+    </w:p>
+    <w:p>
+      <w:r>
+        <w:t xml:space="preserve">    score: 5                          # numeric; sign + magnitude</w:t>
+      </w:r>
+    </w:p>
+    <w:p>
+      <w:r>
+        <w:t xml:space="preserve">    description: "Free text"</w:t>
+      </w:r>
+    </w:p>
+    <w:p>
+      <w:r>
+        <w:t xml:space="preserve">    ranges:                           # only the features you care about</w:t>
+      </w:r>
+    </w:p>
+    <w:p>
+      <w:r>
+        <w:t xml:space="preserve">      R_52: [0.85, 1.10]              # [lo, hi] inclusive</w:t>
+      </w:r>
+    </w:p>
+    <w:p>
+      <w:r>
+        <w:t xml:space="preserve">      R_12: [1.05, 1.30]</w:t>
+      </w:r>
+    </w:p>
+    <w:p>
+      <w:r>
+        <w:t xml:space="preserve">      R_4_over_R_12: [0.80, 1.10]</w:t>
+      </w:r>
+    </w:p>
+    <w:p>
+      <w:r>
+        <w:t xml:space="preserve">Validation rules (enforced in </w:t>
+      </w:r>
+      <w:hyperlink r:id="rId29" w:anchor="L26" w:tgtFrame="_blank" w:history="1">
+        <w:r>
+          <w:rPr>
+            <w:rStyle w:val="Hyperlink"/>
+          </w:rPr>
+          <w:t>archetypes.py:load_archetypes</w:t>
+        </w:r>
+      </w:hyperlink>
+      <w:r>
+        <w:t>):</w:t>
+      </w:r>
+    </w:p>
+    <w:p>
+      <w:pPr>
+        <w:numPr>
+          <w:ilvl w:val="0"/>
+          <w:numId w:val="2"/>
+        </w:numPr>
+      </w:pPr>
+      <w:r>
+        <w:t>score must be numeric (positive = "train hasn't left", negative = "train has left").</w:t>
+      </w:r>
+    </w:p>
+    <w:p>
+      <w:pPr>
+        <w:numPr>
+          <w:ilvl w:val="0"/>
+          <w:numId w:val="2"/>
+        </w:numPr>
+      </w:pPr>
+      <w:r>
+        <w:t>Each range is [lo, hi] with lo &lt;= hi.</w:t>
+      </w:r>
+    </w:p>
+    <w:p>
+      <w:pPr>
+        <w:numPr>
+          <w:ilvl w:val="0"/>
+          <w:numId w:val="2"/>
+        </w:numPr>
+      </w:pPr>
+      <w:r>
+        <w:t>Valid feature names (10 total): R_4, R_12, R_26, R_52, R_4_over_R_12, R_4_over_R_26, R_4_over_R_52, R_12_over_R_26, R_12_over_R_52, R_26_over_R_52.</w:t>
+      </w:r>
+    </w:p>
+    <w:p>
+      <w:pPr>
+        <w:numPr>
+          <w:ilvl w:val="0"/>
+          <w:numId w:val="2"/>
+        </w:numPr>
+      </w:pPr>
+      <w:r>
+        <w:t>An archetype only specifies the features it cares about — unspecified features are </w:t>
+      </w:r>
+      <w:r>
+        <w:rPr>
+          <w:i/>
+          <w:iCs/>
+        </w:rPr>
+        <w:t>ignored</w:t>
+      </w:r>
+      <w:r>
+        <w:t>, not penalised. So a 3-range archetype is "easier" to fully match than a 6-range one (both halves of the confidence fraction shrink).</w:t>
+      </w:r>
+    </w:p>
+    <w:p>
+      <w:r>
+        <w:lastRenderedPageBreak/>
+        <w:t xml:space="preserve">To tighten an archetype: narrow its ranges (e.g. R_4: [1.05, 1.20] → R_4: [1.07, 1.15]) or add a constraint on a new feature. To loosen: widen ranges or remove a constraint. To </w:t>
+      </w:r>
+      <w:r>
+        <w:rPr>
+          <w:b/>
+          <w:bCs/>
+        </w:rPr>
+        <w:t>split</w:t>
+      </w:r>
+      <w:r>
+        <w:t xml:space="preserve"> an archetype: copy it, give each half tighter ranges, give one a higher score.</w:t>
+      </w:r>
+    </w:p>
+    <w:p>
+      <w:pPr>
+        <w:rPr>
+          <w:b/>
+          <w:bCs/>
+        </w:rPr>
+      </w:pPr>
+      <w:r>
+        <w:rPr>
+          <w:b/>
+          <w:bCs/>
+        </w:rPr>
+        <w:t>2. Edit </w:t>
+      </w:r>
+      <w:hyperlink r:id="rId30" w:tgtFrame="_blank" w:history="1">
         <w:r>
           <w:rPr>
             <w:rStyle w:val="Hyperlink"/>
             <w:b/>
             <w:bCs/>
           </w:rPr>
-          <w:t>archetypes.yaml</w:t>
+          <w:t>config/ranking.yaml</w:t>
         </w:r>
-        <w:proofErr w:type="spellEnd"/>
-      </w:hyperlink>
-      <w:r>
-        <w:rPr>
-          <w:b/>
-          <w:bCs/>
-        </w:rPr>
-        <w:t> — add/widen/narrow archetypes</w:t>
-      </w:r>
-    </w:p>
-    <w:p>
-      <w:r>
-        <w:t>Schema:</w:t>
-      </w:r>
-    </w:p>
-    <w:p>
-      <w:r>
-        <w:t>archetypes:</w:t>
-      </w:r>
-    </w:p>
-    <w:p>
-      <w:r>
-        <w:t xml:space="preserve">  </w:t>
-      </w:r>
-      <w:proofErr w:type="spellStart"/>
-      <w:r>
-        <w:t>my_new_pattern</w:t>
-      </w:r>
-      <w:proofErr w:type="spellEnd"/>
-      <w:r>
-        <w:t>:</w:t>
-      </w:r>
-    </w:p>
-    <w:p>
-      <w:r>
-        <w:t xml:space="preserve">    score: 5                          # numeric; sign + magnitude</w:t>
-      </w:r>
-    </w:p>
-    <w:p>
-      <w:r>
-        <w:t xml:space="preserve">    description: "Free text"</w:t>
-      </w:r>
-    </w:p>
-    <w:p>
-      <w:r>
-        <w:t xml:space="preserve">    ranges:                           # only the features you care about</w:t>
-      </w:r>
-    </w:p>
-    <w:p>
-      <w:r>
-        <w:t xml:space="preserve">      R_52: [0.85, 1.10]              # [lo, hi] inclusive</w:t>
-      </w:r>
-    </w:p>
-    <w:p>
-      <w:r>
-        <w:t xml:space="preserve">      R_12: [1.05, 1.30]</w:t>
-      </w:r>
-    </w:p>
-    <w:p>
-      <w:r>
-        <w:t xml:space="preserve">      R_4_over_R_12: [0.80, 1.10]</w:t>
-      </w:r>
-    </w:p>
-    <w:p>
-      <w:r>
-        <w:t xml:space="preserve">Validation rules (enforced in </w:t>
-      </w:r>
-      <w:hyperlink r:id="rId45" w:anchor="L26" w:tgtFrame="_blank" w:history="1">
-        <w:proofErr w:type="spellStart"/>
-        <w:r>
-          <w:rPr>
-            <w:rStyle w:val="Hyperlink"/>
-          </w:rPr>
-          <w:t>archetypes.py:load_archetypes</w:t>
-        </w:r>
-        <w:proofErr w:type="spellEnd"/>
-      </w:hyperlink>
-      <w:r>
-        <w:t>):</w:t>
-      </w:r>
-    </w:p>
-    <w:p>
-      <w:pPr>
-        <w:numPr>
-          <w:ilvl w:val="0"/>
-          <w:numId w:val="2"/>
-        </w:numPr>
-      </w:pPr>
-      <w:r>
-        <w:t>score must be numeric (positive = "train hasn't left", negative = "train has left").</w:t>
-      </w:r>
-    </w:p>
-    <w:p>
-      <w:pPr>
-        <w:numPr>
-          <w:ilvl w:val="0"/>
-          <w:numId w:val="2"/>
-        </w:numPr>
-      </w:pPr>
-      <w:r>
-        <w:t>Each range is [lo, hi] with lo &lt;= hi.</w:t>
-      </w:r>
-    </w:p>
-    <w:p>
-      <w:pPr>
-        <w:numPr>
-          <w:ilvl w:val="0"/>
-          <w:numId w:val="2"/>
-        </w:numPr>
-      </w:pPr>
-      <w:r>
-        <w:t>Valid feature names (10 total): R_4, R_12, R_26, R_52, R_4_over_R_12, R_4_over_R_26, R_4_over_R_52, R_12_over_R_26, R_12_over_R_52, R_26_over_R_52.</w:t>
-      </w:r>
-    </w:p>
-    <w:p>
-      <w:pPr>
-        <w:numPr>
-          <w:ilvl w:val="0"/>
-          <w:numId w:val="2"/>
-        </w:numPr>
-      </w:pPr>
-      <w:r>
-        <w:lastRenderedPageBreak/>
-        <w:t>An archetype only specifies the features it cares about — unspecified features are </w:t>
-      </w:r>
-      <w:r>
-        <w:rPr>
-          <w:i/>
-          <w:iCs/>
-        </w:rPr>
-        <w:t>ignored</w:t>
-      </w:r>
-      <w:r>
-        <w:t>, not penalised. So a 3-range archetype is "easier" to fully match than a 6-range one (both halves of the confidence fraction shrink).</w:t>
-      </w:r>
-    </w:p>
-    <w:p>
-      <w:r>
-        <w:t xml:space="preserve">To tighten an archetype: narrow its ranges (e.g. R_4: [1.05, 1.20] → R_4: [1.07, 1.15]) or add a constraint on a new feature. To loosen: widen ranges or remove a constraint. To </w:t>
-      </w:r>
-      <w:r>
-        <w:rPr>
-          <w:b/>
-          <w:bCs/>
-        </w:rPr>
-        <w:t>split</w:t>
-      </w:r>
-      <w:r>
-        <w:t xml:space="preserve"> an archetype: copy it, give each half tighter ranges, give one a higher score.</w:t>
-      </w:r>
-    </w:p>
-    <w:p>
-      <w:pPr>
-        <w:rPr>
-          <w:b/>
-          <w:bCs/>
-        </w:rPr>
-      </w:pPr>
-      <w:r>
-        <w:rPr>
-          <w:b/>
-          <w:bCs/>
-        </w:rPr>
-        <w:t>2. Edit </w:t>
-      </w:r>
-      <w:hyperlink r:id="rId46" w:tgtFrame="_blank" w:history="1">
-        <w:r>
-          <w:rPr>
-            <w:rStyle w:val="Hyperlink"/>
-            <w:b/>
-            <w:bCs/>
-          </w:rPr>
-          <w:t>config/</w:t>
-        </w:r>
-        <w:proofErr w:type="spellStart"/>
-        <w:r>
-          <w:rPr>
-            <w:rStyle w:val="Hyperlink"/>
-            <w:b/>
-            <w:bCs/>
-          </w:rPr>
-          <w:t>ranking.yaml</w:t>
-        </w:r>
-        <w:proofErr w:type="spellEnd"/>
       </w:hyperlink>
       <w:r>
         <w:rPr>
@@ -6615,13 +3084,8 @@
             <w:hideMark/>
           </w:tcPr>
           <w:p>
-            <w:proofErr w:type="spellStart"/>
-            <w:r>
-              <w:t>min_confidence</w:t>
-            </w:r>
-            <w:proofErr w:type="spellEnd"/>
-            <w:r>
-              <w:t>: 0.70</w:t>
+            <w:r>
+              <w:t>min_confidence: 0.70</w:t>
             </w:r>
           </w:p>
         </w:tc>
@@ -6672,13 +3136,8 @@
             <w:hideMark/>
           </w:tcPr>
           <w:p>
-            <w:proofErr w:type="spellStart"/>
-            <w:r>
-              <w:t>include_unclassified</w:t>
-            </w:r>
-            <w:proofErr w:type="spellEnd"/>
-            <w:r>
-              <w:t>: true</w:t>
+            <w:r>
+              <w:t>include_unclassified: true</w:t>
             </w:r>
           </w:p>
         </w:tc>
@@ -6729,13 +3188,8 @@
             <w:hideMark/>
           </w:tcPr>
           <w:p>
-            <w:proofErr w:type="spellStart"/>
-            <w:r>
-              <w:t>require_min_history_weeks</w:t>
-            </w:r>
-            <w:proofErr w:type="spellEnd"/>
-            <w:r>
-              <w:t>: 52</w:t>
+            <w:r>
+              <w:t>require_min_history_weeks: 52</w:t>
             </w:r>
           </w:p>
         </w:tc>
@@ -6786,13 +3240,8 @@
             <w:hideMark/>
           </w:tcPr>
           <w:p>
-            <w:proofErr w:type="spellStart"/>
-            <w:r>
-              <w:t>young_ticker_flat_fill</w:t>
-            </w:r>
-            <w:proofErr w:type="spellEnd"/>
-            <w:r>
-              <w:t>: true</w:t>
+            <w:r>
+              <w:t>young_ticker_flat_fill: true</w:t>
             </w:r>
           </w:p>
         </w:tc>
@@ -6843,46 +3292,33 @@
             <w:hideMark/>
           </w:tcPr>
           <w:p>
-            <w:proofErr w:type="spellStart"/>
-            <w:r>
-              <w:t>window_tolerance_trading_days</w:t>
-            </w:r>
-            <w:proofErr w:type="spellEnd"/>
-            <w:r>
-              <w:t>: 3</w:t>
-            </w:r>
-          </w:p>
-        </w:tc>
-        <w:tc>
-          <w:tcPr>
-            <w:tcW w:w="0" w:type="auto"/>
-            <w:tcBorders>
-              <w:top w:val="single" w:sz="2" w:space="0" w:color="2A2B2C"/>
-              <w:left w:val="single" w:sz="2" w:space="0" w:color="2A2B2C"/>
-              <w:bottom w:val="single" w:sz="2" w:space="0" w:color="2A2B2C"/>
-              <w:right w:val="single" w:sz="2" w:space="0" w:color="2A2B2C"/>
-            </w:tcBorders>
-            <w:shd w:val="clear" w:color="auto" w:fill="191A1B"/>
-            <w:tcMar>
-              <w:top w:w="30" w:type="dxa"/>
-              <w:left w:w="30" w:type="dxa"/>
-              <w:bottom w:w="30" w:type="dxa"/>
-              <w:right w:w="30" w:type="dxa"/>
-            </w:tcMar>
-            <w:vAlign w:val="center"/>
-            <w:hideMark/>
-          </w:tcPr>
-          <w:p>
-            <w:r>
-              <w:t xml:space="preserve">± tolerance when looking up the price exactly </w:t>
-            </w:r>
-            <w:proofErr w:type="spellStart"/>
-            <w:r>
-              <w:t>Xw</w:t>
-            </w:r>
-            <w:proofErr w:type="spellEnd"/>
-            <w:r>
-              <w:t xml:space="preserve"> ago.</w:t>
+            <w:r>
+              <w:t>window_tolerance_trading_days: 3</w:t>
+            </w:r>
+          </w:p>
+        </w:tc>
+        <w:tc>
+          <w:tcPr>
+            <w:tcW w:w="0" w:type="auto"/>
+            <w:tcBorders>
+              <w:top w:val="single" w:sz="2" w:space="0" w:color="2A2B2C"/>
+              <w:left w:val="single" w:sz="2" w:space="0" w:color="2A2B2C"/>
+              <w:bottom w:val="single" w:sz="2" w:space="0" w:color="2A2B2C"/>
+              <w:right w:val="single" w:sz="2" w:space="0" w:color="2A2B2C"/>
+            </w:tcBorders>
+            <w:shd w:val="clear" w:color="auto" w:fill="191A1B"/>
+            <w:tcMar>
+              <w:top w:w="30" w:type="dxa"/>
+              <w:left w:w="30" w:type="dxa"/>
+              <w:bottom w:w="30" w:type="dxa"/>
+              <w:right w:w="30" w:type="dxa"/>
+            </w:tcMar>
+            <w:vAlign w:val="center"/>
+            <w:hideMark/>
+          </w:tcPr>
+          <w:p>
+            <w:r>
+              <w:t>± tolerance when looking up the price exactly Xw ago.</w:t>
             </w:r>
           </w:p>
         </w:tc>
@@ -6909,56 +3345,32 @@
           </w:tcPr>
           <w:p>
             <w:r>
-              <w:t>tiebreakers: [</w:t>
-            </w:r>
-            <w:proofErr w:type="spellStart"/>
-            <w:r>
-              <w:t>fund_count_desc</w:t>
-            </w:r>
-            <w:proofErr w:type="spellEnd"/>
-            <w:r>
-              <w:t xml:space="preserve">, </w:t>
-            </w:r>
-            <w:proofErr w:type="spellStart"/>
-            <w:r>
-              <w:t>ticker_asc</w:t>
-            </w:r>
-            <w:proofErr w:type="spellEnd"/>
-            <w:r>
-              <w:t>]</w:t>
-            </w:r>
-          </w:p>
-        </w:tc>
-        <w:tc>
-          <w:tcPr>
-            <w:tcW w:w="0" w:type="auto"/>
-            <w:tcBorders>
-              <w:top w:val="single" w:sz="2" w:space="0" w:color="2A2B2C"/>
-              <w:left w:val="single" w:sz="2" w:space="0" w:color="2A2B2C"/>
-              <w:bottom w:val="single" w:sz="2" w:space="0" w:color="2A2B2C"/>
-              <w:right w:val="single" w:sz="2" w:space="0" w:color="2A2B2C"/>
-            </w:tcBorders>
-            <w:shd w:val="clear" w:color="auto" w:fill="191A1B"/>
-            <w:tcMar>
-              <w:top w:w="30" w:type="dxa"/>
-              <w:left w:w="30" w:type="dxa"/>
-              <w:bottom w:w="30" w:type="dxa"/>
-              <w:right w:w="30" w:type="dxa"/>
-            </w:tcMar>
-            <w:vAlign w:val="center"/>
-            <w:hideMark/>
-          </w:tcPr>
-          <w:p>
-            <w:r>
-              <w:t>Applied after </w:t>
-            </w:r>
-            <w:proofErr w:type="spellStart"/>
-            <w:r>
-              <w:t>composite_score</w:t>
-            </w:r>
-            <w:proofErr w:type="spellEnd"/>
-            <w:r>
-              <w:t> DESC.</w:t>
+              <w:t>tiebreakers: [fund_count_desc, ticker_asc]</w:t>
+            </w:r>
+          </w:p>
+        </w:tc>
+        <w:tc>
+          <w:tcPr>
+            <w:tcW w:w="0" w:type="auto"/>
+            <w:tcBorders>
+              <w:top w:val="single" w:sz="2" w:space="0" w:color="2A2B2C"/>
+              <w:left w:val="single" w:sz="2" w:space="0" w:color="2A2B2C"/>
+              <w:bottom w:val="single" w:sz="2" w:space="0" w:color="2A2B2C"/>
+              <w:right w:val="single" w:sz="2" w:space="0" w:color="2A2B2C"/>
+            </w:tcBorders>
+            <w:shd w:val="clear" w:color="auto" w:fill="191A1B"/>
+            <w:tcMar>
+              <w:top w:w="30" w:type="dxa"/>
+              <w:left w:w="30" w:type="dxa"/>
+              <w:bottom w:w="30" w:type="dxa"/>
+              <w:right w:w="30" w:type="dxa"/>
+            </w:tcMar>
+            <w:vAlign w:val="center"/>
+            <w:hideMark/>
+          </w:tcPr>
+          <w:p>
+            <w:r>
+              <w:t>Applied after composite_score DESC.</w:t>
             </w:r>
           </w:p>
         </w:tc>
@@ -6984,13 +3396,8 @@
             <w:hideMark/>
           </w:tcPr>
           <w:p>
-            <w:proofErr w:type="spellStart"/>
-            <w:r>
-              <w:t>output_top_n</w:t>
-            </w:r>
-            <w:proofErr w:type="spellEnd"/>
-            <w:r>
-              <w:t>: null</w:t>
+            <w:r>
+              <w:t>output_top_n: null</w:t>
             </w:r>
           </w:p>
         </w:tc>
@@ -7043,54 +3450,41 @@
     </w:p>
     <w:p>
       <w:r>
-        <w:t>PYTHONPATH=</w:t>
-      </w:r>
-      <w:proofErr w:type="spellStart"/>
-      <w:r>
-        <w:t>src</w:t>
-      </w:r>
-      <w:proofErr w:type="spellEnd"/>
-      <w:r>
-        <w:t xml:space="preserve"> ../.</w:t>
-      </w:r>
-      <w:proofErr w:type="spellStart"/>
-      <w:r>
-        <w:t>venv</w:t>
-      </w:r>
-      <w:proofErr w:type="spellEnd"/>
-      <w:r>
-        <w:t>/Scripts/python.exe scripts/4_rank.py --</w:t>
-      </w:r>
-      <w:proofErr w:type="spellStart"/>
-      <w:r>
-        <w:t>rerank</w:t>
-      </w:r>
-      <w:proofErr w:type="spellEnd"/>
-      <w:r>
-        <w:t>-only -v</w:t>
-      </w:r>
-    </w:p>
-    <w:p>
-      <w:r>
-        <w:t>--</w:t>
-      </w:r>
-      <w:proofErr w:type="spellStart"/>
-      <w:r>
-        <w:t>rerank</w:t>
-      </w:r>
-      <w:proofErr w:type="spellEnd"/>
-      <w:r>
-        <w:t>-only skips the 3-min Yahoo fetch and recomputes ratios + matches in ~5 s. Use this for every calibration iteration.</w:t>
-      </w:r>
-    </w:p>
-    <w:p>
-      <w:pPr>
-        <w:rPr>
-          <w:b/>
-          <w:bCs/>
-        </w:rPr>
-      </w:pPr>
-      <w:proofErr w:type="spellStart"/>
+        <w:t>PYTHONPATH=src ../.venv/Scripts/python.exe scripts/4_rank.py --rerank-only -v</w:t>
+      </w:r>
+    </w:p>
+    <w:p>
+      <w:r>
+        <w:t>--rerank-only skips the 3-min Yahoo fetch and recomputes ratios + matches in ~5 s. Use this for every calibration iteration.</w:t>
+      </w:r>
+    </w:p>
+    <w:p>
+      <w:pPr>
+        <w:rPr>
+          <w:b/>
+          <w:bCs/>
+        </w:rPr>
+      </w:pPr>
+      <w:r>
+        <w:rPr>
+          <w:b/>
+          <w:bCs/>
+        </w:rPr>
+        <w:t>archetype_score and match_confidence</w:t>
+      </w:r>
+    </w:p>
+    <w:p>
+      <w:r>
+        <w:t>The two ingredients of the final ranking number.</w:t>
+      </w:r>
+    </w:p>
+    <w:p>
+      <w:pPr>
+        <w:rPr>
+          <w:b/>
+          <w:bCs/>
+        </w:rPr>
+      </w:pPr>
       <w:r>
         <w:rPr>
           <w:b/>
@@ -7098,45 +3492,6 @@
         </w:rPr>
         <w:t>archetype_score</w:t>
       </w:r>
-      <w:proofErr w:type="spellEnd"/>
-      <w:r>
-        <w:rPr>
-          <w:b/>
-          <w:bCs/>
-        </w:rPr>
-        <w:t> and </w:t>
-      </w:r>
-      <w:proofErr w:type="spellStart"/>
-      <w:r>
-        <w:rPr>
-          <w:b/>
-          <w:bCs/>
-        </w:rPr>
-        <w:t>match_confidence</w:t>
-      </w:r>
-      <w:proofErr w:type="spellEnd"/>
-    </w:p>
-    <w:p>
-      <w:r>
-        <w:t>The two ingredients of the final ranking number.</w:t>
-      </w:r>
-    </w:p>
-    <w:p>
-      <w:pPr>
-        <w:rPr>
-          <w:b/>
-          <w:bCs/>
-        </w:rPr>
-      </w:pPr>
-      <w:proofErr w:type="spellStart"/>
-      <w:r>
-        <w:rPr>
-          <w:b/>
-          <w:bCs/>
-        </w:rPr>
-        <w:t>archetype_score</w:t>
-      </w:r>
-      <w:proofErr w:type="spellEnd"/>
     </w:p>
     <w:p>
       <w:r>
@@ -7307,11 +3662,9 @@
             <w:hideMark/>
           </w:tcPr>
           <w:p>
-            <w:proofErr w:type="spellStart"/>
             <w:r>
               <w:t>fresh_awakening</w:t>
             </w:r>
-            <w:proofErr w:type="spellEnd"/>
           </w:p>
         </w:tc>
         <w:tc>
@@ -7386,11 +3739,9 @@
             <w:hideMark/>
           </w:tcPr>
           <w:p>
-            <w:proofErr w:type="spellStart"/>
             <w:r>
               <w:t>quiet_compression</w:t>
             </w:r>
-            <w:proofErr w:type="spellEnd"/>
           </w:p>
         </w:tc>
         <w:tc>
@@ -7465,11 +3816,9 @@
             <w:hideMark/>
           </w:tcPr>
           <w:p>
-            <w:proofErr w:type="spellStart"/>
             <w:r>
               <w:t>early_breakout</w:t>
             </w:r>
-            <w:proofErr w:type="spellEnd"/>
           </w:p>
         </w:tc>
         <w:tc>
@@ -7544,12 +3893,9 @@
             <w:hideMark/>
           </w:tcPr>
           <w:p>
-            <w:proofErr w:type="spellStart"/>
-            <w:r>
-              <w:lastRenderedPageBreak/>
+            <w:r>
               <w:t>post_crash_rebase</w:t>
             </w:r>
-            <w:proofErr w:type="spellEnd"/>
           </w:p>
         </w:tc>
         <w:tc>
@@ -7624,11 +3970,9 @@
             <w:hideMark/>
           </w:tcPr>
           <w:p>
-            <w:proofErr w:type="spellStart"/>
             <w:r>
               <w:t>mature_uptrend</w:t>
             </w:r>
-            <w:proofErr w:type="spellEnd"/>
           </w:p>
         </w:tc>
         <w:tc>
@@ -7703,11 +4047,10 @@
             <w:hideMark/>
           </w:tcPr>
           <w:p>
-            <w:proofErr w:type="spellStart"/>
-            <w:r>
+            <w:r>
+              <w:lastRenderedPageBreak/>
               <w:t>sustained_decline</w:t>
             </w:r>
-            <w:proofErr w:type="spellEnd"/>
           </w:p>
         </w:tc>
         <w:tc>
@@ -7782,11 +4125,9 @@
             <w:hideMark/>
           </w:tcPr>
           <w:p>
-            <w:proofErr w:type="spellStart"/>
             <w:r>
               <w:t>broken_trend</w:t>
             </w:r>
-            <w:proofErr w:type="spellEnd"/>
           </w:p>
         </w:tc>
         <w:tc>
@@ -7861,11 +4202,9 @@
             <w:hideMark/>
           </w:tcPr>
           <w:p>
-            <w:proofErr w:type="spellStart"/>
             <w:r>
               <w:t>parabolic_blowoff</w:t>
             </w:r>
-            <w:proofErr w:type="spellEnd"/>
           </w:p>
         </w:tc>
         <w:tc>
@@ -7932,7 +4271,6 @@
           <w:bCs/>
         </w:rPr>
       </w:pPr>
-      <w:proofErr w:type="spellStart"/>
       <w:r>
         <w:rPr>
           <w:b/>
@@ -7940,7 +4278,6 @@
         </w:rPr>
         <w:t>match_confidence</w:t>
       </w:r>
-      <w:proofErr w:type="spellEnd"/>
     </w:p>
     <w:p>
       <w:r>
@@ -7958,61 +4295,21 @@
       </w:r>
     </w:p>
     <w:p>
-      <w:proofErr w:type="spellStart"/>
-      <w:r>
-        <w:t>match_confidence</w:t>
-      </w:r>
-      <w:proofErr w:type="spellEnd"/>
-      <w:r>
-        <w:t xml:space="preserve"> = </w:t>
-      </w:r>
-      <w:proofErr w:type="spellStart"/>
-      <w:r>
-        <w:t>matched_ranges</w:t>
-      </w:r>
-      <w:proofErr w:type="spellEnd"/>
-      <w:r>
-        <w:t xml:space="preserve"> / </w:t>
-      </w:r>
-      <w:proofErr w:type="spellStart"/>
-      <w:r>
-        <w:t>specified_ranges</w:t>
-      </w:r>
-      <w:proofErr w:type="spellEnd"/>
+      <w:r>
+        <w:t>match_confidence = matched_ranges / specified_ranges</w:t>
+      </w:r>
     </w:p>
     <w:p>
       <w:r>
         <w:t xml:space="preserve">Code: </w:t>
       </w:r>
-      <w:hyperlink r:id="rId47" w:anchor="L79-L88" w:tgtFrame="_blank" w:history="1">
+      <w:hyperlink r:id="rId31" w:anchor="L79-L88" w:tgtFrame="_blank" w:history="1">
         <w:r>
           <w:rPr>
             <w:rStyle w:val="Hyperlink"/>
           </w:rPr>
-          <w:t>archetypes.</w:t>
+          <w:t>archetypes.py:_match_one</w:t>
         </w:r>
-        <w:proofErr w:type="spellStart"/>
-        <w:r>
-          <w:rPr>
-            <w:rStyle w:val="Hyperlink"/>
-          </w:rPr>
-          <w:t>py</w:t>
-        </w:r>
-        <w:proofErr w:type="spellEnd"/>
-        <w:r>
-          <w:rPr>
-            <w:rStyle w:val="Hyperlink"/>
-          </w:rPr>
-          <w:t>:_</w:t>
-        </w:r>
-        <w:proofErr w:type="spellStart"/>
-        <w:r>
-          <w:rPr>
-            <w:rStyle w:val="Hyperlink"/>
-          </w:rPr>
-          <w:t>match_one</w:t>
-        </w:r>
-        <w:proofErr w:type="spellEnd"/>
       </w:hyperlink>
       <w:r>
         <w:t>.</w:t>
@@ -8020,23 +4317,7 @@
     </w:p>
     <w:p>
       <w:r>
-        <w:t xml:space="preserve">Example: </w:t>
-      </w:r>
-      <w:proofErr w:type="spellStart"/>
-      <w:r>
-        <w:t>fresh_awakening</w:t>
-      </w:r>
-      <w:proofErr w:type="spellEnd"/>
-      <w:r>
-        <w:t xml:space="preserve"> specifies 6 ranges. A ticker hitting all 6 → confidence 1.000. Hitting 5/6 → 0.833. Hitting 4/6 → 0.667 → below </w:t>
-      </w:r>
-      <w:proofErr w:type="spellStart"/>
-      <w:r>
-        <w:t>min_confidence</w:t>
-      </w:r>
-      <w:proofErr w:type="spellEnd"/>
-      <w:r>
-        <w:t xml:space="preserve">=0.70, so this archetype is </w:t>
+        <w:t xml:space="preserve">Example: fresh_awakening specifies 6 ranges. A ticker hitting all 6 → confidence 1.000. Hitting 5/6 → 0.833. Hitting 4/6 → 0.667 → below min_confidence=0.70, so this archetype is </w:t>
       </w:r>
       <w:r>
         <w:rPr>
@@ -8071,25 +4352,16 @@
         <w:t>largest |score|</w:t>
       </w:r>
       <w:r>
-        <w:t xml:space="preserve"> (the most opinionated archetype wins a tie). If no archetype meets </w:t>
-      </w:r>
-      <w:proofErr w:type="spellStart"/>
-      <w:r>
-        <w:t>min_confidence</w:t>
-      </w:r>
-      <w:proofErr w:type="spellEnd"/>
-      <w:r>
-        <w:t>, the ticker is unclassified with score = 0, confidence = 0.</w:t>
-      </w:r>
-    </w:p>
-    <w:p>
-      <w:pPr>
-        <w:rPr>
-          <w:b/>
-          <w:bCs/>
-        </w:rPr>
-      </w:pPr>
-      <w:proofErr w:type="spellStart"/>
+        <w:t xml:space="preserve"> (the most opinionated archetype wins a tie). If no archetype meets min_confidence, the ticker is unclassified with score = 0, confidence = 0.</w:t>
+      </w:r>
+    </w:p>
+    <w:p>
+      <w:pPr>
+        <w:rPr>
+          <w:b/>
+          <w:bCs/>
+        </w:rPr>
+      </w:pPr>
       <w:r>
         <w:rPr>
           <w:b/>
@@ -8097,7 +4369,6 @@
         </w:rPr>
         <w:t>composite_score</w:t>
       </w:r>
-      <w:proofErr w:type="spellEnd"/>
     </w:p>
     <w:p>
       <w:r>
@@ -8137,44 +4408,15 @@
         <w:ind w:left="993"/>
       </w:pPr>
       <w:r>
-        <w:t xml:space="preserve">Give the archetype score a guaranteed floor as soon as the ticker qualifies (clears </w:t>
-      </w:r>
-      <w:proofErr w:type="spellStart"/>
-      <w:r>
-        <w:t>min_confidence</w:t>
-      </w:r>
-      <w:proofErr w:type="spellEnd"/>
-      <w:r>
-        <w:t>), then add a confidence-scaled bonus on top:</w:t>
+        <w:t>Give the archetype score a guaranteed floor as soon as the ticker qualifies (clears min_confidence), then add a confidence-scaled bonus on top:</w:t>
       </w:r>
     </w:p>
     <w:p>
       <w:pPr>
         <w:ind w:left="993"/>
       </w:pPr>
-      <w:proofErr w:type="spellStart"/>
-      <w:r>
-        <w:t>composite_score</w:t>
-      </w:r>
-      <w:proofErr w:type="spellEnd"/>
-      <w:r>
-        <w:t xml:space="preserve"> = </w:t>
-      </w:r>
-      <w:proofErr w:type="spellStart"/>
-      <w:r>
-        <w:t>archetype_score</w:t>
-      </w:r>
-      <w:proofErr w:type="spellEnd"/>
-      <w:r>
-        <w:t xml:space="preserve"> × (alpha + (1 - alpha) × </w:t>
-      </w:r>
-      <w:proofErr w:type="spellStart"/>
-      <w:r>
-        <w:t>match_confidence</w:t>
-      </w:r>
-      <w:proofErr w:type="spellEnd"/>
-      <w:r>
-        <w:t>)</w:t>
+      <w:r>
+        <w:t>composite_score = archetype_score × (alpha + (1 - alpha) × match_confidence)</w:t>
       </w:r>
     </w:p>
     <w:p>
@@ -8182,15 +4424,7 @@
         <w:ind w:left="993"/>
       </w:pPr>
       <w:r>
-        <w:t xml:space="preserve">alpha is a single </w:t>
-      </w:r>
-      <w:proofErr w:type="spellStart"/>
-      <w:r>
-        <w:t>tunable</w:t>
-      </w:r>
-      <w:proofErr w:type="spellEnd"/>
-      <w:r>
-        <w:t xml:space="preserve"> weight in [0, 1]:</w:t>
+        <w:t>alpha is a single tunable weight in [0, 1]:</w:t>
       </w:r>
     </w:p>
     <w:p>
@@ -8201,15 +4435,7 @@
         </w:numPr>
       </w:pPr>
       <w:r>
-        <w:t xml:space="preserve">alpha = 0 → current </w:t>
-      </w:r>
-      <w:proofErr w:type="spellStart"/>
-      <w:r>
-        <w:t>behavior</w:t>
-      </w:r>
-      <w:proofErr w:type="spellEnd"/>
-      <w:r>
-        <w:t xml:space="preserve"> (pure multiplication)</w:t>
+        <w:t>alpha = 0 → current behavior (pure multiplication)</w:t>
       </w:r>
     </w:p>
     <w:p>
@@ -8249,15 +4475,7 @@
         <w:t>alpha = 0.7</w:t>
       </w:r>
       <w:r>
-        <w:t xml:space="preserve">: it mirrors </w:t>
-      </w:r>
-      <w:proofErr w:type="spellStart"/>
-      <w:r>
-        <w:t>min_confidence</w:t>
-      </w:r>
-      <w:proofErr w:type="spellEnd"/>
-      <w:r>
-        <w:t xml:space="preserve"> = 0.70. The threshold says "you must cover ≥70% of the ranges to be assigned this archetype"; the floor says "if you cleared that bar, you've earned 70% of the conviction."</w:t>
+        <w:t>: it mirrors min_confidence = 0.70. The threshold says "you must cover ≥70% of the ranges to be assigned this archetype"; the floor says "if you cleared that bar, you've earned 70% of the conviction."</w:t>
       </w:r>
     </w:p>
     <w:p>
@@ -8327,7 +4545,6 @@
                 <w:b/>
                 <w:bCs/>
               </w:rPr>
-              <w:lastRenderedPageBreak/>
               <w:t>score</w:t>
             </w:r>
           </w:p>
@@ -8516,6 +4733,7 @@
               <w:ind w:left="993"/>
             </w:pPr>
             <w:r>
+              <w:lastRenderedPageBreak/>
               <w:t>+8</w:t>
             </w:r>
           </w:p>
@@ -9408,6 +5626,119 @@
     </w:lvl>
   </w:abstractNum>
   <w:abstractNum w:abstractNumId="1" w15:restartNumberingAfterBreak="0">
+    <w:nsid w:val="0B492CBB"/>
+    <w:multiLevelType w:val="multilevel"/>
+    <w:tmpl w:val="5726BC9E"/>
+    <w:lvl w:ilvl="0">
+      <w:start w:val="1"/>
+      <w:numFmt w:val="decimal"/>
+      <w:lvlText w:val="%1."/>
+      <w:lvlJc w:val="left"/>
+      <w:pPr>
+        <w:tabs>
+          <w:tab w:val="num" w:pos="720"/>
+        </w:tabs>
+        <w:ind w:left="720" w:hanging="360"/>
+      </w:pPr>
+    </w:lvl>
+    <w:lvl w:ilvl="1" w:tentative="1">
+      <w:start w:val="1"/>
+      <w:numFmt w:val="decimal"/>
+      <w:lvlText w:val="%2."/>
+      <w:lvlJc w:val="left"/>
+      <w:pPr>
+        <w:tabs>
+          <w:tab w:val="num" w:pos="1440"/>
+        </w:tabs>
+        <w:ind w:left="1440" w:hanging="360"/>
+      </w:pPr>
+    </w:lvl>
+    <w:lvl w:ilvl="2" w:tentative="1">
+      <w:start w:val="1"/>
+      <w:numFmt w:val="decimal"/>
+      <w:lvlText w:val="%3."/>
+      <w:lvlJc w:val="left"/>
+      <w:pPr>
+        <w:tabs>
+          <w:tab w:val="num" w:pos="2160"/>
+        </w:tabs>
+        <w:ind w:left="2160" w:hanging="360"/>
+      </w:pPr>
+    </w:lvl>
+    <w:lvl w:ilvl="3" w:tentative="1">
+      <w:start w:val="1"/>
+      <w:numFmt w:val="decimal"/>
+      <w:lvlText w:val="%4."/>
+      <w:lvlJc w:val="left"/>
+      <w:pPr>
+        <w:tabs>
+          <w:tab w:val="num" w:pos="2880"/>
+        </w:tabs>
+        <w:ind w:left="2880" w:hanging="360"/>
+      </w:pPr>
+    </w:lvl>
+    <w:lvl w:ilvl="4" w:tentative="1">
+      <w:start w:val="1"/>
+      <w:numFmt w:val="decimal"/>
+      <w:lvlText w:val="%5."/>
+      <w:lvlJc w:val="left"/>
+      <w:pPr>
+        <w:tabs>
+          <w:tab w:val="num" w:pos="3600"/>
+        </w:tabs>
+        <w:ind w:left="3600" w:hanging="360"/>
+      </w:pPr>
+    </w:lvl>
+    <w:lvl w:ilvl="5" w:tentative="1">
+      <w:start w:val="1"/>
+      <w:numFmt w:val="decimal"/>
+      <w:lvlText w:val="%6."/>
+      <w:lvlJc w:val="left"/>
+      <w:pPr>
+        <w:tabs>
+          <w:tab w:val="num" w:pos="4320"/>
+        </w:tabs>
+        <w:ind w:left="4320" w:hanging="360"/>
+      </w:pPr>
+    </w:lvl>
+    <w:lvl w:ilvl="6" w:tentative="1">
+      <w:start w:val="1"/>
+      <w:numFmt w:val="decimal"/>
+      <w:lvlText w:val="%7."/>
+      <w:lvlJc w:val="left"/>
+      <w:pPr>
+        <w:tabs>
+          <w:tab w:val="num" w:pos="5040"/>
+        </w:tabs>
+        <w:ind w:left="5040" w:hanging="360"/>
+      </w:pPr>
+    </w:lvl>
+    <w:lvl w:ilvl="7" w:tentative="1">
+      <w:start w:val="1"/>
+      <w:numFmt w:val="decimal"/>
+      <w:lvlText w:val="%8."/>
+      <w:lvlJc w:val="left"/>
+      <w:pPr>
+        <w:tabs>
+          <w:tab w:val="num" w:pos="5760"/>
+        </w:tabs>
+        <w:ind w:left="5760" w:hanging="360"/>
+      </w:pPr>
+    </w:lvl>
+    <w:lvl w:ilvl="8" w:tentative="1">
+      <w:start w:val="1"/>
+      <w:numFmt w:val="decimal"/>
+      <w:lvlText w:val="%9."/>
+      <w:lvlJc w:val="left"/>
+      <w:pPr>
+        <w:tabs>
+          <w:tab w:val="num" w:pos="6480"/>
+        </w:tabs>
+        <w:ind w:left="6480" w:hanging="360"/>
+      </w:pPr>
+    </w:lvl>
+  </w:abstractNum>
+  <w:abstractNum w:abstractNumId="2" w15:restartNumberingAfterBreak="0">
     <w:nsid w:val="18577917"/>
     <w:multiLevelType w:val="multilevel"/>
     <w:tmpl w:val="7B54B920"/>
@@ -9556,7 +5887,7 @@
       </w:rPr>
     </w:lvl>
   </w:abstractNum>
-  <w:abstractNum w:abstractNumId="2" w15:restartNumberingAfterBreak="0">
+  <w:abstractNum w:abstractNumId="3" w15:restartNumberingAfterBreak="0">
     <w:nsid w:val="1AF56186"/>
     <w:multiLevelType w:val="multilevel"/>
     <w:tmpl w:val="41ACBEC8"/>
@@ -9669,7 +6000,7 @@
       </w:pPr>
     </w:lvl>
   </w:abstractNum>
-  <w:abstractNum w:abstractNumId="3" w15:restartNumberingAfterBreak="0">
+  <w:abstractNum w:abstractNumId="4" w15:restartNumberingAfterBreak="0">
     <w:nsid w:val="2B021B82"/>
     <w:multiLevelType w:val="multilevel"/>
     <w:tmpl w:val="F36E5F90"/>
@@ -9818,7 +6149,120 @@
       </w:rPr>
     </w:lvl>
   </w:abstractNum>
-  <w:abstractNum w:abstractNumId="4" w15:restartNumberingAfterBreak="0">
+  <w:abstractNum w:abstractNumId="5" w15:restartNumberingAfterBreak="0">
+    <w:nsid w:val="2BA515AE"/>
+    <w:multiLevelType w:val="multilevel"/>
+    <w:tmpl w:val="E96A193E"/>
+    <w:lvl w:ilvl="0">
+      <w:start w:val="1"/>
+      <w:numFmt w:val="decimal"/>
+      <w:lvlText w:val="%1."/>
+      <w:lvlJc w:val="left"/>
+      <w:pPr>
+        <w:tabs>
+          <w:tab w:val="num" w:pos="720"/>
+        </w:tabs>
+        <w:ind w:left="720" w:hanging="360"/>
+      </w:pPr>
+    </w:lvl>
+    <w:lvl w:ilvl="1" w:tentative="1">
+      <w:start w:val="1"/>
+      <w:numFmt w:val="decimal"/>
+      <w:lvlText w:val="%2."/>
+      <w:lvlJc w:val="left"/>
+      <w:pPr>
+        <w:tabs>
+          <w:tab w:val="num" w:pos="1440"/>
+        </w:tabs>
+        <w:ind w:left="1440" w:hanging="360"/>
+      </w:pPr>
+    </w:lvl>
+    <w:lvl w:ilvl="2" w:tentative="1">
+      <w:start w:val="1"/>
+      <w:numFmt w:val="decimal"/>
+      <w:lvlText w:val="%3."/>
+      <w:lvlJc w:val="left"/>
+      <w:pPr>
+        <w:tabs>
+          <w:tab w:val="num" w:pos="2160"/>
+        </w:tabs>
+        <w:ind w:left="2160" w:hanging="360"/>
+      </w:pPr>
+    </w:lvl>
+    <w:lvl w:ilvl="3" w:tentative="1">
+      <w:start w:val="1"/>
+      <w:numFmt w:val="decimal"/>
+      <w:lvlText w:val="%4."/>
+      <w:lvlJc w:val="left"/>
+      <w:pPr>
+        <w:tabs>
+          <w:tab w:val="num" w:pos="2880"/>
+        </w:tabs>
+        <w:ind w:left="2880" w:hanging="360"/>
+      </w:pPr>
+    </w:lvl>
+    <w:lvl w:ilvl="4" w:tentative="1">
+      <w:start w:val="1"/>
+      <w:numFmt w:val="decimal"/>
+      <w:lvlText w:val="%5."/>
+      <w:lvlJc w:val="left"/>
+      <w:pPr>
+        <w:tabs>
+          <w:tab w:val="num" w:pos="3600"/>
+        </w:tabs>
+        <w:ind w:left="3600" w:hanging="360"/>
+      </w:pPr>
+    </w:lvl>
+    <w:lvl w:ilvl="5" w:tentative="1">
+      <w:start w:val="1"/>
+      <w:numFmt w:val="decimal"/>
+      <w:lvlText w:val="%6."/>
+      <w:lvlJc w:val="left"/>
+      <w:pPr>
+        <w:tabs>
+          <w:tab w:val="num" w:pos="4320"/>
+        </w:tabs>
+        <w:ind w:left="4320" w:hanging="360"/>
+      </w:pPr>
+    </w:lvl>
+    <w:lvl w:ilvl="6" w:tentative="1">
+      <w:start w:val="1"/>
+      <w:numFmt w:val="decimal"/>
+      <w:lvlText w:val="%7."/>
+      <w:lvlJc w:val="left"/>
+      <w:pPr>
+        <w:tabs>
+          <w:tab w:val="num" w:pos="5040"/>
+        </w:tabs>
+        <w:ind w:left="5040" w:hanging="360"/>
+      </w:pPr>
+    </w:lvl>
+    <w:lvl w:ilvl="7" w:tentative="1">
+      <w:start w:val="1"/>
+      <w:numFmt w:val="decimal"/>
+      <w:lvlText w:val="%8."/>
+      <w:lvlJc w:val="left"/>
+      <w:pPr>
+        <w:tabs>
+          <w:tab w:val="num" w:pos="5760"/>
+        </w:tabs>
+        <w:ind w:left="5760" w:hanging="360"/>
+      </w:pPr>
+    </w:lvl>
+    <w:lvl w:ilvl="8" w:tentative="1">
+      <w:start w:val="1"/>
+      <w:numFmt w:val="decimal"/>
+      <w:lvlText w:val="%9."/>
+      <w:lvlJc w:val="left"/>
+      <w:pPr>
+        <w:tabs>
+          <w:tab w:val="num" w:pos="6480"/>
+        </w:tabs>
+        <w:ind w:left="6480" w:hanging="360"/>
+      </w:pPr>
+    </w:lvl>
+  </w:abstractNum>
+  <w:abstractNum w:abstractNumId="6" w15:restartNumberingAfterBreak="0">
     <w:nsid w:val="2D6B2CB2"/>
     <w:multiLevelType w:val="multilevel"/>
     <w:tmpl w:val="E2009EF0"/>
@@ -9967,7 +6411,269 @@
       </w:rPr>
     </w:lvl>
   </w:abstractNum>
-  <w:abstractNum w:abstractNumId="5" w15:restartNumberingAfterBreak="0">
+  <w:abstractNum w:abstractNumId="7" w15:restartNumberingAfterBreak="0">
+    <w:nsid w:val="30026C07"/>
+    <w:multiLevelType w:val="multilevel"/>
+    <w:tmpl w:val="16C27788"/>
+    <w:lvl w:ilvl="0">
+      <w:start w:val="1"/>
+      <w:numFmt w:val="bullet"/>
+      <w:lvlText w:val=""/>
+      <w:lvlJc w:val="left"/>
+      <w:pPr>
+        <w:tabs>
+          <w:tab w:val="num" w:pos="720"/>
+        </w:tabs>
+        <w:ind w:left="720" w:hanging="360"/>
+      </w:pPr>
+      <w:rPr>
+        <w:rFonts w:ascii="Symbol" w:hAnsi="Symbol" w:hint="default"/>
+        <w:sz w:val="20"/>
+      </w:rPr>
+    </w:lvl>
+    <w:lvl w:ilvl="1" w:tentative="1">
+      <w:start w:val="1"/>
+      <w:numFmt w:val="bullet"/>
+      <w:lvlText w:val="o"/>
+      <w:lvlJc w:val="left"/>
+      <w:pPr>
+        <w:tabs>
+          <w:tab w:val="num" w:pos="1440"/>
+        </w:tabs>
+        <w:ind w:left="1440" w:hanging="360"/>
+      </w:pPr>
+      <w:rPr>
+        <w:rFonts w:ascii="Courier New" w:hAnsi="Courier New" w:hint="default"/>
+        <w:sz w:val="20"/>
+      </w:rPr>
+    </w:lvl>
+    <w:lvl w:ilvl="2" w:tentative="1">
+      <w:start w:val="1"/>
+      <w:numFmt w:val="bullet"/>
+      <w:lvlText w:val=""/>
+      <w:lvlJc w:val="left"/>
+      <w:pPr>
+        <w:tabs>
+          <w:tab w:val="num" w:pos="2160"/>
+        </w:tabs>
+        <w:ind w:left="2160" w:hanging="360"/>
+      </w:pPr>
+      <w:rPr>
+        <w:rFonts w:ascii="Wingdings" w:hAnsi="Wingdings" w:hint="default"/>
+        <w:sz w:val="20"/>
+      </w:rPr>
+    </w:lvl>
+    <w:lvl w:ilvl="3" w:tentative="1">
+      <w:start w:val="1"/>
+      <w:numFmt w:val="bullet"/>
+      <w:lvlText w:val=""/>
+      <w:lvlJc w:val="left"/>
+      <w:pPr>
+        <w:tabs>
+          <w:tab w:val="num" w:pos="2880"/>
+        </w:tabs>
+        <w:ind w:left="2880" w:hanging="360"/>
+      </w:pPr>
+      <w:rPr>
+        <w:rFonts w:ascii="Wingdings" w:hAnsi="Wingdings" w:hint="default"/>
+        <w:sz w:val="20"/>
+      </w:rPr>
+    </w:lvl>
+    <w:lvl w:ilvl="4" w:tentative="1">
+      <w:start w:val="1"/>
+      <w:numFmt w:val="bullet"/>
+      <w:lvlText w:val=""/>
+      <w:lvlJc w:val="left"/>
+      <w:pPr>
+        <w:tabs>
+          <w:tab w:val="num" w:pos="3600"/>
+        </w:tabs>
+        <w:ind w:left="3600" w:hanging="360"/>
+      </w:pPr>
+      <w:rPr>
+        <w:rFonts w:ascii="Wingdings" w:hAnsi="Wingdings" w:hint="default"/>
+        <w:sz w:val="20"/>
+      </w:rPr>
+    </w:lvl>
+    <w:lvl w:ilvl="5" w:tentative="1">
+      <w:start w:val="1"/>
+      <w:numFmt w:val="bullet"/>
+      <w:lvlText w:val=""/>
+      <w:lvlJc w:val="left"/>
+      <w:pPr>
+        <w:tabs>
+          <w:tab w:val="num" w:pos="4320"/>
+        </w:tabs>
+        <w:ind w:left="4320" w:hanging="360"/>
+      </w:pPr>
+      <w:rPr>
+        <w:rFonts w:ascii="Wingdings" w:hAnsi="Wingdings" w:hint="default"/>
+        <w:sz w:val="20"/>
+      </w:rPr>
+    </w:lvl>
+    <w:lvl w:ilvl="6" w:tentative="1">
+      <w:start w:val="1"/>
+      <w:numFmt w:val="bullet"/>
+      <w:lvlText w:val=""/>
+      <w:lvlJc w:val="left"/>
+      <w:pPr>
+        <w:tabs>
+          <w:tab w:val="num" w:pos="5040"/>
+        </w:tabs>
+        <w:ind w:left="5040" w:hanging="360"/>
+      </w:pPr>
+      <w:rPr>
+        <w:rFonts w:ascii="Wingdings" w:hAnsi="Wingdings" w:hint="default"/>
+        <w:sz w:val="20"/>
+      </w:rPr>
+    </w:lvl>
+    <w:lvl w:ilvl="7" w:tentative="1">
+      <w:start w:val="1"/>
+      <w:numFmt w:val="bullet"/>
+      <w:lvlText w:val=""/>
+      <w:lvlJc w:val="left"/>
+      <w:pPr>
+        <w:tabs>
+          <w:tab w:val="num" w:pos="5760"/>
+        </w:tabs>
+        <w:ind w:left="5760" w:hanging="360"/>
+      </w:pPr>
+      <w:rPr>
+        <w:rFonts w:ascii="Wingdings" w:hAnsi="Wingdings" w:hint="default"/>
+        <w:sz w:val="20"/>
+      </w:rPr>
+    </w:lvl>
+    <w:lvl w:ilvl="8" w:tentative="1">
+      <w:start w:val="1"/>
+      <w:numFmt w:val="bullet"/>
+      <w:lvlText w:val=""/>
+      <w:lvlJc w:val="left"/>
+      <w:pPr>
+        <w:tabs>
+          <w:tab w:val="num" w:pos="6480"/>
+        </w:tabs>
+        <w:ind w:left="6480" w:hanging="360"/>
+      </w:pPr>
+      <w:rPr>
+        <w:rFonts w:ascii="Wingdings" w:hAnsi="Wingdings" w:hint="default"/>
+        <w:sz w:val="20"/>
+      </w:rPr>
+    </w:lvl>
+  </w:abstractNum>
+  <w:abstractNum w:abstractNumId="8" w15:restartNumberingAfterBreak="0">
+    <w:nsid w:val="426E3D8A"/>
+    <w:multiLevelType w:val="multilevel"/>
+    <w:tmpl w:val="45C4D096"/>
+    <w:lvl w:ilvl="0">
+      <w:start w:val="1"/>
+      <w:numFmt w:val="decimal"/>
+      <w:lvlText w:val="%1."/>
+      <w:lvlJc w:val="left"/>
+      <w:pPr>
+        <w:tabs>
+          <w:tab w:val="num" w:pos="720"/>
+        </w:tabs>
+        <w:ind w:left="720" w:hanging="360"/>
+      </w:pPr>
+    </w:lvl>
+    <w:lvl w:ilvl="1" w:tentative="1">
+      <w:start w:val="1"/>
+      <w:numFmt w:val="decimal"/>
+      <w:lvlText w:val="%2."/>
+      <w:lvlJc w:val="left"/>
+      <w:pPr>
+        <w:tabs>
+          <w:tab w:val="num" w:pos="1440"/>
+        </w:tabs>
+        <w:ind w:left="1440" w:hanging="360"/>
+      </w:pPr>
+    </w:lvl>
+    <w:lvl w:ilvl="2" w:tentative="1">
+      <w:start w:val="1"/>
+      <w:numFmt w:val="decimal"/>
+      <w:lvlText w:val="%3."/>
+      <w:lvlJc w:val="left"/>
+      <w:pPr>
+        <w:tabs>
+          <w:tab w:val="num" w:pos="2160"/>
+        </w:tabs>
+        <w:ind w:left="2160" w:hanging="360"/>
+      </w:pPr>
+    </w:lvl>
+    <w:lvl w:ilvl="3" w:tentative="1">
+      <w:start w:val="1"/>
+      <w:numFmt w:val="decimal"/>
+      <w:lvlText w:val="%4."/>
+      <w:lvlJc w:val="left"/>
+      <w:pPr>
+        <w:tabs>
+          <w:tab w:val="num" w:pos="2880"/>
+        </w:tabs>
+        <w:ind w:left="2880" w:hanging="360"/>
+      </w:pPr>
+    </w:lvl>
+    <w:lvl w:ilvl="4" w:tentative="1">
+      <w:start w:val="1"/>
+      <w:numFmt w:val="decimal"/>
+      <w:lvlText w:val="%5."/>
+      <w:lvlJc w:val="left"/>
+      <w:pPr>
+        <w:tabs>
+          <w:tab w:val="num" w:pos="3600"/>
+        </w:tabs>
+        <w:ind w:left="3600" w:hanging="360"/>
+      </w:pPr>
+    </w:lvl>
+    <w:lvl w:ilvl="5" w:tentative="1">
+      <w:start w:val="1"/>
+      <w:numFmt w:val="decimal"/>
+      <w:lvlText w:val="%6."/>
+      <w:lvlJc w:val="left"/>
+      <w:pPr>
+        <w:tabs>
+          <w:tab w:val="num" w:pos="4320"/>
+        </w:tabs>
+        <w:ind w:left="4320" w:hanging="360"/>
+      </w:pPr>
+    </w:lvl>
+    <w:lvl w:ilvl="6" w:tentative="1">
+      <w:start w:val="1"/>
+      <w:numFmt w:val="decimal"/>
+      <w:lvlText w:val="%7."/>
+      <w:lvlJc w:val="left"/>
+      <w:pPr>
+        <w:tabs>
+          <w:tab w:val="num" w:pos="5040"/>
+        </w:tabs>
+        <w:ind w:left="5040" w:hanging="360"/>
+      </w:pPr>
+    </w:lvl>
+    <w:lvl w:ilvl="7" w:tentative="1">
+      <w:start w:val="1"/>
+      <w:numFmt w:val="decimal"/>
+      <w:lvlText w:val="%8."/>
+      <w:lvlJc w:val="left"/>
+      <w:pPr>
+        <w:tabs>
+          <w:tab w:val="num" w:pos="5760"/>
+        </w:tabs>
+        <w:ind w:left="5760" w:hanging="360"/>
+      </w:pPr>
+    </w:lvl>
+    <w:lvl w:ilvl="8" w:tentative="1">
+      <w:start w:val="1"/>
+      <w:numFmt w:val="decimal"/>
+      <w:lvlText w:val="%9."/>
+      <w:lvlJc w:val="left"/>
+      <w:pPr>
+        <w:tabs>
+          <w:tab w:val="num" w:pos="6480"/>
+        </w:tabs>
+        <w:ind w:left="6480" w:hanging="360"/>
+      </w:pPr>
+    </w:lvl>
+  </w:abstractNum>
+  <w:abstractNum w:abstractNumId="9" w15:restartNumberingAfterBreak="0">
     <w:nsid w:val="4F971A01"/>
     <w:multiLevelType w:val="multilevel"/>
     <w:tmpl w:val="935499AE"/>
@@ -10116,7 +6822,156 @@
       </w:rPr>
     </w:lvl>
   </w:abstractNum>
-  <w:abstractNum w:abstractNumId="6" w15:restartNumberingAfterBreak="0">
+  <w:abstractNum w:abstractNumId="10" w15:restartNumberingAfterBreak="0">
+    <w:nsid w:val="5B9E75C8"/>
+    <w:multiLevelType w:val="multilevel"/>
+    <w:tmpl w:val="AD121200"/>
+    <w:lvl w:ilvl="0">
+      <w:start w:val="1"/>
+      <w:numFmt w:val="bullet"/>
+      <w:lvlText w:val=""/>
+      <w:lvlJc w:val="left"/>
+      <w:pPr>
+        <w:tabs>
+          <w:tab w:val="num" w:pos="720"/>
+        </w:tabs>
+        <w:ind w:left="720" w:hanging="360"/>
+      </w:pPr>
+      <w:rPr>
+        <w:rFonts w:ascii="Symbol" w:hAnsi="Symbol" w:hint="default"/>
+        <w:sz w:val="20"/>
+      </w:rPr>
+    </w:lvl>
+    <w:lvl w:ilvl="1" w:tentative="1">
+      <w:start w:val="1"/>
+      <w:numFmt w:val="bullet"/>
+      <w:lvlText w:val="o"/>
+      <w:lvlJc w:val="left"/>
+      <w:pPr>
+        <w:tabs>
+          <w:tab w:val="num" w:pos="1440"/>
+        </w:tabs>
+        <w:ind w:left="1440" w:hanging="360"/>
+      </w:pPr>
+      <w:rPr>
+        <w:rFonts w:ascii="Courier New" w:hAnsi="Courier New" w:hint="default"/>
+        <w:sz w:val="20"/>
+      </w:rPr>
+    </w:lvl>
+    <w:lvl w:ilvl="2" w:tentative="1">
+      <w:start w:val="1"/>
+      <w:numFmt w:val="bullet"/>
+      <w:lvlText w:val=""/>
+      <w:lvlJc w:val="left"/>
+      <w:pPr>
+        <w:tabs>
+          <w:tab w:val="num" w:pos="2160"/>
+        </w:tabs>
+        <w:ind w:left="2160" w:hanging="360"/>
+      </w:pPr>
+      <w:rPr>
+        <w:rFonts w:ascii="Wingdings" w:hAnsi="Wingdings" w:hint="default"/>
+        <w:sz w:val="20"/>
+      </w:rPr>
+    </w:lvl>
+    <w:lvl w:ilvl="3" w:tentative="1">
+      <w:start w:val="1"/>
+      <w:numFmt w:val="bullet"/>
+      <w:lvlText w:val=""/>
+      <w:lvlJc w:val="left"/>
+      <w:pPr>
+        <w:tabs>
+          <w:tab w:val="num" w:pos="2880"/>
+        </w:tabs>
+        <w:ind w:left="2880" w:hanging="360"/>
+      </w:pPr>
+      <w:rPr>
+        <w:rFonts w:ascii="Wingdings" w:hAnsi="Wingdings" w:hint="default"/>
+        <w:sz w:val="20"/>
+      </w:rPr>
+    </w:lvl>
+    <w:lvl w:ilvl="4" w:tentative="1">
+      <w:start w:val="1"/>
+      <w:numFmt w:val="bullet"/>
+      <w:lvlText w:val=""/>
+      <w:lvlJc w:val="left"/>
+      <w:pPr>
+        <w:tabs>
+          <w:tab w:val="num" w:pos="3600"/>
+        </w:tabs>
+        <w:ind w:left="3600" w:hanging="360"/>
+      </w:pPr>
+      <w:rPr>
+        <w:rFonts w:ascii="Wingdings" w:hAnsi="Wingdings" w:hint="default"/>
+        <w:sz w:val="20"/>
+      </w:rPr>
+    </w:lvl>
+    <w:lvl w:ilvl="5" w:tentative="1">
+      <w:start w:val="1"/>
+      <w:numFmt w:val="bullet"/>
+      <w:lvlText w:val=""/>
+      <w:lvlJc w:val="left"/>
+      <w:pPr>
+        <w:tabs>
+          <w:tab w:val="num" w:pos="4320"/>
+        </w:tabs>
+        <w:ind w:left="4320" w:hanging="360"/>
+      </w:pPr>
+      <w:rPr>
+        <w:rFonts w:ascii="Wingdings" w:hAnsi="Wingdings" w:hint="default"/>
+        <w:sz w:val="20"/>
+      </w:rPr>
+    </w:lvl>
+    <w:lvl w:ilvl="6" w:tentative="1">
+      <w:start w:val="1"/>
+      <w:numFmt w:val="bullet"/>
+      <w:lvlText w:val=""/>
+      <w:lvlJc w:val="left"/>
+      <w:pPr>
+        <w:tabs>
+          <w:tab w:val="num" w:pos="5040"/>
+        </w:tabs>
+        <w:ind w:left="5040" w:hanging="360"/>
+      </w:pPr>
+      <w:rPr>
+        <w:rFonts w:ascii="Wingdings" w:hAnsi="Wingdings" w:hint="default"/>
+        <w:sz w:val="20"/>
+      </w:rPr>
+    </w:lvl>
+    <w:lvl w:ilvl="7" w:tentative="1">
+      <w:start w:val="1"/>
+      <w:numFmt w:val="bullet"/>
+      <w:lvlText w:val=""/>
+      <w:lvlJc w:val="left"/>
+      <w:pPr>
+        <w:tabs>
+          <w:tab w:val="num" w:pos="5760"/>
+        </w:tabs>
+        <w:ind w:left="5760" w:hanging="360"/>
+      </w:pPr>
+      <w:rPr>
+        <w:rFonts w:ascii="Wingdings" w:hAnsi="Wingdings" w:hint="default"/>
+        <w:sz w:val="20"/>
+      </w:rPr>
+    </w:lvl>
+    <w:lvl w:ilvl="8" w:tentative="1">
+      <w:start w:val="1"/>
+      <w:numFmt w:val="bullet"/>
+      <w:lvlText w:val=""/>
+      <w:lvlJc w:val="left"/>
+      <w:pPr>
+        <w:tabs>
+          <w:tab w:val="num" w:pos="6480"/>
+        </w:tabs>
+        <w:ind w:left="6480" w:hanging="360"/>
+      </w:pPr>
+      <w:rPr>
+        <w:rFonts w:ascii="Wingdings" w:hAnsi="Wingdings" w:hint="default"/>
+        <w:sz w:val="20"/>
+      </w:rPr>
+    </w:lvl>
+  </w:abstractNum>
+  <w:abstractNum w:abstractNumId="11" w15:restartNumberingAfterBreak="0">
     <w:nsid w:val="6019791F"/>
     <w:multiLevelType w:val="multilevel"/>
     <w:tmpl w:val="BCACC2C2"/>
@@ -10233,7 +7088,7 @@
       </w:pPr>
     </w:lvl>
   </w:abstractNum>
-  <w:abstractNum w:abstractNumId="7" w15:restartNumberingAfterBreak="0">
+  <w:abstractNum w:abstractNumId="12" w15:restartNumberingAfterBreak="0">
     <w:nsid w:val="6D941EE3"/>
     <w:multiLevelType w:val="multilevel"/>
     <w:tmpl w:val="642C83A6"/>
@@ -10350,7 +7205,7 @@
       </w:pPr>
     </w:lvl>
   </w:abstractNum>
-  <w:abstractNum w:abstractNumId="8" w15:restartNumberingAfterBreak="0">
+  <w:abstractNum w:abstractNumId="13" w15:restartNumberingAfterBreak="0">
     <w:nsid w:val="6DF36162"/>
     <w:multiLevelType w:val="multilevel"/>
     <w:tmpl w:val="75AE2094"/>
@@ -10500,31 +7355,46 @@
     </w:lvl>
   </w:abstractNum>
   <w:num w:numId="1" w16cid:durableId="506213925">
+    <w:abstractNumId w:val="11"/>
+  </w:num>
+  <w:num w:numId="2" w16cid:durableId="662856230">
+    <w:abstractNumId w:val="13"/>
+  </w:num>
+  <w:num w:numId="3" w16cid:durableId="1799061463">
     <w:abstractNumId w:val="6"/>
   </w:num>
-  <w:num w:numId="2" w16cid:durableId="662856230">
-    <w:abstractNumId w:val="8"/>
-  </w:num>
-  <w:num w:numId="3" w16cid:durableId="1799061463">
-    <w:abstractNumId w:val="4"/>
-  </w:num>
   <w:num w:numId="4" w16cid:durableId="230695373">
-    <w:abstractNumId w:val="5"/>
+    <w:abstractNumId w:val="9"/>
   </w:num>
   <w:num w:numId="5" w16cid:durableId="1976835774">
-    <w:abstractNumId w:val="7"/>
+    <w:abstractNumId w:val="12"/>
   </w:num>
   <w:num w:numId="6" w16cid:durableId="1069696004">
-    <w:abstractNumId w:val="2"/>
+    <w:abstractNumId w:val="3"/>
   </w:num>
   <w:num w:numId="7" w16cid:durableId="1347444858">
-    <w:abstractNumId w:val="1"/>
+    <w:abstractNumId w:val="2"/>
   </w:num>
   <w:num w:numId="8" w16cid:durableId="2012639250">
     <w:abstractNumId w:val="0"/>
   </w:num>
   <w:num w:numId="9" w16cid:durableId="1308704556">
-    <w:abstractNumId w:val="3"/>
+    <w:abstractNumId w:val="4"/>
+  </w:num>
+  <w:num w:numId="10" w16cid:durableId="2066443705">
+    <w:abstractNumId w:val="10"/>
+  </w:num>
+  <w:num w:numId="11" w16cid:durableId="1921407015">
+    <w:abstractNumId w:val="5"/>
+  </w:num>
+  <w:num w:numId="12" w16cid:durableId="1345748217">
+    <w:abstractNumId w:val="1"/>
+  </w:num>
+  <w:num w:numId="13" w16cid:durableId="1219514716">
+    <w:abstractNumId w:val="8"/>
+  </w:num>
+  <w:num w:numId="14" w16cid:durableId="100802226">
+    <w:abstractNumId w:val="7"/>
   </w:num>
 </w:numbering>
 </file>
